--- a/DATA LEAKS.docx
+++ b/DATA LEAKS.docx
@@ -1,20 +1,51 @@
 
 <file path=word/document.xml><?xml version="1.0" encoding="utf-8"?>
-<w:document xmlns:wpc="http://schemas.microsoft.com/office/word/2010/wordprocessingCanvas" xmlns:cx="http://schemas.microsoft.com/office/drawing/2014/chartex" xmlns:cx1="http://schemas.microsoft.com/office/drawing/2015/9/8/chartex" xmlns:cx2="http://schemas.microsoft.com/office/drawing/2015/10/21/chartex" xmlns:cx3="http://schemas.microsoft.com/office/drawing/2016/5/9/chartex" xmlns:cx4="http://schemas.microsoft.com/office/drawing/2016/5/10/chartex" xmlns:cx5="http://schemas.microsoft.com/office/drawing/2016/5/11/chartex" xmlns:cx6="http://schemas.microsoft.com/office/drawing/2016/5/12/chartex" xmlns:cx7="http://schemas.microsoft.com/office/drawing/2016/5/13/chartex" xmlns:cx8="http://schemas.microsoft.com/office/drawing/2016/5/14/chartex" xmlns:mc="http://schemas.openxmlformats.org/markup-compatibility/2006" xmlns:aink="http://schemas.microsoft.com/office/drawing/2016/ink" xmlns:am3d="http://schemas.microsoft.com/office/drawing/2017/model3d" xmlns:o="urn:schemas-microsoft-com:office:office" xmlns:oel="http://schemas.microsoft.com/office/2019/extlst" xmlns:r="http://schemas.openxmlformats.org/officeDocument/2006/relationships" xmlns:m="http://schemas.openxmlformats.org/officeDocument/2006/math" xmlns:v="urn:schemas-microsoft-com:vml" xmlns:wp14="http://schemas.microsoft.com/office/word/2010/wordprocessingDrawing" xmlns:wp="http://schemas.openxmlformats.org/drawingml/2006/wordprocessingDrawing" xmlns:w10="urn:schemas-microsoft-com:office:word" xmlns:w="http://schemas.openxmlformats.org/wordprocessingml/2006/main" xmlns:w14="http://schemas.microsoft.com/office/word/2010/wordml" xmlns:w15="http://schemas.microsoft.com/office/word/2012/wordml" xmlns:w16cex="http://schemas.microsoft.com/office/word/2018/wordml/cex" xmlns:w16cid="http://schemas.microsoft.com/office/word/2016/wordml/cid" xmlns:w16="http://schemas.microsoft.com/office/word/2018/wordml" xmlns:w16du="http://schemas.microsoft.com/office/word/2023/wordml/word16du" xmlns:w16sdtdh="http://schemas.microsoft.com/office/word/2020/wordml/sdtdatahash" xmlns:w16sdtfl="http://schemas.microsoft.com/office/word/2024/wordml/sdtformatlock" xmlns:w16se="http://schemas.microsoft.com/office/word/2015/wordml/symex" xmlns:wpg="http://schemas.microsoft.com/office/word/2010/wordprocessingGroup" xmlns:wpi="http://schemas.microsoft.com/office/word/2010/wordprocessingInk" xmlns:wne="http://schemas.microsoft.com/office/word/2006/wordml" xmlns:wps="http://schemas.microsoft.com/office/word/2010/wordprocessingShape" mc:Ignorable="w14 w15 w16se w16cid w16 w16cex w16sdtdh w16sdtfl w16du wp14">
+<w:document xmlns:wpc="http://schemas.microsoft.com/office/word/2010/wordprocessingCanvas" xmlns:cx="http://schemas.microsoft.com/office/drawing/2014/chartex" xmlns:cx1="http://schemas.microsoft.com/office/drawing/2015/9/8/chartex" xmlns:cx2="http://schemas.microsoft.com/office/drawing/2015/10/21/chartex" xmlns:cx3="http://schemas.microsoft.com/office/drawing/2016/5/9/chartex" xmlns:cx4="http://schemas.microsoft.com/office/drawing/2016/5/10/chartex" xmlns:cx5="http://schemas.microsoft.com/office/drawing/2016/5/11/chartex" xmlns:cx6="http://schemas.microsoft.com/office/drawing/2016/5/12/chartex" xmlns:cx7="http://schemas.microsoft.com/office/drawing/2016/5/13/chartex" xmlns:cx8="http://schemas.microsoft.com/office/drawing/2016/5/14/chartex" xmlns:mc="http://schemas.openxmlformats.org/markup-compatibility/2006" xmlns:aink="http://schemas.microsoft.com/office/drawing/2016/ink" xmlns:am3d="http://schemas.microsoft.com/office/drawing/2017/model3d" xmlns:o="urn:schemas-microsoft-com:office:office" xmlns:r="http://schemas.openxmlformats.org/officeDocument/2006/relationships" xmlns:m="http://schemas.openxmlformats.org/officeDocument/2006/math" xmlns:v="urn:schemas-microsoft-com:vml" xmlns:wp14="http://schemas.microsoft.com/office/word/2010/wordprocessingDrawing" xmlns:wp="http://schemas.openxmlformats.org/drawingml/2006/wordprocessingDrawing" xmlns:w10="urn:schemas-microsoft-com:office:word" xmlns:w="http://schemas.openxmlformats.org/wordprocessingml/2006/main" xmlns:w14="http://schemas.microsoft.com/office/word/2010/wordml" xmlns:w15="http://schemas.microsoft.com/office/word/2012/wordml" xmlns:w16cex="http://schemas.microsoft.com/office/word/2018/wordml/cex" xmlns:w16cid="http://schemas.microsoft.com/office/word/2016/wordml/cid" xmlns:w16="http://schemas.microsoft.com/office/word/2018/wordml" xmlns:w16sdtdh="http://schemas.microsoft.com/office/word/2020/wordml/sdtdatahash" xmlns:w16se="http://schemas.microsoft.com/office/word/2015/wordml/symex" xmlns:wpg="http://schemas.microsoft.com/office/word/2010/wordprocessingGroup" xmlns:wpi="http://schemas.microsoft.com/office/word/2010/wordprocessingInk" xmlns:wne="http://schemas.microsoft.com/office/word/2006/wordml" xmlns:wps="http://schemas.microsoft.com/office/word/2010/wordprocessingShape" mc:Ignorable="w14 w15 w16se w16cid w16 w16cex w16sdtdh wp14">
   <w:body>
     <w:p>
       <w:r>
         <w:t>DATA LEAKS</w:t>
       </w:r>
-    </w:p>
-    <w:p>
-      <w:r>
-        <w:t>IMPORTANCE OF SOC IN THE CRISIS</w:t>
-      </w:r>
-    </w:p>
-    <w:p>
-      <w:r>
-        <w:t>What is data? [In enterprise context]</w:t>
+      <w:r>
+        <w:t xml:space="preserve"> And the role of the </w:t>
+      </w:r>
+      <w:r>
+        <w:t xml:space="preserve">SOC </w:t>
+      </w:r>
+      <w:r>
+        <w:t>to mitigate its risk</w:t>
+      </w:r>
+    </w:p>
+    <w:p>
+      <w:r>
+        <w:t>-INTRODUCTION To CORPORATE DATA</w:t>
+      </w:r>
+    </w:p>
+    <w:p>
+      <w:r>
+        <w:t xml:space="preserve">-Review of DATA LEAKS </w:t>
+      </w:r>
+    </w:p>
+    <w:p>
+      <w:r>
+        <w:t>- Mitigation activities by SOC to prevent the risk</w:t>
+      </w:r>
+    </w:p>
+    <w:p/>
+    <w:p>
+      <w:r>
+        <w:br/>
+      </w:r>
+    </w:p>
+    <w:p>
+      <w:r>
+        <w:br w:type="page"/>
+      </w:r>
+    </w:p>
+    <w:p>
+      <w:r>
+        <w:lastRenderedPageBreak/>
+        <w:t xml:space="preserve">WHAT IS DATA? </w:t>
       </w:r>
     </w:p>
     <w:p>
@@ -25,7 +56,7 @@
     <w:p/>
     <w:p>
       <w:r>
-        <w:t>Categories of data</w:t>
+        <w:t>CATEGORIES OF DATA</w:t>
       </w:r>
     </w:p>
     <w:p>
@@ -37,11 +68,9 @@
       <w:r>
         <w:t xml:space="preserve">-Master Data: The core entities of a business that </w:t>
       </w:r>
-      <w:proofErr w:type="spellStart"/>
-      <w:r>
-        <w:t>dont</w:t>
-      </w:r>
-      <w:proofErr w:type="spellEnd"/>
+      <w:r>
+        <w:t>don’t</w:t>
+      </w:r>
       <w:r>
         <w:t xml:space="preserve"> change often</w:t>
       </w:r>
@@ -64,15 +93,7 @@
     </w:p>
     <w:p>
       <w:r>
-        <w:t>-Unstructured Data: emails, internal documents (Memo</w:t>
-      </w:r>
-      <w:proofErr w:type="gramStart"/>
-      <w:r>
-        <w:t>) ,</w:t>
-      </w:r>
-      <w:proofErr w:type="gramEnd"/>
-      <w:r>
-        <w:t xml:space="preserve"> audio files, social media review</w:t>
+        <w:t>-Unstructured Data: emails, internal documents (Memo), audio files, social media review</w:t>
       </w:r>
     </w:p>
     <w:p/>
@@ -94,7 +115,7 @@
     </w:p>
     <w:p>
       <w:r>
-        <w:t xml:space="preserve">To use data effectively, modern enterprises implement strict Data Management frameworks (such as those outlined by DAMA International) to govern the entire data lifecycle: </w:t>
+        <w:t xml:space="preserve">To use data effectively, modern enterprises implement strict Data Management frameworks to govern the entire data lifecycle: </w:t>
       </w:r>
     </w:p>
     <w:p>
@@ -130,7 +151,14 @@
         <w:t>Storage:</w:t>
       </w:r>
       <w:r>
-        <w:t xml:space="preserve"> Organizing data into Data Warehouses or Data Lakes for easy retrieval.</w:t>
+        <w:t xml:space="preserve"> </w:t>
+      </w:r>
+      <w:r>
+        <w:br/>
+        <w:t>-</w:t>
+      </w:r>
+      <w:r>
+        <w:t>Organizing data into Data Warehouses or Data Lakes for easy retrieval.</w:t>
       </w:r>
     </w:p>
     <w:p>
@@ -148,7 +176,31 @@
         <w:t>Governance:</w:t>
       </w:r>
       <w:r>
-        <w:t xml:space="preserve"> Setting security protocols, access controls, and compliance rules (like GDPR or local privacy laws).</w:t>
+        <w:t xml:space="preserve"> </w:t>
+      </w:r>
+      <w:r>
+        <w:br/>
+        <w:t>-</w:t>
+      </w:r>
+      <w:r>
+        <w:t>Security protocols</w:t>
+      </w:r>
+      <w:r>
+        <w:br/>
+        <w:t>-A</w:t>
+      </w:r>
+      <w:r>
+        <w:t>ccess controls</w:t>
+      </w:r>
+      <w:r>
+        <w:t xml:space="preserve"> </w:t>
+      </w:r>
+      <w:r>
+        <w:br/>
+        <w:t>-Data</w:t>
+      </w:r>
+      <w:r>
+        <w:t xml:space="preserve"> compliance rules (like GDPR or local privacy laws).</w:t>
       </w:r>
     </w:p>
     <w:p>
@@ -158,6 +210,13 @@
           <w:numId w:val="1"/>
         </w:numPr>
       </w:pPr>
+      <w:r>
+        <w:rPr>
+          <w:b/>
+          <w:bCs/>
+        </w:rPr>
+        <w:t xml:space="preserve">Data </w:t>
+      </w:r>
       <w:r>
         <w:rPr>
           <w:b/>
@@ -166,11 +225,41 @@
         <w:t>Analysis:</w:t>
       </w:r>
       <w:r>
-        <w:t xml:space="preserve"> Using AI/Machine Learning and BI tools to turn raw facts into actionable insights</w:t>
-      </w:r>
-    </w:p>
-    <w:p>
-      <w:r>
+        <w:t xml:space="preserve"> </w:t>
+      </w:r>
+      <w:r>
+        <w:br/>
+      </w:r>
+      <w:r>
+        <w:t>Using AI/Machine Learning and BI tools to turn raw facts into actionable insights</w:t>
+      </w:r>
+    </w:p>
+    <w:p>
+      <w:pPr>
+        <w:pStyle w:val="ListParagraph"/>
+        <w:numPr>
+          <w:ilvl w:val="0"/>
+          <w:numId w:val="1"/>
+        </w:numPr>
+        <w:rPr>
+          <w:b/>
+          <w:bCs/>
+        </w:rPr>
+      </w:pPr>
+      <w:r>
+        <w:rPr>
+          <w:b/>
+          <w:bCs/>
+        </w:rPr>
+        <w:t>Data Disposal</w:t>
+      </w:r>
+    </w:p>
+    <w:p/>
+    <w:p>
+      <w:r>
+        <w:rPr>
+          <w:noProof/>
+        </w:rPr>
         <w:lastRenderedPageBreak/>
         <w:drawing>
           <wp:inline distT="0" distB="0" distL="0" distR="0" wp14:anchorId="3A26B5D0" wp14:editId="30302F73">
@@ -209,6 +298,3694 @@
         </w:drawing>
       </w:r>
     </w:p>
+    <w:p/>
+    <w:p>
+      <w:r>
+        <w:t>IMPORTANCE OF DATA TO AN ORGANISATION</w:t>
+      </w:r>
+    </w:p>
+    <w:p>
+      <w:r>
+        <w:t>1. STRATEGIC DECISION-MAKING</w:t>
+      </w:r>
+    </w:p>
+    <w:p>
+      <w:r>
+        <w:t>Data replaces guesswork with evidence.</w:t>
+      </w:r>
+    </w:p>
+    <w:p>
+      <w:r>
+        <w:t>-What customers are searching for within a certain period in their catalogue</w:t>
+      </w:r>
+    </w:p>
+    <w:p>
+      <w:r>
+        <w:t>-Which region is making sales and the ones with periodical rise</w:t>
+      </w:r>
+    </w:p>
+    <w:p>
+      <w:r>
+        <w:t>-Which team is outperforming</w:t>
+      </w:r>
+    </w:p>
+    <w:p>
+      <w:r>
+        <w:t>Impact: Data-driven organizations are 5-6% more productive and 6% more profitable than competitors (MIT Sloan).</w:t>
+      </w:r>
+    </w:p>
+    <w:p>
+      <w:pPr>
+        <w:spacing w:before="480" w:after="480"/>
+        <w:rPr>
+          <w:rFonts w:ascii="Times New Roman" w:hAnsi="Times New Roman" w:cs="Times New Roman"/>
+        </w:rPr>
+      </w:pPr>
+      <w:r>
+        <w:pict w14:anchorId="2A0722F4">
+          <v:rect id="_x0000_i1025" style="width:0;height:.75pt" o:hralign="center" o:hrstd="t" o:hr="t" fillcolor="#a0a0a0" stroked="f"/>
+        </w:pict>
+      </w:r>
+    </w:p>
+    <w:p>
+      <w:r>
+        <w:t>2. CUSTOMER UNDERSTANDING &amp; PERSONALIZATION</w:t>
+      </w:r>
+    </w:p>
+    <w:p>
+      <w:r>
+        <w:t>Data enables organizations to know their customers better than they know themselves.</w:t>
+      </w:r>
+    </w:p>
+    <w:tbl>
+      <w:tblPr>
+        <w:tblW w:w="11280" w:type="dxa"/>
+        <w:tblCellMar>
+          <w:top w:w="15" w:type="dxa"/>
+          <w:left w:w="15" w:type="dxa"/>
+          <w:bottom w:w="15" w:type="dxa"/>
+          <w:right w:w="15" w:type="dxa"/>
+        </w:tblCellMar>
+        <w:tblLook w:val="04A0" w:firstRow="1" w:lastRow="0" w:firstColumn="1" w:lastColumn="0" w:noHBand="0" w:noVBand="1"/>
+      </w:tblPr>
+      <w:tblGrid>
+        <w:gridCol w:w="4027"/>
+        <w:gridCol w:w="7253"/>
+      </w:tblGrid>
+      <w:tr>
+        <w:trPr>
+          <w:tblHeader/>
+        </w:trPr>
+        <w:tc>
+          <w:tcPr>
+            <w:tcW w:w="0" w:type="auto"/>
+            <w:tcBorders>
+              <w:top w:val="nil"/>
+            </w:tcBorders>
+            <w:tcMar>
+              <w:top w:w="150" w:type="dxa"/>
+              <w:left w:w="0" w:type="dxa"/>
+              <w:bottom w:w="150" w:type="dxa"/>
+              <w:right w:w="240" w:type="dxa"/>
+            </w:tcMar>
+            <w:vAlign w:val="center"/>
+            <w:hideMark/>
+          </w:tcPr>
+          <w:p>
+            <w:pPr>
+              <w:spacing w:line="375" w:lineRule="atLeast"/>
+              <w:rPr>
+                <w:rFonts w:ascii="Segoe UI" w:hAnsi="Segoe UI" w:cs="Segoe UI"/>
+                <w:sz w:val="23"/>
+                <w:szCs w:val="23"/>
+              </w:rPr>
+            </w:pPr>
+            <w:r>
+              <w:rPr>
+                <w:rFonts w:ascii="Segoe UI" w:hAnsi="Segoe UI" w:cs="Segoe UI"/>
+                <w:sz w:val="23"/>
+                <w:szCs w:val="23"/>
+              </w:rPr>
+              <w:t>Use Case</w:t>
+            </w:r>
+          </w:p>
+        </w:tc>
+        <w:tc>
+          <w:tcPr>
+            <w:tcW w:w="0" w:type="auto"/>
+            <w:tcBorders>
+              <w:top w:val="nil"/>
+            </w:tcBorders>
+            <w:tcMar>
+              <w:top w:w="150" w:type="dxa"/>
+              <w:left w:w="240" w:type="dxa"/>
+              <w:bottom w:w="150" w:type="dxa"/>
+              <w:right w:w="240" w:type="dxa"/>
+            </w:tcMar>
+            <w:vAlign w:val="center"/>
+            <w:hideMark/>
+          </w:tcPr>
+          <w:p>
+            <w:pPr>
+              <w:spacing w:line="375" w:lineRule="atLeast"/>
+              <w:rPr>
+                <w:rFonts w:ascii="Segoe UI" w:hAnsi="Segoe UI" w:cs="Segoe UI"/>
+                <w:sz w:val="23"/>
+                <w:szCs w:val="23"/>
+              </w:rPr>
+            </w:pPr>
+            <w:r>
+              <w:rPr>
+                <w:rFonts w:ascii="Segoe UI" w:hAnsi="Segoe UI" w:cs="Segoe UI"/>
+                <w:sz w:val="23"/>
+                <w:szCs w:val="23"/>
+              </w:rPr>
+              <w:t>Business Outcome</w:t>
+            </w:r>
+          </w:p>
+        </w:tc>
+      </w:tr>
+      <w:tr>
+        <w:tc>
+          <w:tcPr>
+            <w:tcW w:w="0" w:type="auto"/>
+            <w:tcMar>
+              <w:top w:w="150" w:type="dxa"/>
+              <w:left w:w="0" w:type="dxa"/>
+              <w:bottom w:w="150" w:type="dxa"/>
+              <w:right w:w="240" w:type="dxa"/>
+            </w:tcMar>
+            <w:vAlign w:val="center"/>
+            <w:hideMark/>
+          </w:tcPr>
+          <w:p>
+            <w:pPr>
+              <w:spacing w:line="375" w:lineRule="atLeast"/>
+              <w:rPr>
+                <w:rFonts w:ascii="Segoe UI" w:hAnsi="Segoe UI" w:cs="Segoe UI"/>
+                <w:sz w:val="23"/>
+                <w:szCs w:val="23"/>
+              </w:rPr>
+            </w:pPr>
+            <w:r>
+              <w:rPr>
+                <w:rFonts w:ascii="Segoe UI" w:hAnsi="Segoe UI" w:cs="Segoe UI"/>
+                <w:sz w:val="23"/>
+                <w:szCs w:val="23"/>
+              </w:rPr>
+              <w:t>Purchase history analysis</w:t>
+            </w:r>
+          </w:p>
+        </w:tc>
+        <w:tc>
+          <w:tcPr>
+            <w:tcW w:w="0" w:type="auto"/>
+            <w:tcMar>
+              <w:top w:w="150" w:type="dxa"/>
+              <w:left w:w="240" w:type="dxa"/>
+              <w:bottom w:w="150" w:type="dxa"/>
+              <w:right w:w="0" w:type="dxa"/>
+            </w:tcMar>
+            <w:vAlign w:val="center"/>
+            <w:hideMark/>
+          </w:tcPr>
+          <w:p>
+            <w:pPr>
+              <w:spacing w:line="375" w:lineRule="atLeast"/>
+              <w:rPr>
+                <w:rFonts w:ascii="Segoe UI" w:hAnsi="Segoe UI" w:cs="Segoe UI"/>
+                <w:sz w:val="23"/>
+                <w:szCs w:val="23"/>
+              </w:rPr>
+            </w:pPr>
+            <w:r>
+              <w:rPr>
+                <w:rFonts w:ascii="Segoe UI" w:hAnsi="Segoe UI" w:cs="Segoe UI"/>
+                <w:sz w:val="23"/>
+                <w:szCs w:val="23"/>
+              </w:rPr>
+              <w:t>Recommends relevant products → 30% higher conversion</w:t>
+            </w:r>
+          </w:p>
+        </w:tc>
+      </w:tr>
+      <w:tr>
+        <w:tc>
+          <w:tcPr>
+            <w:tcW w:w="0" w:type="auto"/>
+            <w:tcMar>
+              <w:top w:w="150" w:type="dxa"/>
+              <w:left w:w="0" w:type="dxa"/>
+              <w:bottom w:w="150" w:type="dxa"/>
+              <w:right w:w="240" w:type="dxa"/>
+            </w:tcMar>
+            <w:vAlign w:val="center"/>
+            <w:hideMark/>
+          </w:tcPr>
+          <w:p>
+            <w:pPr>
+              <w:spacing w:line="375" w:lineRule="atLeast"/>
+              <w:rPr>
+                <w:rFonts w:ascii="Segoe UI" w:hAnsi="Segoe UI" w:cs="Segoe UI"/>
+                <w:sz w:val="23"/>
+                <w:szCs w:val="23"/>
+              </w:rPr>
+            </w:pPr>
+            <w:r>
+              <w:rPr>
+                <w:rFonts w:ascii="Segoe UI" w:hAnsi="Segoe UI" w:cs="Segoe UI"/>
+                <w:sz w:val="23"/>
+                <w:szCs w:val="23"/>
+              </w:rPr>
+              <w:t>Browsing behavior tracking</w:t>
+            </w:r>
+          </w:p>
+        </w:tc>
+        <w:tc>
+          <w:tcPr>
+            <w:tcW w:w="0" w:type="auto"/>
+            <w:tcMar>
+              <w:top w:w="150" w:type="dxa"/>
+              <w:left w:w="240" w:type="dxa"/>
+              <w:bottom w:w="150" w:type="dxa"/>
+              <w:right w:w="0" w:type="dxa"/>
+            </w:tcMar>
+            <w:vAlign w:val="center"/>
+            <w:hideMark/>
+          </w:tcPr>
+          <w:p>
+            <w:pPr>
+              <w:spacing w:line="375" w:lineRule="atLeast"/>
+              <w:rPr>
+                <w:rFonts w:ascii="Segoe UI" w:hAnsi="Segoe UI" w:cs="Segoe UI"/>
+                <w:sz w:val="23"/>
+                <w:szCs w:val="23"/>
+              </w:rPr>
+            </w:pPr>
+            <w:r>
+              <w:rPr>
+                <w:rFonts w:ascii="Segoe UI" w:hAnsi="Segoe UI" w:cs="Segoe UI"/>
+                <w:sz w:val="23"/>
+                <w:szCs w:val="23"/>
+              </w:rPr>
+              <w:t>Identifies cart abandonment → triggers recovery email</w:t>
+            </w:r>
+          </w:p>
+        </w:tc>
+      </w:tr>
+      <w:tr>
+        <w:tc>
+          <w:tcPr>
+            <w:tcW w:w="0" w:type="auto"/>
+            <w:tcMar>
+              <w:top w:w="150" w:type="dxa"/>
+              <w:left w:w="0" w:type="dxa"/>
+              <w:bottom w:w="150" w:type="dxa"/>
+              <w:right w:w="240" w:type="dxa"/>
+            </w:tcMar>
+            <w:vAlign w:val="center"/>
+            <w:hideMark/>
+          </w:tcPr>
+          <w:p>
+            <w:pPr>
+              <w:spacing w:line="375" w:lineRule="atLeast"/>
+              <w:rPr>
+                <w:rFonts w:ascii="Segoe UI" w:hAnsi="Segoe UI" w:cs="Segoe UI"/>
+                <w:sz w:val="23"/>
+                <w:szCs w:val="23"/>
+              </w:rPr>
+            </w:pPr>
+            <w:r>
+              <w:rPr>
+                <w:rFonts w:ascii="Segoe UI" w:hAnsi="Segoe UI" w:cs="Segoe UI"/>
+                <w:sz w:val="23"/>
+                <w:szCs w:val="23"/>
+              </w:rPr>
+              <w:lastRenderedPageBreak/>
+              <w:t>Customer support logs</w:t>
+            </w:r>
+          </w:p>
+        </w:tc>
+        <w:tc>
+          <w:tcPr>
+            <w:tcW w:w="0" w:type="auto"/>
+            <w:tcMar>
+              <w:top w:w="150" w:type="dxa"/>
+              <w:left w:w="240" w:type="dxa"/>
+              <w:bottom w:w="150" w:type="dxa"/>
+              <w:right w:w="0" w:type="dxa"/>
+            </w:tcMar>
+            <w:vAlign w:val="center"/>
+            <w:hideMark/>
+          </w:tcPr>
+          <w:p>
+            <w:pPr>
+              <w:spacing w:line="375" w:lineRule="atLeast"/>
+              <w:rPr>
+                <w:rFonts w:ascii="Segoe UI" w:hAnsi="Segoe UI" w:cs="Segoe UI"/>
+                <w:sz w:val="23"/>
+                <w:szCs w:val="23"/>
+              </w:rPr>
+            </w:pPr>
+            <w:r>
+              <w:rPr>
+                <w:rFonts w:ascii="Segoe UI" w:hAnsi="Segoe UI" w:cs="Segoe UI"/>
+                <w:sz w:val="23"/>
+                <w:szCs w:val="23"/>
+              </w:rPr>
+              <w:t>Predicts churn → proactive retention offers</w:t>
+            </w:r>
+          </w:p>
+        </w:tc>
+      </w:tr>
+      <w:tr>
+        <w:tc>
+          <w:tcPr>
+            <w:tcW w:w="0" w:type="auto"/>
+            <w:tcMar>
+              <w:top w:w="150" w:type="dxa"/>
+              <w:left w:w="0" w:type="dxa"/>
+              <w:bottom w:w="150" w:type="dxa"/>
+              <w:right w:w="240" w:type="dxa"/>
+            </w:tcMar>
+            <w:vAlign w:val="center"/>
+            <w:hideMark/>
+          </w:tcPr>
+          <w:p>
+            <w:pPr>
+              <w:spacing w:line="375" w:lineRule="atLeast"/>
+              <w:rPr>
+                <w:rFonts w:ascii="Segoe UI" w:hAnsi="Segoe UI" w:cs="Segoe UI"/>
+                <w:sz w:val="23"/>
+                <w:szCs w:val="23"/>
+              </w:rPr>
+            </w:pPr>
+            <w:r>
+              <w:rPr>
+                <w:rFonts w:ascii="Segoe UI" w:hAnsi="Segoe UI" w:cs="Segoe UI"/>
+                <w:sz w:val="23"/>
+                <w:szCs w:val="23"/>
+              </w:rPr>
+              <w:t>Demographic + behavioral data</w:t>
+            </w:r>
+          </w:p>
+        </w:tc>
+        <w:tc>
+          <w:tcPr>
+            <w:tcW w:w="0" w:type="auto"/>
+            <w:tcMar>
+              <w:top w:w="150" w:type="dxa"/>
+              <w:left w:w="240" w:type="dxa"/>
+              <w:bottom w:w="150" w:type="dxa"/>
+              <w:right w:w="0" w:type="dxa"/>
+            </w:tcMar>
+            <w:vAlign w:val="center"/>
+            <w:hideMark/>
+          </w:tcPr>
+          <w:p>
+            <w:pPr>
+              <w:spacing w:line="375" w:lineRule="atLeast"/>
+              <w:rPr>
+                <w:rFonts w:ascii="Segoe UI" w:hAnsi="Segoe UI" w:cs="Segoe UI"/>
+                <w:sz w:val="23"/>
+                <w:szCs w:val="23"/>
+              </w:rPr>
+            </w:pPr>
+            <w:r>
+              <w:rPr>
+                <w:rFonts w:ascii="Segoe UI" w:hAnsi="Segoe UI" w:cs="Segoe UI"/>
+                <w:sz w:val="23"/>
+                <w:szCs w:val="23"/>
+              </w:rPr>
+              <w:t>Segments audiences → targeted marketing with higher ROI</w:t>
+            </w:r>
+          </w:p>
+        </w:tc>
+      </w:tr>
+    </w:tbl>
+    <w:p>
+      <w:pPr>
+        <w:spacing w:before="480" w:after="480"/>
+        <w:rPr>
+          <w:rFonts w:ascii="Times New Roman" w:hAnsi="Times New Roman" w:cs="Times New Roman"/>
+        </w:rPr>
+      </w:pPr>
+      <w:r>
+        <w:pict w14:anchorId="6ED4C36E">
+          <v:rect id="_x0000_i1026" style="width:0;height:.75pt" o:hralign="center" o:hrstd="t" o:hr="t" fillcolor="#a0a0a0" stroked="f"/>
+        </w:pict>
+      </w:r>
+    </w:p>
+    <w:p>
+      <w:r>
+        <w:t>3. OPERATIONAL EFFICIENCY &amp; COST REDUCTION</w:t>
+      </w:r>
+    </w:p>
+    <w:p>
+      <w:r>
+        <w:t>Data reveals waste, bottlenecks, and optimization opportunities.</w:t>
+      </w:r>
+    </w:p>
+    <w:tbl>
+      <w:tblPr>
+        <w:tblW w:w="11280" w:type="dxa"/>
+        <w:tblCellMar>
+          <w:top w:w="15" w:type="dxa"/>
+          <w:left w:w="15" w:type="dxa"/>
+          <w:bottom w:w="15" w:type="dxa"/>
+          <w:right w:w="15" w:type="dxa"/>
+        </w:tblCellMar>
+        <w:tblLook w:val="04A0" w:firstRow="1" w:lastRow="0" w:firstColumn="1" w:lastColumn="0" w:noHBand="0" w:noVBand="1"/>
+      </w:tblPr>
+      <w:tblGrid>
+        <w:gridCol w:w="3993"/>
+        <w:gridCol w:w="7287"/>
+      </w:tblGrid>
+      <w:tr>
+        <w:tc>
+          <w:tcPr>
+            <w:tcW w:w="0" w:type="auto"/>
+            <w:tcMar>
+              <w:top w:w="150" w:type="dxa"/>
+              <w:left w:w="0" w:type="dxa"/>
+              <w:bottom w:w="150" w:type="dxa"/>
+              <w:right w:w="240" w:type="dxa"/>
+            </w:tcMar>
+            <w:vAlign w:val="center"/>
+            <w:hideMark/>
+          </w:tcPr>
+          <w:p>
+            <w:pPr>
+              <w:spacing w:line="375" w:lineRule="atLeast"/>
+              <w:rPr>
+                <w:rFonts w:ascii="Segoe UI" w:hAnsi="Segoe UI" w:cs="Segoe UI"/>
+                <w:sz w:val="23"/>
+                <w:szCs w:val="23"/>
+              </w:rPr>
+            </w:pPr>
+            <w:r>
+              <w:rPr>
+                <w:rFonts w:ascii="Segoe UI" w:hAnsi="Segoe UI" w:cs="Segoe UI"/>
+                <w:sz w:val="23"/>
+                <w:szCs w:val="23"/>
+              </w:rPr>
+              <w:t>Supply chain data</w:t>
+            </w:r>
+          </w:p>
+        </w:tc>
+        <w:tc>
+          <w:tcPr>
+            <w:tcW w:w="0" w:type="auto"/>
+            <w:tcMar>
+              <w:top w:w="150" w:type="dxa"/>
+              <w:left w:w="240" w:type="dxa"/>
+              <w:bottom w:w="150" w:type="dxa"/>
+              <w:right w:w="0" w:type="dxa"/>
+            </w:tcMar>
+            <w:vAlign w:val="center"/>
+            <w:hideMark/>
+          </w:tcPr>
+          <w:p>
+            <w:pPr>
+              <w:spacing w:line="375" w:lineRule="atLeast"/>
+              <w:rPr>
+                <w:rFonts w:ascii="Segoe UI" w:hAnsi="Segoe UI" w:cs="Segoe UI"/>
+                <w:sz w:val="23"/>
+                <w:szCs w:val="23"/>
+              </w:rPr>
+            </w:pPr>
+            <w:r>
+              <w:rPr>
+                <w:rFonts w:ascii="Segoe UI" w:hAnsi="Segoe UI" w:cs="Segoe UI"/>
+                <w:sz w:val="23"/>
+                <w:szCs w:val="23"/>
+              </w:rPr>
+              <w:t>Optimize inventory → reduce holding costs by 20%</w:t>
+            </w:r>
+          </w:p>
+        </w:tc>
+      </w:tr>
+      <w:tr>
+        <w:tc>
+          <w:tcPr>
+            <w:tcW w:w="0" w:type="auto"/>
+            <w:tcMar>
+              <w:top w:w="150" w:type="dxa"/>
+              <w:left w:w="0" w:type="dxa"/>
+              <w:bottom w:w="150" w:type="dxa"/>
+              <w:right w:w="240" w:type="dxa"/>
+            </w:tcMar>
+            <w:vAlign w:val="center"/>
+            <w:hideMark/>
+          </w:tcPr>
+          <w:p>
+            <w:pPr>
+              <w:spacing w:line="375" w:lineRule="atLeast"/>
+              <w:rPr>
+                <w:rFonts w:ascii="Segoe UI" w:hAnsi="Segoe UI" w:cs="Segoe UI"/>
+                <w:sz w:val="23"/>
+                <w:szCs w:val="23"/>
+              </w:rPr>
+            </w:pPr>
+            <w:r>
+              <w:rPr>
+                <w:rFonts w:ascii="Segoe UI" w:hAnsi="Segoe UI" w:cs="Segoe UI"/>
+                <w:sz w:val="23"/>
+                <w:szCs w:val="23"/>
+              </w:rPr>
+              <w:t>Equipment sensor data</w:t>
+            </w:r>
+          </w:p>
+        </w:tc>
+        <w:tc>
+          <w:tcPr>
+            <w:tcW w:w="0" w:type="auto"/>
+            <w:tcMar>
+              <w:top w:w="150" w:type="dxa"/>
+              <w:left w:w="240" w:type="dxa"/>
+              <w:bottom w:w="150" w:type="dxa"/>
+              <w:right w:w="0" w:type="dxa"/>
+            </w:tcMar>
+            <w:vAlign w:val="center"/>
+            <w:hideMark/>
+          </w:tcPr>
+          <w:p>
+            <w:pPr>
+              <w:spacing w:line="375" w:lineRule="atLeast"/>
+              <w:rPr>
+                <w:rFonts w:ascii="Segoe UI" w:hAnsi="Segoe UI" w:cs="Segoe UI"/>
+                <w:sz w:val="23"/>
+                <w:szCs w:val="23"/>
+              </w:rPr>
+            </w:pPr>
+            <w:r>
+              <w:rPr>
+                <w:rFonts w:ascii="Segoe UI" w:hAnsi="Segoe UI" w:cs="Segoe UI"/>
+                <w:sz w:val="23"/>
+                <w:szCs w:val="23"/>
+              </w:rPr>
+              <w:t>Predictive maintenance → reduce downtime by 50%</w:t>
+            </w:r>
+          </w:p>
+        </w:tc>
+      </w:tr>
+      <w:tr>
+        <w:tc>
+          <w:tcPr>
+            <w:tcW w:w="0" w:type="auto"/>
+            <w:tcMar>
+              <w:top w:w="150" w:type="dxa"/>
+              <w:left w:w="0" w:type="dxa"/>
+              <w:bottom w:w="150" w:type="dxa"/>
+              <w:right w:w="240" w:type="dxa"/>
+            </w:tcMar>
+            <w:vAlign w:val="center"/>
+            <w:hideMark/>
+          </w:tcPr>
+          <w:p>
+            <w:pPr>
+              <w:spacing w:line="375" w:lineRule="atLeast"/>
+              <w:rPr>
+                <w:rFonts w:ascii="Segoe UI" w:hAnsi="Segoe UI" w:cs="Segoe UI"/>
+                <w:sz w:val="23"/>
+                <w:szCs w:val="23"/>
+              </w:rPr>
+            </w:pPr>
+            <w:r>
+              <w:rPr>
+                <w:rFonts w:ascii="Segoe UI" w:hAnsi="Segoe UI" w:cs="Segoe UI"/>
+                <w:sz w:val="23"/>
+                <w:szCs w:val="23"/>
+              </w:rPr>
+              <w:t>Employee productivity data</w:t>
+            </w:r>
+          </w:p>
+        </w:tc>
+        <w:tc>
+          <w:tcPr>
+            <w:tcW w:w="0" w:type="auto"/>
+            <w:tcMar>
+              <w:top w:w="150" w:type="dxa"/>
+              <w:left w:w="240" w:type="dxa"/>
+              <w:bottom w:w="150" w:type="dxa"/>
+              <w:right w:w="0" w:type="dxa"/>
+            </w:tcMar>
+            <w:vAlign w:val="center"/>
+            <w:hideMark/>
+          </w:tcPr>
+          <w:p>
+            <w:pPr>
+              <w:spacing w:line="375" w:lineRule="atLeast"/>
+              <w:rPr>
+                <w:rFonts w:ascii="Segoe UI" w:hAnsi="Segoe UI" w:cs="Segoe UI"/>
+                <w:sz w:val="23"/>
+                <w:szCs w:val="23"/>
+              </w:rPr>
+            </w:pPr>
+            <w:r>
+              <w:rPr>
+                <w:rFonts w:ascii="Segoe UI" w:hAnsi="Segoe UI" w:cs="Segoe UI"/>
+                <w:sz w:val="23"/>
+                <w:szCs w:val="23"/>
+              </w:rPr>
+              <w:t>Identify inefficient processes → reallocate resources</w:t>
+            </w:r>
+          </w:p>
+        </w:tc>
+      </w:tr>
+      <w:tr>
+        <w:tc>
+          <w:tcPr>
+            <w:tcW w:w="0" w:type="auto"/>
+            <w:tcMar>
+              <w:top w:w="150" w:type="dxa"/>
+              <w:left w:w="0" w:type="dxa"/>
+              <w:bottom w:w="150" w:type="dxa"/>
+              <w:right w:w="240" w:type="dxa"/>
+            </w:tcMar>
+            <w:vAlign w:val="center"/>
+            <w:hideMark/>
+          </w:tcPr>
+          <w:p>
+            <w:pPr>
+              <w:spacing w:line="375" w:lineRule="atLeast"/>
+              <w:rPr>
+                <w:rFonts w:ascii="Segoe UI" w:hAnsi="Segoe UI" w:cs="Segoe UI"/>
+                <w:sz w:val="23"/>
+                <w:szCs w:val="23"/>
+              </w:rPr>
+            </w:pPr>
+            <w:r>
+              <w:rPr>
+                <w:rFonts w:ascii="Segoe UI" w:hAnsi="Segoe UI" w:cs="Segoe UI"/>
+                <w:sz w:val="23"/>
+                <w:szCs w:val="23"/>
+              </w:rPr>
+              <w:t>Energy usage data</w:t>
+            </w:r>
+          </w:p>
+        </w:tc>
+        <w:tc>
+          <w:tcPr>
+            <w:tcW w:w="0" w:type="auto"/>
+            <w:tcMar>
+              <w:top w:w="150" w:type="dxa"/>
+              <w:left w:w="240" w:type="dxa"/>
+              <w:bottom w:w="150" w:type="dxa"/>
+              <w:right w:w="0" w:type="dxa"/>
+            </w:tcMar>
+            <w:vAlign w:val="center"/>
+            <w:hideMark/>
+          </w:tcPr>
+          <w:p>
+            <w:pPr>
+              <w:spacing w:line="375" w:lineRule="atLeast"/>
+              <w:rPr>
+                <w:rFonts w:ascii="Segoe UI" w:hAnsi="Segoe UI" w:cs="Segoe UI"/>
+                <w:sz w:val="23"/>
+                <w:szCs w:val="23"/>
+              </w:rPr>
+            </w:pPr>
+            <w:r>
+              <w:rPr>
+                <w:rFonts w:ascii="Segoe UI" w:hAnsi="Segoe UI" w:cs="Segoe UI"/>
+                <w:sz w:val="23"/>
+                <w:szCs w:val="23"/>
+              </w:rPr>
+              <w:t>Reduce utility bills by 15-25%</w:t>
+            </w:r>
+          </w:p>
+        </w:tc>
+      </w:tr>
+    </w:tbl>
+    <w:p>
+      <w:pPr>
+        <w:spacing w:before="480" w:after="480"/>
+        <w:rPr>
+          <w:rFonts w:ascii="Times New Roman" w:hAnsi="Times New Roman" w:cs="Times New Roman"/>
+        </w:rPr>
+      </w:pPr>
+      <w:r>
+        <w:pict w14:anchorId="735A362A">
+          <v:rect id="_x0000_i1027" style="width:0;height:.75pt" o:hralign="center" o:hrstd="t" o:hr="t" fillcolor="#a0a0a0" stroked="f"/>
+        </w:pict>
+      </w:r>
+    </w:p>
+    <w:p>
+      <w:r>
+        <w:t>4. RISK MANAGEMENT &amp; SECURITY</w:t>
+      </w:r>
+    </w:p>
+    <w:p>
+      <w:r>
+        <w:t>Data is essential for identifying and mitigating threats before they cause harm.</w:t>
+      </w:r>
+    </w:p>
+    <w:tbl>
+      <w:tblPr>
+        <w:tblW w:w="11280" w:type="dxa"/>
+        <w:tblCellMar>
+          <w:top w:w="15" w:type="dxa"/>
+          <w:left w:w="15" w:type="dxa"/>
+          <w:bottom w:w="15" w:type="dxa"/>
+          <w:right w:w="15" w:type="dxa"/>
+        </w:tblCellMar>
+        <w:tblLook w:val="04A0" w:firstRow="1" w:lastRow="0" w:firstColumn="1" w:lastColumn="0" w:noHBand="0" w:noVBand="1"/>
+      </w:tblPr>
+      <w:tblGrid>
+        <w:gridCol w:w="2553"/>
+        <w:gridCol w:w="8727"/>
+      </w:tblGrid>
+      <w:tr>
+        <w:trPr>
+          <w:tblHeader/>
+        </w:trPr>
+        <w:tc>
+          <w:tcPr>
+            <w:tcW w:w="0" w:type="auto"/>
+            <w:tcBorders>
+              <w:top w:val="nil"/>
+            </w:tcBorders>
+            <w:tcMar>
+              <w:top w:w="150" w:type="dxa"/>
+              <w:left w:w="0" w:type="dxa"/>
+              <w:bottom w:w="150" w:type="dxa"/>
+              <w:right w:w="240" w:type="dxa"/>
+            </w:tcMar>
+            <w:vAlign w:val="center"/>
+            <w:hideMark/>
+          </w:tcPr>
+          <w:p>
+            <w:pPr>
+              <w:spacing w:line="375" w:lineRule="atLeast"/>
+              <w:rPr>
+                <w:rFonts w:ascii="Segoe UI" w:hAnsi="Segoe UI" w:cs="Segoe UI"/>
+                <w:sz w:val="23"/>
+                <w:szCs w:val="23"/>
+              </w:rPr>
+            </w:pPr>
+            <w:r>
+              <w:rPr>
+                <w:rFonts w:ascii="Segoe UI" w:hAnsi="Segoe UI" w:cs="Segoe UI"/>
+                <w:sz w:val="23"/>
+                <w:szCs w:val="23"/>
+              </w:rPr>
+              <w:t>Risk Area</w:t>
+            </w:r>
+          </w:p>
+        </w:tc>
+        <w:tc>
+          <w:tcPr>
+            <w:tcW w:w="0" w:type="auto"/>
+            <w:tcBorders>
+              <w:top w:val="nil"/>
+            </w:tcBorders>
+            <w:tcMar>
+              <w:top w:w="150" w:type="dxa"/>
+              <w:left w:w="240" w:type="dxa"/>
+              <w:bottom w:w="150" w:type="dxa"/>
+              <w:right w:w="240" w:type="dxa"/>
+            </w:tcMar>
+            <w:vAlign w:val="center"/>
+            <w:hideMark/>
+          </w:tcPr>
+          <w:p>
+            <w:pPr>
+              <w:spacing w:line="375" w:lineRule="atLeast"/>
+              <w:rPr>
+                <w:rFonts w:ascii="Segoe UI" w:hAnsi="Segoe UI" w:cs="Segoe UI"/>
+                <w:sz w:val="23"/>
+                <w:szCs w:val="23"/>
+              </w:rPr>
+            </w:pPr>
+            <w:r>
+              <w:rPr>
+                <w:rFonts w:ascii="Segoe UI" w:hAnsi="Segoe UI" w:cs="Segoe UI"/>
+                <w:sz w:val="23"/>
+                <w:szCs w:val="23"/>
+              </w:rPr>
+              <w:t>How Data Helps</w:t>
+            </w:r>
+          </w:p>
+        </w:tc>
+      </w:tr>
+      <w:tr>
+        <w:tc>
+          <w:tcPr>
+            <w:tcW w:w="0" w:type="auto"/>
+            <w:tcMar>
+              <w:top w:w="150" w:type="dxa"/>
+              <w:left w:w="0" w:type="dxa"/>
+              <w:bottom w:w="150" w:type="dxa"/>
+              <w:right w:w="240" w:type="dxa"/>
+            </w:tcMar>
+            <w:vAlign w:val="center"/>
+            <w:hideMark/>
+          </w:tcPr>
+          <w:p>
+            <w:pPr>
+              <w:spacing w:line="375" w:lineRule="atLeast"/>
+              <w:rPr>
+                <w:rFonts w:ascii="Segoe UI" w:hAnsi="Segoe UI" w:cs="Segoe UI"/>
+                <w:sz w:val="23"/>
+                <w:szCs w:val="23"/>
+              </w:rPr>
+            </w:pPr>
+            <w:r>
+              <w:rPr>
+                <w:rFonts w:ascii="Segoe UI" w:hAnsi="Segoe UI" w:cs="Segoe UI"/>
+                <w:sz w:val="23"/>
+                <w:szCs w:val="23"/>
+              </w:rPr>
+              <w:t>Fraud detection</w:t>
+            </w:r>
+          </w:p>
+        </w:tc>
+        <w:tc>
+          <w:tcPr>
+            <w:tcW w:w="0" w:type="auto"/>
+            <w:tcMar>
+              <w:top w:w="150" w:type="dxa"/>
+              <w:left w:w="240" w:type="dxa"/>
+              <w:bottom w:w="150" w:type="dxa"/>
+              <w:right w:w="0" w:type="dxa"/>
+            </w:tcMar>
+            <w:vAlign w:val="center"/>
+            <w:hideMark/>
+          </w:tcPr>
+          <w:p>
+            <w:pPr>
+              <w:spacing w:line="375" w:lineRule="atLeast"/>
+              <w:rPr>
+                <w:rFonts w:ascii="Segoe UI" w:hAnsi="Segoe UI" w:cs="Segoe UI"/>
+                <w:sz w:val="23"/>
+                <w:szCs w:val="23"/>
+              </w:rPr>
+            </w:pPr>
+            <w:r>
+              <w:rPr>
+                <w:rFonts w:ascii="Segoe UI" w:hAnsi="Segoe UI" w:cs="Segoe UI"/>
+                <w:sz w:val="23"/>
+                <w:szCs w:val="23"/>
+              </w:rPr>
+              <w:t>Transaction pattern analysis flags anomalies in real-time</w:t>
+            </w:r>
+          </w:p>
+        </w:tc>
+      </w:tr>
+      <w:tr>
+        <w:tc>
+          <w:tcPr>
+            <w:tcW w:w="0" w:type="auto"/>
+            <w:tcMar>
+              <w:top w:w="150" w:type="dxa"/>
+              <w:left w:w="0" w:type="dxa"/>
+              <w:bottom w:w="150" w:type="dxa"/>
+              <w:right w:w="240" w:type="dxa"/>
+            </w:tcMar>
+            <w:vAlign w:val="center"/>
+            <w:hideMark/>
+          </w:tcPr>
+          <w:p>
+            <w:pPr>
+              <w:spacing w:line="375" w:lineRule="atLeast"/>
+              <w:rPr>
+                <w:rFonts w:ascii="Segoe UI" w:hAnsi="Segoe UI" w:cs="Segoe UI"/>
+                <w:sz w:val="23"/>
+                <w:szCs w:val="23"/>
+              </w:rPr>
+            </w:pPr>
+            <w:r>
+              <w:rPr>
+                <w:rFonts w:ascii="Segoe UI" w:hAnsi="Segoe UI" w:cs="Segoe UI"/>
+                <w:sz w:val="23"/>
+                <w:szCs w:val="23"/>
+              </w:rPr>
+              <w:t>Cybersecurity</w:t>
+            </w:r>
+          </w:p>
+        </w:tc>
+        <w:tc>
+          <w:tcPr>
+            <w:tcW w:w="0" w:type="auto"/>
+            <w:tcMar>
+              <w:top w:w="150" w:type="dxa"/>
+              <w:left w:w="240" w:type="dxa"/>
+              <w:bottom w:w="150" w:type="dxa"/>
+              <w:right w:w="0" w:type="dxa"/>
+            </w:tcMar>
+            <w:vAlign w:val="center"/>
+            <w:hideMark/>
+          </w:tcPr>
+          <w:p>
+            <w:pPr>
+              <w:spacing w:line="375" w:lineRule="atLeast"/>
+              <w:rPr>
+                <w:rFonts w:ascii="Segoe UI" w:hAnsi="Segoe UI" w:cs="Segoe UI"/>
+                <w:sz w:val="23"/>
+                <w:szCs w:val="23"/>
+              </w:rPr>
+            </w:pPr>
+            <w:r>
+              <w:rPr>
+                <w:rFonts w:ascii="Segoe UI" w:hAnsi="Segoe UI" w:cs="Segoe UI"/>
+                <w:sz w:val="23"/>
+                <w:szCs w:val="23"/>
+              </w:rPr>
+              <w:t xml:space="preserve">Log analysis identifies breaches within minutes </w:t>
+            </w:r>
+          </w:p>
+        </w:tc>
+      </w:tr>
+      <w:tr>
+        <w:tc>
+          <w:tcPr>
+            <w:tcW w:w="0" w:type="auto"/>
+            <w:tcMar>
+              <w:top w:w="150" w:type="dxa"/>
+              <w:left w:w="0" w:type="dxa"/>
+              <w:bottom w:w="150" w:type="dxa"/>
+              <w:right w:w="240" w:type="dxa"/>
+            </w:tcMar>
+            <w:vAlign w:val="center"/>
+            <w:hideMark/>
+          </w:tcPr>
+          <w:p>
+            <w:pPr>
+              <w:spacing w:line="375" w:lineRule="atLeast"/>
+              <w:rPr>
+                <w:rFonts w:ascii="Segoe UI" w:hAnsi="Segoe UI" w:cs="Segoe UI"/>
+                <w:sz w:val="23"/>
+                <w:szCs w:val="23"/>
+              </w:rPr>
+            </w:pPr>
+            <w:r>
+              <w:rPr>
+                <w:rFonts w:ascii="Segoe UI" w:hAnsi="Segoe UI" w:cs="Segoe UI"/>
+                <w:sz w:val="23"/>
+                <w:szCs w:val="23"/>
+              </w:rPr>
+              <w:lastRenderedPageBreak/>
+              <w:t>Compliance</w:t>
+            </w:r>
+          </w:p>
+        </w:tc>
+        <w:tc>
+          <w:tcPr>
+            <w:tcW w:w="0" w:type="auto"/>
+            <w:tcMar>
+              <w:top w:w="150" w:type="dxa"/>
+              <w:left w:w="240" w:type="dxa"/>
+              <w:bottom w:w="150" w:type="dxa"/>
+              <w:right w:w="0" w:type="dxa"/>
+            </w:tcMar>
+            <w:vAlign w:val="center"/>
+            <w:hideMark/>
+          </w:tcPr>
+          <w:p>
+            <w:pPr>
+              <w:spacing w:line="375" w:lineRule="atLeast"/>
+              <w:rPr>
+                <w:rFonts w:ascii="Segoe UI" w:hAnsi="Segoe UI" w:cs="Segoe UI"/>
+                <w:sz w:val="23"/>
+                <w:szCs w:val="23"/>
+              </w:rPr>
+            </w:pPr>
+            <w:r>
+              <w:rPr>
+                <w:rFonts w:ascii="Segoe UI" w:hAnsi="Segoe UI" w:cs="Segoe UI"/>
+                <w:sz w:val="23"/>
+                <w:szCs w:val="23"/>
+              </w:rPr>
+              <w:t>Audit trails prove regulatory adherence (GDPR, HIPAA, SOX)</w:t>
+            </w:r>
+          </w:p>
+        </w:tc>
+      </w:tr>
+      <w:tr>
+        <w:tc>
+          <w:tcPr>
+            <w:tcW w:w="0" w:type="auto"/>
+            <w:tcMar>
+              <w:top w:w="150" w:type="dxa"/>
+              <w:left w:w="0" w:type="dxa"/>
+              <w:bottom w:w="150" w:type="dxa"/>
+              <w:right w:w="240" w:type="dxa"/>
+            </w:tcMar>
+            <w:vAlign w:val="center"/>
+            <w:hideMark/>
+          </w:tcPr>
+          <w:p>
+            <w:pPr>
+              <w:spacing w:line="375" w:lineRule="atLeast"/>
+              <w:rPr>
+                <w:rFonts w:ascii="Segoe UI" w:hAnsi="Segoe UI" w:cs="Segoe UI"/>
+                <w:sz w:val="23"/>
+                <w:szCs w:val="23"/>
+              </w:rPr>
+            </w:pPr>
+            <w:r>
+              <w:rPr>
+                <w:rFonts w:ascii="Segoe UI" w:hAnsi="Segoe UI" w:cs="Segoe UI"/>
+                <w:sz w:val="23"/>
+                <w:szCs w:val="23"/>
+              </w:rPr>
+              <w:t>Financial risk</w:t>
+            </w:r>
+          </w:p>
+        </w:tc>
+        <w:tc>
+          <w:tcPr>
+            <w:tcW w:w="0" w:type="auto"/>
+            <w:tcMar>
+              <w:top w:w="150" w:type="dxa"/>
+              <w:left w:w="240" w:type="dxa"/>
+              <w:bottom w:w="150" w:type="dxa"/>
+              <w:right w:w="0" w:type="dxa"/>
+            </w:tcMar>
+            <w:vAlign w:val="center"/>
+            <w:hideMark/>
+          </w:tcPr>
+          <w:p>
+            <w:pPr>
+              <w:spacing w:line="375" w:lineRule="atLeast"/>
+              <w:rPr>
+                <w:rFonts w:ascii="Segoe UI" w:hAnsi="Segoe UI" w:cs="Segoe UI"/>
+                <w:sz w:val="23"/>
+                <w:szCs w:val="23"/>
+              </w:rPr>
+            </w:pPr>
+            <w:r>
+              <w:rPr>
+                <w:rFonts w:ascii="Segoe UI" w:hAnsi="Segoe UI" w:cs="Segoe UI"/>
+                <w:sz w:val="23"/>
+                <w:szCs w:val="23"/>
+              </w:rPr>
+              <w:t>Market data + internal metrics predict cash flow issues</w:t>
+            </w:r>
+          </w:p>
+        </w:tc>
+      </w:tr>
+    </w:tbl>
+    <w:p>
+      <w:r>
+        <w:t>Example: Banks use transaction data to prevent billions in fraud losses annually through real-time detection algorithms.</w:t>
+      </w:r>
+    </w:p>
+    <w:p>
+      <w:pPr>
+        <w:spacing w:before="480" w:after="480"/>
+        <w:rPr>
+          <w:rFonts w:ascii="Times New Roman" w:hAnsi="Times New Roman" w:cs="Times New Roman"/>
+        </w:rPr>
+      </w:pPr>
+      <w:r>
+        <w:pict w14:anchorId="66DCD5FA">
+          <v:rect id="_x0000_i1028" style="width:0;height:.75pt" o:hralign="center" o:hrstd="t" o:hr="t" fillcolor="#a0a0a0" stroked="f"/>
+        </w:pict>
+      </w:r>
+    </w:p>
+    <w:p>
+      <w:r>
+        <w:t>5. INNOVATION &amp; PRODUCT DEVELOPMENT</w:t>
+      </w:r>
+    </w:p>
+    <w:p>
+      <w:r>
+        <w:t>Data tells you what to build, improve, or kill.</w:t>
+      </w:r>
+    </w:p>
+    <w:tbl>
+      <w:tblPr>
+        <w:tblW w:w="11280" w:type="dxa"/>
+        <w:tblCellMar>
+          <w:top w:w="15" w:type="dxa"/>
+          <w:left w:w="15" w:type="dxa"/>
+          <w:bottom w:w="15" w:type="dxa"/>
+          <w:right w:w="15" w:type="dxa"/>
+        </w:tblCellMar>
+        <w:tblLook w:val="04A0" w:firstRow="1" w:lastRow="0" w:firstColumn="1" w:lastColumn="0" w:noHBand="0" w:noVBand="1"/>
+      </w:tblPr>
+      <w:tblGrid>
+        <w:gridCol w:w="3645"/>
+        <w:gridCol w:w="7635"/>
+      </w:tblGrid>
+      <w:tr>
+        <w:trPr>
+          <w:tblHeader/>
+        </w:trPr>
+        <w:tc>
+          <w:tcPr>
+            <w:tcW w:w="0" w:type="auto"/>
+            <w:tcBorders>
+              <w:top w:val="nil"/>
+            </w:tcBorders>
+            <w:tcMar>
+              <w:top w:w="150" w:type="dxa"/>
+              <w:left w:w="0" w:type="dxa"/>
+              <w:bottom w:w="150" w:type="dxa"/>
+              <w:right w:w="240" w:type="dxa"/>
+            </w:tcMar>
+            <w:vAlign w:val="center"/>
+            <w:hideMark/>
+          </w:tcPr>
+          <w:p>
+            <w:pPr>
+              <w:spacing w:line="375" w:lineRule="atLeast"/>
+              <w:rPr>
+                <w:rFonts w:ascii="Segoe UI" w:hAnsi="Segoe UI" w:cs="Segoe UI"/>
+                <w:sz w:val="23"/>
+                <w:szCs w:val="23"/>
+              </w:rPr>
+            </w:pPr>
+            <w:r>
+              <w:rPr>
+                <w:rFonts w:ascii="Segoe UI" w:hAnsi="Segoe UI" w:cs="Segoe UI"/>
+                <w:sz w:val="23"/>
+                <w:szCs w:val="23"/>
+              </w:rPr>
+              <w:t>Data Source</w:t>
+            </w:r>
+          </w:p>
+        </w:tc>
+        <w:tc>
+          <w:tcPr>
+            <w:tcW w:w="0" w:type="auto"/>
+            <w:tcBorders>
+              <w:top w:val="nil"/>
+            </w:tcBorders>
+            <w:tcMar>
+              <w:top w:w="150" w:type="dxa"/>
+              <w:left w:w="240" w:type="dxa"/>
+              <w:bottom w:w="150" w:type="dxa"/>
+              <w:right w:w="240" w:type="dxa"/>
+            </w:tcMar>
+            <w:vAlign w:val="center"/>
+            <w:hideMark/>
+          </w:tcPr>
+          <w:p>
+            <w:pPr>
+              <w:spacing w:line="375" w:lineRule="atLeast"/>
+              <w:rPr>
+                <w:rFonts w:ascii="Segoe UI" w:hAnsi="Segoe UI" w:cs="Segoe UI"/>
+                <w:sz w:val="23"/>
+                <w:szCs w:val="23"/>
+              </w:rPr>
+            </w:pPr>
+            <w:r>
+              <w:rPr>
+                <w:rFonts w:ascii="Segoe UI" w:hAnsi="Segoe UI" w:cs="Segoe UI"/>
+                <w:sz w:val="23"/>
+                <w:szCs w:val="23"/>
+              </w:rPr>
+              <w:t>Innovation Outcome</w:t>
+            </w:r>
+          </w:p>
+        </w:tc>
+      </w:tr>
+      <w:tr>
+        <w:tc>
+          <w:tcPr>
+            <w:tcW w:w="0" w:type="auto"/>
+            <w:tcMar>
+              <w:top w:w="150" w:type="dxa"/>
+              <w:left w:w="0" w:type="dxa"/>
+              <w:bottom w:w="150" w:type="dxa"/>
+              <w:right w:w="240" w:type="dxa"/>
+            </w:tcMar>
+            <w:vAlign w:val="center"/>
+            <w:hideMark/>
+          </w:tcPr>
+          <w:p>
+            <w:pPr>
+              <w:spacing w:line="375" w:lineRule="atLeast"/>
+              <w:rPr>
+                <w:rFonts w:ascii="Segoe UI" w:hAnsi="Segoe UI" w:cs="Segoe UI"/>
+                <w:sz w:val="23"/>
+                <w:szCs w:val="23"/>
+              </w:rPr>
+            </w:pPr>
+            <w:r>
+              <w:rPr>
+                <w:rFonts w:ascii="Segoe UI" w:hAnsi="Segoe UI" w:cs="Segoe UI"/>
+                <w:sz w:val="23"/>
+                <w:szCs w:val="23"/>
+              </w:rPr>
+              <w:t>Customer feedback data</w:t>
+            </w:r>
+          </w:p>
+        </w:tc>
+        <w:tc>
+          <w:tcPr>
+            <w:tcW w:w="0" w:type="auto"/>
+            <w:tcMar>
+              <w:top w:w="150" w:type="dxa"/>
+              <w:left w:w="240" w:type="dxa"/>
+              <w:bottom w:w="150" w:type="dxa"/>
+              <w:right w:w="0" w:type="dxa"/>
+            </w:tcMar>
+            <w:vAlign w:val="center"/>
+            <w:hideMark/>
+          </w:tcPr>
+          <w:p>
+            <w:pPr>
+              <w:spacing w:line="375" w:lineRule="atLeast"/>
+              <w:rPr>
+                <w:rFonts w:ascii="Segoe UI" w:hAnsi="Segoe UI" w:cs="Segoe UI"/>
+                <w:sz w:val="23"/>
+                <w:szCs w:val="23"/>
+              </w:rPr>
+            </w:pPr>
+            <w:r>
+              <w:rPr>
+                <w:rFonts w:ascii="Segoe UI" w:hAnsi="Segoe UI" w:cs="Segoe UI"/>
+                <w:sz w:val="23"/>
+                <w:szCs w:val="23"/>
+              </w:rPr>
+              <w:t>Identify missing features → prioritize roadmap</w:t>
+            </w:r>
+          </w:p>
+        </w:tc>
+      </w:tr>
+      <w:tr>
+        <w:tc>
+          <w:tcPr>
+            <w:tcW w:w="0" w:type="auto"/>
+            <w:tcMar>
+              <w:top w:w="150" w:type="dxa"/>
+              <w:left w:w="0" w:type="dxa"/>
+              <w:bottom w:w="150" w:type="dxa"/>
+              <w:right w:w="240" w:type="dxa"/>
+            </w:tcMar>
+            <w:vAlign w:val="center"/>
+            <w:hideMark/>
+          </w:tcPr>
+          <w:p>
+            <w:pPr>
+              <w:spacing w:line="375" w:lineRule="atLeast"/>
+              <w:rPr>
+                <w:rFonts w:ascii="Segoe UI" w:hAnsi="Segoe UI" w:cs="Segoe UI"/>
+                <w:sz w:val="23"/>
+                <w:szCs w:val="23"/>
+              </w:rPr>
+            </w:pPr>
+            <w:r>
+              <w:rPr>
+                <w:rFonts w:ascii="Segoe UI" w:hAnsi="Segoe UI" w:cs="Segoe UI"/>
+                <w:sz w:val="23"/>
+                <w:szCs w:val="23"/>
+              </w:rPr>
+              <w:t>Usage analytics</w:t>
+            </w:r>
+          </w:p>
+        </w:tc>
+        <w:tc>
+          <w:tcPr>
+            <w:tcW w:w="0" w:type="auto"/>
+            <w:tcMar>
+              <w:top w:w="150" w:type="dxa"/>
+              <w:left w:w="240" w:type="dxa"/>
+              <w:bottom w:w="150" w:type="dxa"/>
+              <w:right w:w="0" w:type="dxa"/>
+            </w:tcMar>
+            <w:vAlign w:val="center"/>
+            <w:hideMark/>
+          </w:tcPr>
+          <w:p>
+            <w:pPr>
+              <w:spacing w:line="375" w:lineRule="atLeast"/>
+              <w:rPr>
+                <w:rFonts w:ascii="Segoe UI" w:hAnsi="Segoe UI" w:cs="Segoe UI"/>
+                <w:sz w:val="23"/>
+                <w:szCs w:val="23"/>
+              </w:rPr>
+            </w:pPr>
+            <w:r>
+              <w:rPr>
+                <w:rFonts w:ascii="Segoe UI" w:hAnsi="Segoe UI" w:cs="Segoe UI"/>
+                <w:sz w:val="23"/>
+                <w:szCs w:val="23"/>
+              </w:rPr>
+              <w:t>Remove unused features → reduce development debt</w:t>
+            </w:r>
+          </w:p>
+        </w:tc>
+      </w:tr>
+      <w:tr>
+        <w:tc>
+          <w:tcPr>
+            <w:tcW w:w="0" w:type="auto"/>
+            <w:tcMar>
+              <w:top w:w="150" w:type="dxa"/>
+              <w:left w:w="0" w:type="dxa"/>
+              <w:bottom w:w="150" w:type="dxa"/>
+              <w:right w:w="240" w:type="dxa"/>
+            </w:tcMar>
+            <w:vAlign w:val="center"/>
+            <w:hideMark/>
+          </w:tcPr>
+          <w:p>
+            <w:pPr>
+              <w:spacing w:line="375" w:lineRule="atLeast"/>
+              <w:rPr>
+                <w:rFonts w:ascii="Segoe UI" w:hAnsi="Segoe UI" w:cs="Segoe UI"/>
+                <w:sz w:val="23"/>
+                <w:szCs w:val="23"/>
+              </w:rPr>
+            </w:pPr>
+            <w:r>
+              <w:rPr>
+                <w:rFonts w:ascii="Segoe UI" w:hAnsi="Segoe UI" w:cs="Segoe UI"/>
+                <w:sz w:val="23"/>
+                <w:szCs w:val="23"/>
+              </w:rPr>
+              <w:t>A/B test data</w:t>
+            </w:r>
+          </w:p>
+        </w:tc>
+        <w:tc>
+          <w:tcPr>
+            <w:tcW w:w="0" w:type="auto"/>
+            <w:tcMar>
+              <w:top w:w="150" w:type="dxa"/>
+              <w:left w:w="240" w:type="dxa"/>
+              <w:bottom w:w="150" w:type="dxa"/>
+              <w:right w:w="0" w:type="dxa"/>
+            </w:tcMar>
+            <w:vAlign w:val="center"/>
+            <w:hideMark/>
+          </w:tcPr>
+          <w:p>
+            <w:pPr>
+              <w:spacing w:line="375" w:lineRule="atLeast"/>
+              <w:rPr>
+                <w:rFonts w:ascii="Segoe UI" w:hAnsi="Segoe UI" w:cs="Segoe UI"/>
+                <w:sz w:val="23"/>
+                <w:szCs w:val="23"/>
+              </w:rPr>
+            </w:pPr>
+            <w:r>
+              <w:rPr>
+                <w:rFonts w:ascii="Segoe UI" w:hAnsi="Segoe UI" w:cs="Segoe UI"/>
+                <w:sz w:val="23"/>
+                <w:szCs w:val="23"/>
+              </w:rPr>
+              <w:t>Validate which design drives more conversions</w:t>
+            </w:r>
+          </w:p>
+        </w:tc>
+      </w:tr>
+      <w:tr>
+        <w:tc>
+          <w:tcPr>
+            <w:tcW w:w="0" w:type="auto"/>
+            <w:tcMar>
+              <w:top w:w="150" w:type="dxa"/>
+              <w:left w:w="0" w:type="dxa"/>
+              <w:bottom w:w="150" w:type="dxa"/>
+              <w:right w:w="240" w:type="dxa"/>
+            </w:tcMar>
+            <w:vAlign w:val="center"/>
+            <w:hideMark/>
+          </w:tcPr>
+          <w:p>
+            <w:pPr>
+              <w:spacing w:line="375" w:lineRule="atLeast"/>
+              <w:rPr>
+                <w:rFonts w:ascii="Segoe UI" w:hAnsi="Segoe UI" w:cs="Segoe UI"/>
+                <w:sz w:val="23"/>
+                <w:szCs w:val="23"/>
+              </w:rPr>
+            </w:pPr>
+            <w:r>
+              <w:rPr>
+                <w:rFonts w:ascii="Segoe UI" w:hAnsi="Segoe UI" w:cs="Segoe UI"/>
+                <w:sz w:val="23"/>
+                <w:szCs w:val="23"/>
+              </w:rPr>
+              <w:t>Market trend data</w:t>
+            </w:r>
+          </w:p>
+        </w:tc>
+        <w:tc>
+          <w:tcPr>
+            <w:tcW w:w="0" w:type="auto"/>
+            <w:tcMar>
+              <w:top w:w="150" w:type="dxa"/>
+              <w:left w:w="240" w:type="dxa"/>
+              <w:bottom w:w="150" w:type="dxa"/>
+              <w:right w:w="0" w:type="dxa"/>
+            </w:tcMar>
+            <w:vAlign w:val="center"/>
+            <w:hideMark/>
+          </w:tcPr>
+          <w:p>
+            <w:pPr>
+              <w:spacing w:line="375" w:lineRule="atLeast"/>
+              <w:rPr>
+                <w:rFonts w:ascii="Segoe UI" w:hAnsi="Segoe UI" w:cs="Segoe UI"/>
+                <w:sz w:val="23"/>
+                <w:szCs w:val="23"/>
+              </w:rPr>
+            </w:pPr>
+            <w:r>
+              <w:rPr>
+                <w:rFonts w:ascii="Segoe UI" w:hAnsi="Segoe UI" w:cs="Segoe UI"/>
+                <w:sz w:val="23"/>
+                <w:szCs w:val="23"/>
+              </w:rPr>
+              <w:t>Spot emerging needs → first-mover advantage</w:t>
+            </w:r>
+          </w:p>
+        </w:tc>
+      </w:tr>
+    </w:tbl>
+    <w:p>
+      <w:r>
+        <w:t>Example: Amazon's product recommendations (35% of revenue) and Prime membership (200M+ members) were both data-driven innovations.</w:t>
+      </w:r>
+    </w:p>
+    <w:p>
+      <w:pPr>
+        <w:spacing w:before="480" w:after="480"/>
+        <w:rPr>
+          <w:rFonts w:ascii="Times New Roman" w:hAnsi="Times New Roman" w:cs="Times New Roman"/>
+        </w:rPr>
+      </w:pPr>
+      <w:r>
+        <w:pict w14:anchorId="4109C73D">
+          <v:rect id="_x0000_i1029" style="width:0;height:.75pt" o:hralign="center" o:hrstd="t" o:hr="t" fillcolor="#a0a0a0" stroked="f"/>
+        </w:pict>
+      </w:r>
+    </w:p>
+    <w:p>
+      <w:r>
+        <w:t xml:space="preserve">6. </w:t>
+      </w:r>
+      <w:r>
+        <w:t>COMPETITIVE ADVANTAGE</w:t>
+      </w:r>
+    </w:p>
+    <w:p>
+      <w:r>
+        <w:t>Data creates barriers to entry and sustainable differentiation.</w:t>
+      </w:r>
+    </w:p>
+    <w:tbl>
+      <w:tblPr>
+        <w:tblW w:w="11280" w:type="dxa"/>
+        <w:tblCellMar>
+          <w:top w:w="15" w:type="dxa"/>
+          <w:left w:w="15" w:type="dxa"/>
+          <w:bottom w:w="15" w:type="dxa"/>
+          <w:right w:w="15" w:type="dxa"/>
+        </w:tblCellMar>
+        <w:tblLook w:val="04A0" w:firstRow="1" w:lastRow="0" w:firstColumn="1" w:lastColumn="0" w:noHBand="0" w:noVBand="1"/>
+      </w:tblPr>
+      <w:tblGrid>
+        <w:gridCol w:w="2525"/>
+        <w:gridCol w:w="8755"/>
+      </w:tblGrid>
+      <w:tr>
+        <w:trPr>
+          <w:tblHeader/>
+        </w:trPr>
+        <w:tc>
+          <w:tcPr>
+            <w:tcW w:w="0" w:type="auto"/>
+            <w:tcBorders>
+              <w:top w:val="nil"/>
+            </w:tcBorders>
+            <w:tcMar>
+              <w:top w:w="150" w:type="dxa"/>
+              <w:left w:w="0" w:type="dxa"/>
+              <w:bottom w:w="150" w:type="dxa"/>
+              <w:right w:w="240" w:type="dxa"/>
+            </w:tcMar>
+            <w:vAlign w:val="center"/>
+            <w:hideMark/>
+          </w:tcPr>
+          <w:p>
+            <w:pPr>
+              <w:spacing w:line="375" w:lineRule="atLeast"/>
+              <w:rPr>
+                <w:rFonts w:ascii="Segoe UI" w:hAnsi="Segoe UI" w:cs="Segoe UI"/>
+                <w:sz w:val="23"/>
+                <w:szCs w:val="23"/>
+              </w:rPr>
+            </w:pPr>
+            <w:r>
+              <w:rPr>
+                <w:rFonts w:ascii="Segoe UI" w:hAnsi="Segoe UI" w:cs="Segoe UI"/>
+                <w:sz w:val="23"/>
+                <w:szCs w:val="23"/>
+              </w:rPr>
+              <w:lastRenderedPageBreak/>
+              <w:t>Advantage</w:t>
+            </w:r>
+          </w:p>
+        </w:tc>
+        <w:tc>
+          <w:tcPr>
+            <w:tcW w:w="0" w:type="auto"/>
+            <w:tcBorders>
+              <w:top w:val="nil"/>
+            </w:tcBorders>
+            <w:tcMar>
+              <w:top w:w="150" w:type="dxa"/>
+              <w:left w:w="240" w:type="dxa"/>
+              <w:bottom w:w="150" w:type="dxa"/>
+              <w:right w:w="240" w:type="dxa"/>
+            </w:tcMar>
+            <w:vAlign w:val="center"/>
+            <w:hideMark/>
+          </w:tcPr>
+          <w:p>
+            <w:pPr>
+              <w:spacing w:line="375" w:lineRule="atLeast"/>
+              <w:rPr>
+                <w:rFonts w:ascii="Segoe UI" w:hAnsi="Segoe UI" w:cs="Segoe UI"/>
+                <w:sz w:val="23"/>
+                <w:szCs w:val="23"/>
+              </w:rPr>
+            </w:pPr>
+            <w:r>
+              <w:rPr>
+                <w:rFonts w:ascii="Segoe UI" w:hAnsi="Segoe UI" w:cs="Segoe UI"/>
+                <w:sz w:val="23"/>
+                <w:szCs w:val="23"/>
+              </w:rPr>
+              <w:t>How Data Creates It</w:t>
+            </w:r>
+          </w:p>
+        </w:tc>
+      </w:tr>
+      <w:tr>
+        <w:tc>
+          <w:tcPr>
+            <w:tcW w:w="0" w:type="auto"/>
+            <w:tcMar>
+              <w:top w:w="150" w:type="dxa"/>
+              <w:left w:w="0" w:type="dxa"/>
+              <w:bottom w:w="150" w:type="dxa"/>
+              <w:right w:w="240" w:type="dxa"/>
+            </w:tcMar>
+            <w:vAlign w:val="center"/>
+            <w:hideMark/>
+          </w:tcPr>
+          <w:p>
+            <w:pPr>
+              <w:spacing w:line="375" w:lineRule="atLeast"/>
+              <w:rPr>
+                <w:rFonts w:ascii="Segoe UI" w:hAnsi="Segoe UI" w:cs="Segoe UI"/>
+                <w:sz w:val="23"/>
+                <w:szCs w:val="23"/>
+              </w:rPr>
+            </w:pPr>
+            <w:r>
+              <w:rPr>
+                <w:rFonts w:ascii="Segoe UI" w:hAnsi="Segoe UI" w:cs="Segoe UI"/>
+                <w:sz w:val="23"/>
+                <w:szCs w:val="23"/>
+              </w:rPr>
+              <w:t>Network effects</w:t>
+            </w:r>
+          </w:p>
+        </w:tc>
+        <w:tc>
+          <w:tcPr>
+            <w:tcW w:w="0" w:type="auto"/>
+            <w:tcMar>
+              <w:top w:w="150" w:type="dxa"/>
+              <w:left w:w="240" w:type="dxa"/>
+              <w:bottom w:w="150" w:type="dxa"/>
+              <w:right w:w="0" w:type="dxa"/>
+            </w:tcMar>
+            <w:vAlign w:val="center"/>
+            <w:hideMark/>
+          </w:tcPr>
+          <w:p>
+            <w:pPr>
+              <w:spacing w:line="375" w:lineRule="atLeast"/>
+              <w:rPr>
+                <w:rFonts w:ascii="Segoe UI" w:hAnsi="Segoe UI" w:cs="Segoe UI"/>
+                <w:sz w:val="23"/>
+                <w:szCs w:val="23"/>
+              </w:rPr>
+            </w:pPr>
+            <w:r>
+              <w:rPr>
+                <w:rFonts w:ascii="Segoe UI" w:hAnsi="Segoe UI" w:cs="Segoe UI"/>
+                <w:sz w:val="23"/>
+                <w:szCs w:val="23"/>
+              </w:rPr>
+              <w:t>More users → more data → better product → more users</w:t>
+            </w:r>
+          </w:p>
+        </w:tc>
+      </w:tr>
+      <w:tr>
+        <w:tc>
+          <w:tcPr>
+            <w:tcW w:w="0" w:type="auto"/>
+            <w:tcMar>
+              <w:top w:w="150" w:type="dxa"/>
+              <w:left w:w="0" w:type="dxa"/>
+              <w:bottom w:w="150" w:type="dxa"/>
+              <w:right w:w="240" w:type="dxa"/>
+            </w:tcMar>
+            <w:vAlign w:val="center"/>
+            <w:hideMark/>
+          </w:tcPr>
+          <w:p>
+            <w:pPr>
+              <w:spacing w:line="375" w:lineRule="atLeast"/>
+              <w:rPr>
+                <w:rFonts w:ascii="Segoe UI" w:hAnsi="Segoe UI" w:cs="Segoe UI"/>
+                <w:sz w:val="23"/>
+                <w:szCs w:val="23"/>
+              </w:rPr>
+            </w:pPr>
+            <w:r>
+              <w:rPr>
+                <w:rFonts w:ascii="Segoe UI" w:hAnsi="Segoe UI" w:cs="Segoe UI"/>
+                <w:sz w:val="23"/>
+                <w:szCs w:val="23"/>
+              </w:rPr>
+              <w:t>Learning curve</w:t>
+            </w:r>
+          </w:p>
+        </w:tc>
+        <w:tc>
+          <w:tcPr>
+            <w:tcW w:w="0" w:type="auto"/>
+            <w:tcMar>
+              <w:top w:w="150" w:type="dxa"/>
+              <w:left w:w="240" w:type="dxa"/>
+              <w:bottom w:w="150" w:type="dxa"/>
+              <w:right w:w="0" w:type="dxa"/>
+            </w:tcMar>
+            <w:vAlign w:val="center"/>
+            <w:hideMark/>
+          </w:tcPr>
+          <w:p>
+            <w:pPr>
+              <w:spacing w:line="375" w:lineRule="atLeast"/>
+              <w:rPr>
+                <w:rFonts w:ascii="Segoe UI" w:hAnsi="Segoe UI" w:cs="Segoe UI"/>
+                <w:sz w:val="23"/>
+                <w:szCs w:val="23"/>
+              </w:rPr>
+            </w:pPr>
+            <w:r>
+              <w:rPr>
+                <w:rFonts w:ascii="Segoe UI" w:hAnsi="Segoe UI" w:cs="Segoe UI"/>
+                <w:sz w:val="23"/>
+                <w:szCs w:val="23"/>
+              </w:rPr>
+              <w:t>Historical data improves AI/predictions over time</w:t>
+            </w:r>
+          </w:p>
+        </w:tc>
+      </w:tr>
+      <w:tr>
+        <w:tc>
+          <w:tcPr>
+            <w:tcW w:w="0" w:type="auto"/>
+            <w:tcMar>
+              <w:top w:w="150" w:type="dxa"/>
+              <w:left w:w="0" w:type="dxa"/>
+              <w:bottom w:w="150" w:type="dxa"/>
+              <w:right w:w="240" w:type="dxa"/>
+            </w:tcMar>
+            <w:vAlign w:val="center"/>
+            <w:hideMark/>
+          </w:tcPr>
+          <w:p>
+            <w:pPr>
+              <w:spacing w:line="375" w:lineRule="atLeast"/>
+              <w:rPr>
+                <w:rFonts w:ascii="Segoe UI" w:hAnsi="Segoe UI" w:cs="Segoe UI"/>
+                <w:sz w:val="23"/>
+                <w:szCs w:val="23"/>
+              </w:rPr>
+            </w:pPr>
+            <w:r>
+              <w:rPr>
+                <w:rFonts w:ascii="Segoe UI" w:hAnsi="Segoe UI" w:cs="Segoe UI"/>
+                <w:sz w:val="23"/>
+                <w:szCs w:val="23"/>
+              </w:rPr>
+              <w:t>Switching costs</w:t>
+            </w:r>
+          </w:p>
+        </w:tc>
+        <w:tc>
+          <w:tcPr>
+            <w:tcW w:w="0" w:type="auto"/>
+            <w:tcMar>
+              <w:top w:w="150" w:type="dxa"/>
+              <w:left w:w="240" w:type="dxa"/>
+              <w:bottom w:w="150" w:type="dxa"/>
+              <w:right w:w="0" w:type="dxa"/>
+            </w:tcMar>
+            <w:vAlign w:val="center"/>
+            <w:hideMark/>
+          </w:tcPr>
+          <w:p>
+            <w:pPr>
+              <w:spacing w:line="375" w:lineRule="atLeast"/>
+              <w:rPr>
+                <w:rFonts w:ascii="Segoe UI" w:hAnsi="Segoe UI" w:cs="Segoe UI"/>
+                <w:sz w:val="23"/>
+                <w:szCs w:val="23"/>
+              </w:rPr>
+            </w:pPr>
+            <w:r>
+              <w:rPr>
+                <w:rFonts w:ascii="Segoe UI" w:hAnsi="Segoe UI" w:cs="Segoe UI"/>
+                <w:sz w:val="23"/>
+                <w:szCs w:val="23"/>
+              </w:rPr>
+              <w:t>Customer data enables personalization others can't replicate</w:t>
+            </w:r>
+          </w:p>
+        </w:tc>
+      </w:tr>
+      <w:tr>
+        <w:tc>
+          <w:tcPr>
+            <w:tcW w:w="0" w:type="auto"/>
+            <w:tcMar>
+              <w:top w:w="150" w:type="dxa"/>
+              <w:left w:w="0" w:type="dxa"/>
+              <w:bottom w:w="150" w:type="dxa"/>
+              <w:right w:w="240" w:type="dxa"/>
+            </w:tcMar>
+            <w:vAlign w:val="center"/>
+            <w:hideMark/>
+          </w:tcPr>
+          <w:p>
+            <w:pPr>
+              <w:spacing w:line="375" w:lineRule="atLeast"/>
+              <w:rPr>
+                <w:rFonts w:ascii="Segoe UI" w:hAnsi="Segoe UI" w:cs="Segoe UI"/>
+                <w:sz w:val="23"/>
+                <w:szCs w:val="23"/>
+              </w:rPr>
+            </w:pPr>
+            <w:r>
+              <w:rPr>
+                <w:rFonts w:ascii="Segoe UI" w:hAnsi="Segoe UI" w:cs="Segoe UI"/>
+                <w:sz w:val="23"/>
+                <w:szCs w:val="23"/>
+              </w:rPr>
+              <w:t>Speed</w:t>
+            </w:r>
+          </w:p>
+        </w:tc>
+        <w:tc>
+          <w:tcPr>
+            <w:tcW w:w="0" w:type="auto"/>
+            <w:tcMar>
+              <w:top w:w="150" w:type="dxa"/>
+              <w:left w:w="240" w:type="dxa"/>
+              <w:bottom w:w="150" w:type="dxa"/>
+              <w:right w:w="0" w:type="dxa"/>
+            </w:tcMar>
+            <w:vAlign w:val="center"/>
+            <w:hideMark/>
+          </w:tcPr>
+          <w:p>
+            <w:pPr>
+              <w:spacing w:line="375" w:lineRule="atLeast"/>
+              <w:rPr>
+                <w:rFonts w:ascii="Segoe UI" w:hAnsi="Segoe UI" w:cs="Segoe UI"/>
+                <w:sz w:val="23"/>
+                <w:szCs w:val="23"/>
+              </w:rPr>
+            </w:pPr>
+            <w:r>
+              <w:rPr>
+                <w:rFonts w:ascii="Segoe UI" w:hAnsi="Segoe UI" w:cs="Segoe UI"/>
+                <w:sz w:val="23"/>
+                <w:szCs w:val="23"/>
+              </w:rPr>
+              <w:t>Real-time data allows faster responses than competitors</w:t>
+            </w:r>
+          </w:p>
+        </w:tc>
+      </w:tr>
+    </w:tbl>
+    <w:p>
+      <w:pPr>
+        <w:spacing w:before="480" w:after="480"/>
+        <w:rPr>
+          <w:rFonts w:ascii="Times New Roman" w:hAnsi="Times New Roman" w:cs="Times New Roman"/>
+        </w:rPr>
+      </w:pPr>
+      <w:r>
+        <w:pict w14:anchorId="2F2D4CD2">
+          <v:rect id="_x0000_i1030" style="width:0;height:.75pt" o:hralign="center" o:hrstd="t" o:hr="t" fillcolor="#a0a0a0" stroked="f"/>
+        </w:pict>
+      </w:r>
+    </w:p>
+    <w:p>
+      <w:r>
+        <w:t>7. REVENUE GENERATION &amp; MONETIZATION</w:t>
+      </w:r>
+    </w:p>
+    <w:p>
+      <w:r>
+        <w:t>Data can be a direct revenue stream or an indirect growth driver.</w:t>
+      </w:r>
+    </w:p>
+    <w:tbl>
+      <w:tblPr>
+        <w:tblW w:w="11280" w:type="dxa"/>
+        <w:tblCellMar>
+          <w:top w:w="15" w:type="dxa"/>
+          <w:left w:w="15" w:type="dxa"/>
+          <w:bottom w:w="15" w:type="dxa"/>
+          <w:right w:w="15" w:type="dxa"/>
+        </w:tblCellMar>
+        <w:tblLook w:val="04A0" w:firstRow="1" w:lastRow="0" w:firstColumn="1" w:lastColumn="0" w:noHBand="0" w:noVBand="1"/>
+      </w:tblPr>
+      <w:tblGrid>
+        <w:gridCol w:w="3727"/>
+        <w:gridCol w:w="7553"/>
+      </w:tblGrid>
+      <w:tr>
+        <w:trPr>
+          <w:tblHeader/>
+        </w:trPr>
+        <w:tc>
+          <w:tcPr>
+            <w:tcW w:w="0" w:type="auto"/>
+            <w:tcBorders>
+              <w:top w:val="nil"/>
+            </w:tcBorders>
+            <w:tcMar>
+              <w:top w:w="150" w:type="dxa"/>
+              <w:left w:w="0" w:type="dxa"/>
+              <w:bottom w:w="150" w:type="dxa"/>
+              <w:right w:w="240" w:type="dxa"/>
+            </w:tcMar>
+            <w:vAlign w:val="center"/>
+            <w:hideMark/>
+          </w:tcPr>
+          <w:p>
+            <w:pPr>
+              <w:spacing w:line="375" w:lineRule="atLeast"/>
+              <w:rPr>
+                <w:rFonts w:ascii="Segoe UI" w:hAnsi="Segoe UI" w:cs="Segoe UI"/>
+                <w:sz w:val="23"/>
+                <w:szCs w:val="23"/>
+              </w:rPr>
+            </w:pPr>
+            <w:r>
+              <w:rPr>
+                <w:rFonts w:ascii="Segoe UI" w:hAnsi="Segoe UI" w:cs="Segoe UI"/>
+                <w:sz w:val="23"/>
+                <w:szCs w:val="23"/>
+              </w:rPr>
+              <w:t>Monetization Model</w:t>
+            </w:r>
+          </w:p>
+        </w:tc>
+        <w:tc>
+          <w:tcPr>
+            <w:tcW w:w="0" w:type="auto"/>
+            <w:tcBorders>
+              <w:top w:val="nil"/>
+            </w:tcBorders>
+            <w:tcMar>
+              <w:top w:w="150" w:type="dxa"/>
+              <w:left w:w="240" w:type="dxa"/>
+              <w:bottom w:w="150" w:type="dxa"/>
+              <w:right w:w="240" w:type="dxa"/>
+            </w:tcMar>
+            <w:vAlign w:val="center"/>
+            <w:hideMark/>
+          </w:tcPr>
+          <w:p>
+            <w:pPr>
+              <w:spacing w:line="375" w:lineRule="atLeast"/>
+              <w:rPr>
+                <w:rFonts w:ascii="Segoe UI" w:hAnsi="Segoe UI" w:cs="Segoe UI"/>
+                <w:sz w:val="23"/>
+                <w:szCs w:val="23"/>
+              </w:rPr>
+            </w:pPr>
+            <w:r>
+              <w:rPr>
+                <w:rFonts w:ascii="Segoe UI" w:hAnsi="Segoe UI" w:cs="Segoe UI"/>
+                <w:sz w:val="23"/>
+                <w:szCs w:val="23"/>
+              </w:rPr>
+              <w:t>Example</w:t>
+            </w:r>
+          </w:p>
+        </w:tc>
+      </w:tr>
+      <w:tr>
+        <w:tc>
+          <w:tcPr>
+            <w:tcW w:w="0" w:type="auto"/>
+            <w:tcMar>
+              <w:top w:w="150" w:type="dxa"/>
+              <w:left w:w="0" w:type="dxa"/>
+              <w:bottom w:w="150" w:type="dxa"/>
+              <w:right w:w="240" w:type="dxa"/>
+            </w:tcMar>
+            <w:vAlign w:val="center"/>
+            <w:hideMark/>
+          </w:tcPr>
+          <w:p>
+            <w:pPr>
+              <w:spacing w:line="375" w:lineRule="atLeast"/>
+              <w:rPr>
+                <w:rFonts w:ascii="Segoe UI" w:hAnsi="Segoe UI" w:cs="Segoe UI"/>
+                <w:sz w:val="23"/>
+                <w:szCs w:val="23"/>
+              </w:rPr>
+            </w:pPr>
+            <w:r>
+              <w:rPr>
+                <w:rFonts w:ascii="Segoe UI" w:hAnsi="Segoe UI" w:cs="Segoe UI"/>
+                <w:sz w:val="23"/>
+                <w:szCs w:val="23"/>
+              </w:rPr>
+              <w:t>Selling insights</w:t>
+            </w:r>
+          </w:p>
+        </w:tc>
+        <w:tc>
+          <w:tcPr>
+            <w:tcW w:w="0" w:type="auto"/>
+            <w:tcMar>
+              <w:top w:w="150" w:type="dxa"/>
+              <w:left w:w="240" w:type="dxa"/>
+              <w:bottom w:w="150" w:type="dxa"/>
+              <w:right w:w="0" w:type="dxa"/>
+            </w:tcMar>
+            <w:vAlign w:val="center"/>
+            <w:hideMark/>
+          </w:tcPr>
+          <w:p>
+            <w:pPr>
+              <w:spacing w:line="375" w:lineRule="atLeast"/>
+              <w:rPr>
+                <w:rFonts w:ascii="Segoe UI" w:hAnsi="Segoe UI" w:cs="Segoe UI"/>
+                <w:sz w:val="23"/>
+                <w:szCs w:val="23"/>
+              </w:rPr>
+            </w:pPr>
+            <w:r>
+              <w:rPr>
+                <w:rFonts w:ascii="Segoe UI" w:hAnsi="Segoe UI" w:cs="Segoe UI"/>
+                <w:sz w:val="23"/>
+                <w:szCs w:val="23"/>
+              </w:rPr>
+              <w:t>Nielsen sells consumer data to CPG companies</w:t>
+            </w:r>
+          </w:p>
+        </w:tc>
+      </w:tr>
+      <w:tr>
+        <w:tc>
+          <w:tcPr>
+            <w:tcW w:w="0" w:type="auto"/>
+            <w:tcMar>
+              <w:top w:w="150" w:type="dxa"/>
+              <w:left w:w="0" w:type="dxa"/>
+              <w:bottom w:w="150" w:type="dxa"/>
+              <w:right w:w="240" w:type="dxa"/>
+            </w:tcMar>
+            <w:vAlign w:val="center"/>
+            <w:hideMark/>
+          </w:tcPr>
+          <w:p>
+            <w:pPr>
+              <w:spacing w:line="375" w:lineRule="atLeast"/>
+              <w:rPr>
+                <w:rFonts w:ascii="Segoe UI" w:hAnsi="Segoe UI" w:cs="Segoe UI"/>
+                <w:sz w:val="23"/>
+                <w:szCs w:val="23"/>
+              </w:rPr>
+            </w:pPr>
+            <w:r>
+              <w:rPr>
+                <w:rFonts w:ascii="Segoe UI" w:hAnsi="Segoe UI" w:cs="Segoe UI"/>
+                <w:sz w:val="23"/>
+                <w:szCs w:val="23"/>
+              </w:rPr>
+              <w:t>Targeted advertising</w:t>
+            </w:r>
+          </w:p>
+        </w:tc>
+        <w:tc>
+          <w:tcPr>
+            <w:tcW w:w="0" w:type="auto"/>
+            <w:tcMar>
+              <w:top w:w="150" w:type="dxa"/>
+              <w:left w:w="240" w:type="dxa"/>
+              <w:bottom w:w="150" w:type="dxa"/>
+              <w:right w:w="0" w:type="dxa"/>
+            </w:tcMar>
+            <w:vAlign w:val="center"/>
+            <w:hideMark/>
+          </w:tcPr>
+          <w:p>
+            <w:pPr>
+              <w:spacing w:line="375" w:lineRule="atLeast"/>
+              <w:rPr>
+                <w:rFonts w:ascii="Segoe UI" w:hAnsi="Segoe UI" w:cs="Segoe UI"/>
+                <w:sz w:val="23"/>
+                <w:szCs w:val="23"/>
+              </w:rPr>
+            </w:pPr>
+            <w:r>
+              <w:rPr>
+                <w:rFonts w:ascii="Segoe UI" w:hAnsi="Segoe UI" w:cs="Segoe UI"/>
+                <w:sz w:val="23"/>
+                <w:szCs w:val="23"/>
+              </w:rPr>
+              <w:t>Google/Meta generate $300B+ annually</w:t>
+            </w:r>
+          </w:p>
+        </w:tc>
+      </w:tr>
+      <w:tr>
+        <w:tc>
+          <w:tcPr>
+            <w:tcW w:w="0" w:type="auto"/>
+            <w:tcMar>
+              <w:top w:w="150" w:type="dxa"/>
+              <w:left w:w="0" w:type="dxa"/>
+              <w:bottom w:w="150" w:type="dxa"/>
+              <w:right w:w="240" w:type="dxa"/>
+            </w:tcMar>
+            <w:vAlign w:val="center"/>
+            <w:hideMark/>
+          </w:tcPr>
+          <w:p>
+            <w:pPr>
+              <w:spacing w:line="375" w:lineRule="atLeast"/>
+              <w:rPr>
+                <w:rFonts w:ascii="Segoe UI" w:hAnsi="Segoe UI" w:cs="Segoe UI"/>
+                <w:sz w:val="23"/>
+                <w:szCs w:val="23"/>
+              </w:rPr>
+            </w:pPr>
+            <w:r>
+              <w:rPr>
+                <w:rFonts w:ascii="Segoe UI" w:hAnsi="Segoe UI" w:cs="Segoe UI"/>
+                <w:sz w:val="23"/>
+                <w:szCs w:val="23"/>
+              </w:rPr>
+              <w:t>Usage-based pricing</w:t>
+            </w:r>
+          </w:p>
+        </w:tc>
+        <w:tc>
+          <w:tcPr>
+            <w:tcW w:w="0" w:type="auto"/>
+            <w:tcMar>
+              <w:top w:w="150" w:type="dxa"/>
+              <w:left w:w="240" w:type="dxa"/>
+              <w:bottom w:w="150" w:type="dxa"/>
+              <w:right w:w="0" w:type="dxa"/>
+            </w:tcMar>
+            <w:vAlign w:val="center"/>
+            <w:hideMark/>
+          </w:tcPr>
+          <w:p>
+            <w:pPr>
+              <w:spacing w:line="375" w:lineRule="atLeast"/>
+              <w:rPr>
+                <w:rFonts w:ascii="Segoe UI" w:hAnsi="Segoe UI" w:cs="Segoe UI"/>
+                <w:sz w:val="23"/>
+                <w:szCs w:val="23"/>
+              </w:rPr>
+            </w:pPr>
+            <w:r>
+              <w:rPr>
+                <w:rFonts w:ascii="Segoe UI" w:hAnsi="Segoe UI" w:cs="Segoe UI"/>
+                <w:sz w:val="23"/>
+                <w:szCs w:val="23"/>
+              </w:rPr>
+              <w:t>SaaS companies track API calls for billing</w:t>
+            </w:r>
+          </w:p>
+        </w:tc>
+      </w:tr>
+      <w:tr>
+        <w:tc>
+          <w:tcPr>
+            <w:tcW w:w="0" w:type="auto"/>
+            <w:tcMar>
+              <w:top w:w="150" w:type="dxa"/>
+              <w:left w:w="0" w:type="dxa"/>
+              <w:bottom w:w="150" w:type="dxa"/>
+              <w:right w:w="240" w:type="dxa"/>
+            </w:tcMar>
+            <w:vAlign w:val="center"/>
+            <w:hideMark/>
+          </w:tcPr>
+          <w:p>
+            <w:pPr>
+              <w:spacing w:line="375" w:lineRule="atLeast"/>
+              <w:rPr>
+                <w:rFonts w:ascii="Segoe UI" w:hAnsi="Segoe UI" w:cs="Segoe UI"/>
+                <w:sz w:val="23"/>
+                <w:szCs w:val="23"/>
+              </w:rPr>
+            </w:pPr>
+            <w:r>
+              <w:rPr>
+                <w:rFonts w:ascii="Segoe UI" w:hAnsi="Segoe UI" w:cs="Segoe UI"/>
+                <w:sz w:val="23"/>
+                <w:szCs w:val="23"/>
+              </w:rPr>
+              <w:t>Data-as-a-Service (</w:t>
+            </w:r>
+            <w:proofErr w:type="spellStart"/>
+            <w:r>
+              <w:rPr>
+                <w:rFonts w:ascii="Segoe UI" w:hAnsi="Segoe UI" w:cs="Segoe UI"/>
+                <w:sz w:val="23"/>
+                <w:szCs w:val="23"/>
+              </w:rPr>
+              <w:t>DaaS</w:t>
+            </w:r>
+            <w:proofErr w:type="spellEnd"/>
+            <w:r>
+              <w:rPr>
+                <w:rFonts w:ascii="Segoe UI" w:hAnsi="Segoe UI" w:cs="Segoe UI"/>
+                <w:sz w:val="23"/>
+                <w:szCs w:val="23"/>
+              </w:rPr>
+              <w:t>)</w:t>
+            </w:r>
+          </w:p>
+        </w:tc>
+        <w:tc>
+          <w:tcPr>
+            <w:tcW w:w="0" w:type="auto"/>
+            <w:tcMar>
+              <w:top w:w="150" w:type="dxa"/>
+              <w:left w:w="240" w:type="dxa"/>
+              <w:bottom w:w="150" w:type="dxa"/>
+              <w:right w:w="0" w:type="dxa"/>
+            </w:tcMar>
+            <w:vAlign w:val="center"/>
+            <w:hideMark/>
+          </w:tcPr>
+          <w:p>
+            <w:pPr>
+              <w:spacing w:line="375" w:lineRule="atLeast"/>
+              <w:rPr>
+                <w:rFonts w:ascii="Segoe UI" w:hAnsi="Segoe UI" w:cs="Segoe UI"/>
+                <w:sz w:val="23"/>
+                <w:szCs w:val="23"/>
+              </w:rPr>
+            </w:pPr>
+            <w:r>
+              <w:rPr>
+                <w:rFonts w:ascii="Segoe UI" w:hAnsi="Segoe UI" w:cs="Segoe UI"/>
+                <w:sz w:val="23"/>
+                <w:szCs w:val="23"/>
+              </w:rPr>
+              <w:t>Bloomberg Terminal sells financial data subscriptions</w:t>
+            </w:r>
+          </w:p>
+        </w:tc>
+      </w:tr>
+    </w:tbl>
+    <w:p>
+      <w:pPr>
+        <w:rPr>
+          <w:i/>
+          <w:iCs/>
+        </w:rPr>
+      </w:pPr>
+      <w:r>
+        <w:rPr>
+          <w:i/>
+          <w:iCs/>
+        </w:rPr>
+        <w:t>Indirect revenue impact: Data-driven marketing increases ROI by 5-8x compared to traditional marketing.</w:t>
+      </w:r>
+    </w:p>
+    <w:p>
+      <w:pPr>
+        <w:spacing w:before="480" w:after="480"/>
+        <w:rPr>
+          <w:rFonts w:ascii="Times New Roman" w:hAnsi="Times New Roman" w:cs="Times New Roman"/>
+        </w:rPr>
+      </w:pPr>
+      <w:r>
+        <w:pict w14:anchorId="77E8F013">
+          <v:rect id="_x0000_i1031" style="width:0;height:.75pt" o:hralign="center" o:hrstd="t" o:hr="t" fillcolor="#a0a0a0" stroked="f"/>
+        </w:pict>
+      </w:r>
+    </w:p>
+    <w:p>
+      <w:r>
+        <w:t>8. REGULATORY COMPLIANCE &amp; LEGAL PROTECTION</w:t>
+      </w:r>
+    </w:p>
+    <w:p>
+      <w:r>
+        <w:lastRenderedPageBreak/>
+        <w:t>In regulated industries, data isn't optional — it's mandatory.</w:t>
+      </w:r>
+    </w:p>
+    <w:tbl>
+      <w:tblPr>
+        <w:tblW w:w="11280" w:type="dxa"/>
+        <w:tblCellMar>
+          <w:top w:w="15" w:type="dxa"/>
+          <w:left w:w="15" w:type="dxa"/>
+          <w:bottom w:w="15" w:type="dxa"/>
+          <w:right w:w="15" w:type="dxa"/>
+        </w:tblCellMar>
+        <w:tblLook w:val="04A0" w:firstRow="1" w:lastRow="0" w:firstColumn="1" w:lastColumn="0" w:noHBand="0" w:noVBand="1"/>
+      </w:tblPr>
+      <w:tblGrid>
+        <w:gridCol w:w="4583"/>
+        <w:gridCol w:w="6697"/>
+      </w:tblGrid>
+      <w:tr>
+        <w:trPr>
+          <w:tblHeader/>
+        </w:trPr>
+        <w:tc>
+          <w:tcPr>
+            <w:tcW w:w="0" w:type="auto"/>
+            <w:tcBorders>
+              <w:top w:val="nil"/>
+            </w:tcBorders>
+            <w:tcMar>
+              <w:top w:w="150" w:type="dxa"/>
+              <w:left w:w="0" w:type="dxa"/>
+              <w:bottom w:w="150" w:type="dxa"/>
+              <w:right w:w="240" w:type="dxa"/>
+            </w:tcMar>
+            <w:vAlign w:val="center"/>
+            <w:hideMark/>
+          </w:tcPr>
+          <w:p>
+            <w:pPr>
+              <w:spacing w:line="375" w:lineRule="atLeast"/>
+              <w:rPr>
+                <w:rFonts w:ascii="Segoe UI" w:hAnsi="Segoe UI" w:cs="Segoe UI"/>
+                <w:sz w:val="23"/>
+                <w:szCs w:val="23"/>
+              </w:rPr>
+            </w:pPr>
+            <w:r>
+              <w:rPr>
+                <w:rFonts w:ascii="Segoe UI" w:hAnsi="Segoe UI" w:cs="Segoe UI"/>
+                <w:sz w:val="23"/>
+                <w:szCs w:val="23"/>
+              </w:rPr>
+              <w:t>Requirement</w:t>
+            </w:r>
+          </w:p>
+        </w:tc>
+        <w:tc>
+          <w:tcPr>
+            <w:tcW w:w="0" w:type="auto"/>
+            <w:tcBorders>
+              <w:top w:val="nil"/>
+            </w:tcBorders>
+            <w:tcMar>
+              <w:top w:w="150" w:type="dxa"/>
+              <w:left w:w="240" w:type="dxa"/>
+              <w:bottom w:w="150" w:type="dxa"/>
+              <w:right w:w="240" w:type="dxa"/>
+            </w:tcMar>
+            <w:vAlign w:val="center"/>
+            <w:hideMark/>
+          </w:tcPr>
+          <w:p>
+            <w:pPr>
+              <w:spacing w:line="375" w:lineRule="atLeast"/>
+              <w:rPr>
+                <w:rFonts w:ascii="Segoe UI" w:hAnsi="Segoe UI" w:cs="Segoe UI"/>
+                <w:sz w:val="23"/>
+                <w:szCs w:val="23"/>
+              </w:rPr>
+            </w:pPr>
+            <w:r>
+              <w:rPr>
+                <w:rFonts w:ascii="Segoe UI" w:hAnsi="Segoe UI" w:cs="Segoe UI"/>
+                <w:sz w:val="23"/>
+                <w:szCs w:val="23"/>
+              </w:rPr>
+              <w:t>Data Needed</w:t>
+            </w:r>
+          </w:p>
+        </w:tc>
+      </w:tr>
+      <w:tr>
+        <w:tc>
+          <w:tcPr>
+            <w:tcW w:w="0" w:type="auto"/>
+            <w:tcMar>
+              <w:top w:w="150" w:type="dxa"/>
+              <w:left w:w="0" w:type="dxa"/>
+              <w:bottom w:w="150" w:type="dxa"/>
+              <w:right w:w="240" w:type="dxa"/>
+            </w:tcMar>
+            <w:vAlign w:val="center"/>
+            <w:hideMark/>
+          </w:tcPr>
+          <w:p>
+            <w:pPr>
+              <w:spacing w:line="375" w:lineRule="atLeast"/>
+              <w:rPr>
+                <w:rFonts w:ascii="Segoe UI" w:hAnsi="Segoe UI" w:cs="Segoe UI"/>
+                <w:sz w:val="23"/>
+                <w:szCs w:val="23"/>
+              </w:rPr>
+            </w:pPr>
+            <w:r>
+              <w:rPr>
+                <w:rFonts w:ascii="Segoe UI" w:hAnsi="Segoe UI" w:cs="Segoe UI"/>
+                <w:sz w:val="23"/>
+                <w:szCs w:val="23"/>
+              </w:rPr>
+              <w:t>Financial audits</w:t>
+            </w:r>
+          </w:p>
+        </w:tc>
+        <w:tc>
+          <w:tcPr>
+            <w:tcW w:w="0" w:type="auto"/>
+            <w:tcMar>
+              <w:top w:w="150" w:type="dxa"/>
+              <w:left w:w="240" w:type="dxa"/>
+              <w:bottom w:w="150" w:type="dxa"/>
+              <w:right w:w="0" w:type="dxa"/>
+            </w:tcMar>
+            <w:vAlign w:val="center"/>
+            <w:hideMark/>
+          </w:tcPr>
+          <w:p>
+            <w:pPr>
+              <w:spacing w:line="375" w:lineRule="atLeast"/>
+              <w:rPr>
+                <w:rFonts w:ascii="Segoe UI" w:hAnsi="Segoe UI" w:cs="Segoe UI"/>
+                <w:sz w:val="23"/>
+                <w:szCs w:val="23"/>
+              </w:rPr>
+            </w:pPr>
+            <w:r>
+              <w:rPr>
+                <w:rFonts w:ascii="Segoe UI" w:hAnsi="Segoe UI" w:cs="Segoe UI"/>
+                <w:sz w:val="23"/>
+                <w:szCs w:val="23"/>
+              </w:rPr>
+              <w:t>Transaction logs, approval trails</w:t>
+            </w:r>
+          </w:p>
+        </w:tc>
+      </w:tr>
+      <w:tr>
+        <w:tc>
+          <w:tcPr>
+            <w:tcW w:w="0" w:type="auto"/>
+            <w:tcMar>
+              <w:top w:w="150" w:type="dxa"/>
+              <w:left w:w="0" w:type="dxa"/>
+              <w:bottom w:w="150" w:type="dxa"/>
+              <w:right w:w="240" w:type="dxa"/>
+            </w:tcMar>
+            <w:vAlign w:val="center"/>
+            <w:hideMark/>
+          </w:tcPr>
+          <w:p>
+            <w:pPr>
+              <w:spacing w:line="375" w:lineRule="atLeast"/>
+              <w:rPr>
+                <w:rFonts w:ascii="Segoe UI" w:hAnsi="Segoe UI" w:cs="Segoe UI"/>
+                <w:sz w:val="23"/>
+                <w:szCs w:val="23"/>
+              </w:rPr>
+            </w:pPr>
+            <w:r>
+              <w:rPr>
+                <w:rFonts w:ascii="Segoe UI" w:hAnsi="Segoe UI" w:cs="Segoe UI"/>
+                <w:sz w:val="23"/>
+                <w:szCs w:val="23"/>
+              </w:rPr>
+              <w:t>Healthcare compliance (HIPAA)</w:t>
+            </w:r>
+          </w:p>
+        </w:tc>
+        <w:tc>
+          <w:tcPr>
+            <w:tcW w:w="0" w:type="auto"/>
+            <w:tcMar>
+              <w:top w:w="150" w:type="dxa"/>
+              <w:left w:w="240" w:type="dxa"/>
+              <w:bottom w:w="150" w:type="dxa"/>
+              <w:right w:w="0" w:type="dxa"/>
+            </w:tcMar>
+            <w:vAlign w:val="center"/>
+            <w:hideMark/>
+          </w:tcPr>
+          <w:p>
+            <w:pPr>
+              <w:spacing w:line="375" w:lineRule="atLeast"/>
+              <w:rPr>
+                <w:rFonts w:ascii="Segoe UI" w:hAnsi="Segoe UI" w:cs="Segoe UI"/>
+                <w:sz w:val="23"/>
+                <w:szCs w:val="23"/>
+              </w:rPr>
+            </w:pPr>
+            <w:r>
+              <w:rPr>
+                <w:rFonts w:ascii="Segoe UI" w:hAnsi="Segoe UI" w:cs="Segoe UI"/>
+                <w:sz w:val="23"/>
+                <w:szCs w:val="23"/>
+              </w:rPr>
+              <w:t>Access logs, patient consent records</w:t>
+            </w:r>
+          </w:p>
+        </w:tc>
+      </w:tr>
+      <w:tr>
+        <w:tc>
+          <w:tcPr>
+            <w:tcW w:w="0" w:type="auto"/>
+            <w:tcMar>
+              <w:top w:w="150" w:type="dxa"/>
+              <w:left w:w="0" w:type="dxa"/>
+              <w:bottom w:w="150" w:type="dxa"/>
+              <w:right w:w="240" w:type="dxa"/>
+            </w:tcMar>
+            <w:vAlign w:val="center"/>
+            <w:hideMark/>
+          </w:tcPr>
+          <w:p>
+            <w:pPr>
+              <w:spacing w:line="375" w:lineRule="atLeast"/>
+              <w:rPr>
+                <w:rFonts w:ascii="Segoe UI" w:hAnsi="Segoe UI" w:cs="Segoe UI"/>
+                <w:sz w:val="23"/>
+                <w:szCs w:val="23"/>
+              </w:rPr>
+            </w:pPr>
+            <w:r>
+              <w:rPr>
+                <w:rFonts w:ascii="Segoe UI" w:hAnsi="Segoe UI" w:cs="Segoe UI"/>
+                <w:sz w:val="23"/>
+                <w:szCs w:val="23"/>
+              </w:rPr>
+              <w:t>Privacy laws (GDPR/CCPA)</w:t>
+            </w:r>
+          </w:p>
+        </w:tc>
+        <w:tc>
+          <w:tcPr>
+            <w:tcW w:w="0" w:type="auto"/>
+            <w:tcMar>
+              <w:top w:w="150" w:type="dxa"/>
+              <w:left w:w="240" w:type="dxa"/>
+              <w:bottom w:w="150" w:type="dxa"/>
+              <w:right w:w="0" w:type="dxa"/>
+            </w:tcMar>
+            <w:vAlign w:val="center"/>
+            <w:hideMark/>
+          </w:tcPr>
+          <w:p>
+            <w:pPr>
+              <w:spacing w:line="375" w:lineRule="atLeast"/>
+              <w:rPr>
+                <w:rFonts w:ascii="Segoe UI" w:hAnsi="Segoe UI" w:cs="Segoe UI"/>
+                <w:sz w:val="23"/>
+                <w:szCs w:val="23"/>
+              </w:rPr>
+            </w:pPr>
+            <w:r>
+              <w:rPr>
+                <w:rFonts w:ascii="Segoe UI" w:hAnsi="Segoe UI" w:cs="Segoe UI"/>
+                <w:sz w:val="23"/>
+                <w:szCs w:val="23"/>
+              </w:rPr>
+              <w:t>Data inventory, deletion proof, consent history</w:t>
+            </w:r>
+          </w:p>
+        </w:tc>
+      </w:tr>
+      <w:tr>
+        <w:tc>
+          <w:tcPr>
+            <w:tcW w:w="0" w:type="auto"/>
+            <w:tcMar>
+              <w:top w:w="150" w:type="dxa"/>
+              <w:left w:w="0" w:type="dxa"/>
+              <w:bottom w:w="150" w:type="dxa"/>
+              <w:right w:w="240" w:type="dxa"/>
+            </w:tcMar>
+            <w:vAlign w:val="center"/>
+            <w:hideMark/>
+          </w:tcPr>
+          <w:p>
+            <w:pPr>
+              <w:spacing w:line="375" w:lineRule="atLeast"/>
+              <w:rPr>
+                <w:rFonts w:ascii="Segoe UI" w:hAnsi="Segoe UI" w:cs="Segoe UI"/>
+                <w:sz w:val="23"/>
+                <w:szCs w:val="23"/>
+              </w:rPr>
+            </w:pPr>
+            <w:r>
+              <w:rPr>
+                <w:rFonts w:ascii="Segoe UI" w:hAnsi="Segoe UI" w:cs="Segoe UI"/>
+                <w:sz w:val="23"/>
+                <w:szCs w:val="23"/>
+              </w:rPr>
+              <w:t>Labor laws</w:t>
+            </w:r>
+          </w:p>
+        </w:tc>
+        <w:tc>
+          <w:tcPr>
+            <w:tcW w:w="0" w:type="auto"/>
+            <w:tcMar>
+              <w:top w:w="150" w:type="dxa"/>
+              <w:left w:w="240" w:type="dxa"/>
+              <w:bottom w:w="150" w:type="dxa"/>
+              <w:right w:w="0" w:type="dxa"/>
+            </w:tcMar>
+            <w:vAlign w:val="center"/>
+            <w:hideMark/>
+          </w:tcPr>
+          <w:p>
+            <w:pPr>
+              <w:spacing w:line="375" w:lineRule="atLeast"/>
+              <w:rPr>
+                <w:rFonts w:ascii="Segoe UI" w:hAnsi="Segoe UI" w:cs="Segoe UI"/>
+                <w:sz w:val="23"/>
+                <w:szCs w:val="23"/>
+              </w:rPr>
+            </w:pPr>
+            <w:r>
+              <w:rPr>
+                <w:rFonts w:ascii="Segoe UI" w:hAnsi="Segoe UI" w:cs="Segoe UI"/>
+                <w:sz w:val="23"/>
+                <w:szCs w:val="23"/>
+              </w:rPr>
+              <w:t>Employee hours, payroll, safety incident data</w:t>
+            </w:r>
+          </w:p>
+        </w:tc>
+      </w:tr>
+    </w:tbl>
+    <w:p>
+      <w:pPr>
+        <w:rPr>
+          <w:i/>
+          <w:iCs/>
+        </w:rPr>
+      </w:pPr>
+      <w:r>
+        <w:rPr>
+          <w:i/>
+          <w:iCs/>
+        </w:rPr>
+        <w:t>Cost of non-compliance: Average fine for GDPR violation = €15M or 4% of global revenue.</w:t>
+      </w:r>
+    </w:p>
+    <w:p>
+      <w:pPr>
+        <w:spacing w:before="480" w:after="480"/>
+        <w:rPr>
+          <w:rFonts w:ascii="Times New Roman" w:hAnsi="Times New Roman" w:cs="Times New Roman"/>
+        </w:rPr>
+      </w:pPr>
+      <w:r>
+        <w:pict w14:anchorId="3E4EF64C">
+          <v:rect id="_x0000_i1032" style="width:0;height:.75pt" o:hralign="center" o:hrstd="t" o:hr="t" fillcolor="#a0a0a0" stroked="f"/>
+        </w:pict>
+      </w:r>
+    </w:p>
+    <w:p>
+      <w:r>
+        <w:t>9. TALENT &amp; CULTURE</w:t>
+      </w:r>
+    </w:p>
+    <w:p>
+      <w:r>
+        <w:t>Data shapes how people work and are evaluated.</w:t>
+      </w:r>
+    </w:p>
+    <w:tbl>
+      <w:tblPr>
+        <w:tblW w:w="11280" w:type="dxa"/>
+        <w:tblCellMar>
+          <w:top w:w="15" w:type="dxa"/>
+          <w:left w:w="15" w:type="dxa"/>
+          <w:bottom w:w="15" w:type="dxa"/>
+          <w:right w:w="15" w:type="dxa"/>
+        </w:tblCellMar>
+        <w:tblLook w:val="04A0" w:firstRow="1" w:lastRow="0" w:firstColumn="1" w:lastColumn="0" w:noHBand="0" w:noVBand="1"/>
+      </w:tblPr>
+      <w:tblGrid>
+        <w:gridCol w:w="3204"/>
+        <w:gridCol w:w="8076"/>
+      </w:tblGrid>
+      <w:tr>
+        <w:trPr>
+          <w:tblHeader/>
+        </w:trPr>
+        <w:tc>
+          <w:tcPr>
+            <w:tcW w:w="0" w:type="auto"/>
+            <w:tcBorders>
+              <w:top w:val="nil"/>
+            </w:tcBorders>
+            <w:tcMar>
+              <w:top w:w="150" w:type="dxa"/>
+              <w:left w:w="0" w:type="dxa"/>
+              <w:bottom w:w="150" w:type="dxa"/>
+              <w:right w:w="240" w:type="dxa"/>
+            </w:tcMar>
+            <w:vAlign w:val="center"/>
+            <w:hideMark/>
+          </w:tcPr>
+          <w:p>
+            <w:pPr>
+              <w:spacing w:line="375" w:lineRule="atLeast"/>
+              <w:rPr>
+                <w:rFonts w:ascii="Segoe UI" w:hAnsi="Segoe UI" w:cs="Segoe UI"/>
+                <w:sz w:val="23"/>
+                <w:szCs w:val="23"/>
+              </w:rPr>
+            </w:pPr>
+            <w:r>
+              <w:rPr>
+                <w:rFonts w:ascii="Segoe UI" w:hAnsi="Segoe UI" w:cs="Segoe UI"/>
+                <w:sz w:val="23"/>
+                <w:szCs w:val="23"/>
+              </w:rPr>
+              <w:t>Application</w:t>
+            </w:r>
+          </w:p>
+        </w:tc>
+        <w:tc>
+          <w:tcPr>
+            <w:tcW w:w="0" w:type="auto"/>
+            <w:tcBorders>
+              <w:top w:val="nil"/>
+            </w:tcBorders>
+            <w:tcMar>
+              <w:top w:w="150" w:type="dxa"/>
+              <w:left w:w="240" w:type="dxa"/>
+              <w:bottom w:w="150" w:type="dxa"/>
+              <w:right w:w="240" w:type="dxa"/>
+            </w:tcMar>
+            <w:vAlign w:val="center"/>
+            <w:hideMark/>
+          </w:tcPr>
+          <w:p>
+            <w:pPr>
+              <w:spacing w:line="375" w:lineRule="atLeast"/>
+              <w:rPr>
+                <w:rFonts w:ascii="Segoe UI" w:hAnsi="Segoe UI" w:cs="Segoe UI"/>
+                <w:sz w:val="23"/>
+                <w:szCs w:val="23"/>
+              </w:rPr>
+            </w:pPr>
+            <w:r>
+              <w:rPr>
+                <w:rFonts w:ascii="Segoe UI" w:hAnsi="Segoe UI" w:cs="Segoe UI"/>
+                <w:sz w:val="23"/>
+                <w:szCs w:val="23"/>
+              </w:rPr>
+              <w:t>Impact</w:t>
+            </w:r>
+          </w:p>
+        </w:tc>
+      </w:tr>
+      <w:tr>
+        <w:tc>
+          <w:tcPr>
+            <w:tcW w:w="0" w:type="auto"/>
+            <w:tcMar>
+              <w:top w:w="150" w:type="dxa"/>
+              <w:left w:w="0" w:type="dxa"/>
+              <w:bottom w:w="150" w:type="dxa"/>
+              <w:right w:w="240" w:type="dxa"/>
+            </w:tcMar>
+            <w:vAlign w:val="center"/>
+            <w:hideMark/>
+          </w:tcPr>
+          <w:p>
+            <w:pPr>
+              <w:spacing w:line="375" w:lineRule="atLeast"/>
+              <w:rPr>
+                <w:rFonts w:ascii="Segoe UI" w:hAnsi="Segoe UI" w:cs="Segoe UI"/>
+                <w:sz w:val="23"/>
+                <w:szCs w:val="23"/>
+              </w:rPr>
+            </w:pPr>
+            <w:r>
+              <w:rPr>
+                <w:rFonts w:ascii="Segoe UI" w:hAnsi="Segoe UI" w:cs="Segoe UI"/>
+                <w:sz w:val="23"/>
+                <w:szCs w:val="23"/>
+              </w:rPr>
+              <w:t>Performance metrics</w:t>
+            </w:r>
+          </w:p>
+        </w:tc>
+        <w:tc>
+          <w:tcPr>
+            <w:tcW w:w="0" w:type="auto"/>
+            <w:tcMar>
+              <w:top w:w="150" w:type="dxa"/>
+              <w:left w:w="240" w:type="dxa"/>
+              <w:bottom w:w="150" w:type="dxa"/>
+              <w:right w:w="0" w:type="dxa"/>
+            </w:tcMar>
+            <w:vAlign w:val="center"/>
+            <w:hideMark/>
+          </w:tcPr>
+          <w:p>
+            <w:pPr>
+              <w:spacing w:line="375" w:lineRule="atLeast"/>
+              <w:rPr>
+                <w:rFonts w:ascii="Segoe UI" w:hAnsi="Segoe UI" w:cs="Segoe UI"/>
+                <w:sz w:val="23"/>
+                <w:szCs w:val="23"/>
+              </w:rPr>
+            </w:pPr>
+            <w:r>
+              <w:rPr>
+                <w:rFonts w:ascii="Segoe UI" w:hAnsi="Segoe UI" w:cs="Segoe UI"/>
+                <w:sz w:val="23"/>
+                <w:szCs w:val="23"/>
+              </w:rPr>
+              <w:t>Objective reviews (versus "gut feel" bias)</w:t>
+            </w:r>
+          </w:p>
+        </w:tc>
+      </w:tr>
+      <w:tr>
+        <w:tc>
+          <w:tcPr>
+            <w:tcW w:w="0" w:type="auto"/>
+            <w:tcMar>
+              <w:top w:w="150" w:type="dxa"/>
+              <w:left w:w="0" w:type="dxa"/>
+              <w:bottom w:w="150" w:type="dxa"/>
+              <w:right w:w="240" w:type="dxa"/>
+            </w:tcMar>
+            <w:vAlign w:val="center"/>
+            <w:hideMark/>
+          </w:tcPr>
+          <w:p>
+            <w:pPr>
+              <w:spacing w:line="375" w:lineRule="atLeast"/>
+              <w:rPr>
+                <w:rFonts w:ascii="Segoe UI" w:hAnsi="Segoe UI" w:cs="Segoe UI"/>
+                <w:sz w:val="23"/>
+                <w:szCs w:val="23"/>
+              </w:rPr>
+            </w:pPr>
+            <w:r>
+              <w:rPr>
+                <w:rFonts w:ascii="Segoe UI" w:hAnsi="Segoe UI" w:cs="Segoe UI"/>
+                <w:sz w:val="23"/>
+                <w:szCs w:val="23"/>
+              </w:rPr>
+              <w:t>Recruitment analytics</w:t>
+            </w:r>
+          </w:p>
+        </w:tc>
+        <w:tc>
+          <w:tcPr>
+            <w:tcW w:w="0" w:type="auto"/>
+            <w:tcMar>
+              <w:top w:w="150" w:type="dxa"/>
+              <w:left w:w="240" w:type="dxa"/>
+              <w:bottom w:w="150" w:type="dxa"/>
+              <w:right w:w="0" w:type="dxa"/>
+            </w:tcMar>
+            <w:vAlign w:val="center"/>
+            <w:hideMark/>
+          </w:tcPr>
+          <w:p>
+            <w:pPr>
+              <w:spacing w:line="375" w:lineRule="atLeast"/>
+              <w:rPr>
+                <w:rFonts w:ascii="Segoe UI" w:hAnsi="Segoe UI" w:cs="Segoe UI"/>
+                <w:sz w:val="23"/>
+                <w:szCs w:val="23"/>
+              </w:rPr>
+            </w:pPr>
+            <w:r>
+              <w:rPr>
+                <w:rFonts w:ascii="Segoe UI" w:hAnsi="Segoe UI" w:cs="Segoe UI"/>
+                <w:sz w:val="23"/>
+                <w:szCs w:val="23"/>
+              </w:rPr>
+              <w:t>Identify which sources yield best hires</w:t>
+            </w:r>
+          </w:p>
+        </w:tc>
+      </w:tr>
+      <w:tr>
+        <w:tc>
+          <w:tcPr>
+            <w:tcW w:w="0" w:type="auto"/>
+            <w:tcMar>
+              <w:top w:w="150" w:type="dxa"/>
+              <w:left w:w="0" w:type="dxa"/>
+              <w:bottom w:w="150" w:type="dxa"/>
+              <w:right w:w="240" w:type="dxa"/>
+            </w:tcMar>
+            <w:vAlign w:val="center"/>
+            <w:hideMark/>
+          </w:tcPr>
+          <w:p>
+            <w:pPr>
+              <w:spacing w:line="375" w:lineRule="atLeast"/>
+              <w:rPr>
+                <w:rFonts w:ascii="Segoe UI" w:hAnsi="Segoe UI" w:cs="Segoe UI"/>
+                <w:sz w:val="23"/>
+                <w:szCs w:val="23"/>
+              </w:rPr>
+            </w:pPr>
+            <w:r>
+              <w:rPr>
+                <w:rFonts w:ascii="Segoe UI" w:hAnsi="Segoe UI" w:cs="Segoe UI"/>
+                <w:sz w:val="23"/>
+                <w:szCs w:val="23"/>
+              </w:rPr>
+              <w:t>Retention data</w:t>
+            </w:r>
+          </w:p>
+        </w:tc>
+        <w:tc>
+          <w:tcPr>
+            <w:tcW w:w="0" w:type="auto"/>
+            <w:tcMar>
+              <w:top w:w="150" w:type="dxa"/>
+              <w:left w:w="240" w:type="dxa"/>
+              <w:bottom w:w="150" w:type="dxa"/>
+              <w:right w:w="0" w:type="dxa"/>
+            </w:tcMar>
+            <w:vAlign w:val="center"/>
+            <w:hideMark/>
+          </w:tcPr>
+          <w:p>
+            <w:pPr>
+              <w:spacing w:line="375" w:lineRule="atLeast"/>
+              <w:rPr>
+                <w:rFonts w:ascii="Segoe UI" w:hAnsi="Segoe UI" w:cs="Segoe UI"/>
+                <w:sz w:val="23"/>
+                <w:szCs w:val="23"/>
+              </w:rPr>
+            </w:pPr>
+            <w:r>
+              <w:rPr>
+                <w:rFonts w:ascii="Segoe UI" w:hAnsi="Segoe UI" w:cs="Segoe UI"/>
+                <w:sz w:val="23"/>
+                <w:szCs w:val="23"/>
+              </w:rPr>
+              <w:t>Predict flight risk before employees resign</w:t>
+            </w:r>
+          </w:p>
+        </w:tc>
+      </w:tr>
+      <w:tr>
+        <w:tc>
+          <w:tcPr>
+            <w:tcW w:w="0" w:type="auto"/>
+            <w:tcMar>
+              <w:top w:w="150" w:type="dxa"/>
+              <w:left w:w="0" w:type="dxa"/>
+              <w:bottom w:w="150" w:type="dxa"/>
+              <w:right w:w="240" w:type="dxa"/>
+            </w:tcMar>
+            <w:vAlign w:val="center"/>
+            <w:hideMark/>
+          </w:tcPr>
+          <w:p>
+            <w:pPr>
+              <w:spacing w:line="375" w:lineRule="atLeast"/>
+              <w:rPr>
+                <w:rFonts w:ascii="Segoe UI" w:hAnsi="Segoe UI" w:cs="Segoe UI"/>
+                <w:sz w:val="23"/>
+                <w:szCs w:val="23"/>
+              </w:rPr>
+            </w:pPr>
+            <w:r>
+              <w:rPr>
+                <w:rFonts w:ascii="Segoe UI" w:hAnsi="Segoe UI" w:cs="Segoe UI"/>
+                <w:sz w:val="23"/>
+                <w:szCs w:val="23"/>
+              </w:rPr>
+              <w:t>Culture insights</w:t>
+            </w:r>
+          </w:p>
+        </w:tc>
+        <w:tc>
+          <w:tcPr>
+            <w:tcW w:w="0" w:type="auto"/>
+            <w:tcMar>
+              <w:top w:w="150" w:type="dxa"/>
+              <w:left w:w="240" w:type="dxa"/>
+              <w:bottom w:w="150" w:type="dxa"/>
+              <w:right w:w="0" w:type="dxa"/>
+            </w:tcMar>
+            <w:vAlign w:val="center"/>
+            <w:hideMark/>
+          </w:tcPr>
+          <w:p>
+            <w:pPr>
+              <w:spacing w:line="375" w:lineRule="atLeast"/>
+              <w:rPr>
+                <w:rFonts w:ascii="Segoe UI" w:hAnsi="Segoe UI" w:cs="Segoe UI"/>
+                <w:sz w:val="23"/>
+                <w:szCs w:val="23"/>
+              </w:rPr>
+            </w:pPr>
+            <w:r>
+              <w:rPr>
+                <w:rFonts w:ascii="Segoe UI" w:hAnsi="Segoe UI" w:cs="Segoe UI"/>
+                <w:sz w:val="23"/>
+                <w:szCs w:val="23"/>
+              </w:rPr>
+              <w:t>Engagement surveys + productivity data = health metrics</w:t>
+            </w:r>
+          </w:p>
+        </w:tc>
+      </w:tr>
+    </w:tbl>
+    <w:p>
+      <w:pPr>
+        <w:rPr>
+          <w:i/>
+          <w:iCs/>
+        </w:rPr>
+      </w:pPr>
+      <w:r>
+        <w:rPr>
+          <w:b/>
+          <w:bCs/>
+        </w:rPr>
+        <w:t>Fun Fact</w:t>
+      </w:r>
+      <w:r>
+        <w:rPr>
+          <w:b/>
+          <w:bCs/>
+        </w:rPr>
+        <w:t>:</w:t>
+      </w:r>
+      <w:r>
+        <w:t> </w:t>
+      </w:r>
+      <w:r>
+        <w:rPr>
+          <w:i/>
+          <w:iCs/>
+        </w:rPr>
+        <w:t>Google's Project Oxygen used people data to identify the 10 behaviors of effective managers, improving team performance by 30%.</w:t>
+      </w:r>
+    </w:p>
+    <w:p>
+      <w:pPr>
+        <w:spacing w:before="480" w:after="480"/>
+        <w:rPr>
+          <w:rFonts w:ascii="Times New Roman" w:hAnsi="Times New Roman" w:cs="Times New Roman"/>
+        </w:rPr>
+      </w:pPr>
+      <w:r>
+        <w:pict w14:anchorId="764BA2F0">
+          <v:rect id="_x0000_i1033" style="width:0;height:.75pt" o:hralign="center" o:hrstd="t" o:hr="t" fillcolor="#a0a0a0" stroked="f"/>
+        </w:pict>
+      </w:r>
+    </w:p>
+    <w:p>
+      <w:r>
+        <w:lastRenderedPageBreak/>
+        <w:t>10. CRISIS RESPONSE &amp; BUSINESS CONTINUITY</w:t>
+      </w:r>
+    </w:p>
+    <w:p>
+      <w:r>
+        <w:t>During disruptions (pandemic, cyberattack, supply shock), data enables rapid adaptation.</w:t>
+      </w:r>
+    </w:p>
+    <w:tbl>
+      <w:tblPr>
+        <w:tblW w:w="11280" w:type="dxa"/>
+        <w:tblCellMar>
+          <w:top w:w="15" w:type="dxa"/>
+          <w:left w:w="15" w:type="dxa"/>
+          <w:bottom w:w="15" w:type="dxa"/>
+          <w:right w:w="15" w:type="dxa"/>
+        </w:tblCellMar>
+        <w:tblLook w:val="04A0" w:firstRow="1" w:lastRow="0" w:firstColumn="1" w:lastColumn="0" w:noHBand="0" w:noVBand="1"/>
+      </w:tblPr>
+      <w:tblGrid>
+        <w:gridCol w:w="3160"/>
+        <w:gridCol w:w="8120"/>
+      </w:tblGrid>
+      <w:tr>
+        <w:trPr>
+          <w:tblHeader/>
+        </w:trPr>
+        <w:tc>
+          <w:tcPr>
+            <w:tcW w:w="0" w:type="auto"/>
+            <w:tcBorders>
+              <w:top w:val="nil"/>
+            </w:tcBorders>
+            <w:tcMar>
+              <w:top w:w="150" w:type="dxa"/>
+              <w:left w:w="0" w:type="dxa"/>
+              <w:bottom w:w="150" w:type="dxa"/>
+              <w:right w:w="240" w:type="dxa"/>
+            </w:tcMar>
+            <w:vAlign w:val="center"/>
+            <w:hideMark/>
+          </w:tcPr>
+          <w:p>
+            <w:pPr>
+              <w:spacing w:line="375" w:lineRule="atLeast"/>
+              <w:rPr>
+                <w:rFonts w:ascii="Segoe UI" w:hAnsi="Segoe UI" w:cs="Segoe UI"/>
+                <w:sz w:val="23"/>
+                <w:szCs w:val="23"/>
+              </w:rPr>
+            </w:pPr>
+            <w:r>
+              <w:rPr>
+                <w:rFonts w:ascii="Segoe UI" w:hAnsi="Segoe UI" w:cs="Segoe UI"/>
+                <w:sz w:val="23"/>
+                <w:szCs w:val="23"/>
+              </w:rPr>
+              <w:t>Crisis</w:t>
+            </w:r>
+          </w:p>
+        </w:tc>
+        <w:tc>
+          <w:tcPr>
+            <w:tcW w:w="0" w:type="auto"/>
+            <w:tcBorders>
+              <w:top w:val="nil"/>
+            </w:tcBorders>
+            <w:tcMar>
+              <w:top w:w="150" w:type="dxa"/>
+              <w:left w:w="240" w:type="dxa"/>
+              <w:bottom w:w="150" w:type="dxa"/>
+              <w:right w:w="240" w:type="dxa"/>
+            </w:tcMar>
+            <w:vAlign w:val="center"/>
+            <w:hideMark/>
+          </w:tcPr>
+          <w:p>
+            <w:pPr>
+              <w:spacing w:line="375" w:lineRule="atLeast"/>
+              <w:rPr>
+                <w:rFonts w:ascii="Segoe UI" w:hAnsi="Segoe UI" w:cs="Segoe UI"/>
+                <w:sz w:val="23"/>
+                <w:szCs w:val="23"/>
+              </w:rPr>
+            </w:pPr>
+            <w:r>
+              <w:rPr>
+                <w:rFonts w:ascii="Segoe UI" w:hAnsi="Segoe UI" w:cs="Segoe UI"/>
+                <w:sz w:val="23"/>
+                <w:szCs w:val="23"/>
+              </w:rPr>
+              <w:t>Data's Role</w:t>
+            </w:r>
+          </w:p>
+        </w:tc>
+      </w:tr>
+      <w:tr>
+        <w:tc>
+          <w:tcPr>
+            <w:tcW w:w="0" w:type="auto"/>
+            <w:tcMar>
+              <w:top w:w="150" w:type="dxa"/>
+              <w:left w:w="0" w:type="dxa"/>
+              <w:bottom w:w="150" w:type="dxa"/>
+              <w:right w:w="240" w:type="dxa"/>
+            </w:tcMar>
+            <w:vAlign w:val="center"/>
+            <w:hideMark/>
+          </w:tcPr>
+          <w:p>
+            <w:pPr>
+              <w:spacing w:line="375" w:lineRule="atLeast"/>
+              <w:rPr>
+                <w:rFonts w:ascii="Segoe UI" w:hAnsi="Segoe UI" w:cs="Segoe UI"/>
+                <w:sz w:val="23"/>
+                <w:szCs w:val="23"/>
+              </w:rPr>
+            </w:pPr>
+            <w:r>
+              <w:rPr>
+                <w:rFonts w:ascii="Segoe UI" w:hAnsi="Segoe UI" w:cs="Segoe UI"/>
+                <w:sz w:val="23"/>
+                <w:szCs w:val="23"/>
+              </w:rPr>
+              <w:t>COVID-19</w:t>
+            </w:r>
+          </w:p>
+        </w:tc>
+        <w:tc>
+          <w:tcPr>
+            <w:tcW w:w="0" w:type="auto"/>
+            <w:tcMar>
+              <w:top w:w="150" w:type="dxa"/>
+              <w:left w:w="240" w:type="dxa"/>
+              <w:bottom w:w="150" w:type="dxa"/>
+              <w:right w:w="0" w:type="dxa"/>
+            </w:tcMar>
+            <w:vAlign w:val="center"/>
+            <w:hideMark/>
+          </w:tcPr>
+          <w:p>
+            <w:pPr>
+              <w:spacing w:line="375" w:lineRule="atLeast"/>
+              <w:rPr>
+                <w:rFonts w:ascii="Segoe UI" w:hAnsi="Segoe UI" w:cs="Segoe UI"/>
+                <w:sz w:val="23"/>
+                <w:szCs w:val="23"/>
+              </w:rPr>
+            </w:pPr>
+            <w:r>
+              <w:rPr>
+                <w:rFonts w:ascii="Segoe UI" w:hAnsi="Segoe UI" w:cs="Segoe UI"/>
+                <w:sz w:val="23"/>
+                <w:szCs w:val="23"/>
+              </w:rPr>
+              <w:t>Retailers used inventory + demand data to pivot to e-commerce</w:t>
+            </w:r>
+          </w:p>
+        </w:tc>
+      </w:tr>
+      <w:tr>
+        <w:tc>
+          <w:tcPr>
+            <w:tcW w:w="0" w:type="auto"/>
+            <w:tcMar>
+              <w:top w:w="150" w:type="dxa"/>
+              <w:left w:w="0" w:type="dxa"/>
+              <w:bottom w:w="150" w:type="dxa"/>
+              <w:right w:w="240" w:type="dxa"/>
+            </w:tcMar>
+            <w:vAlign w:val="center"/>
+            <w:hideMark/>
+          </w:tcPr>
+          <w:p>
+            <w:pPr>
+              <w:spacing w:line="375" w:lineRule="atLeast"/>
+              <w:rPr>
+                <w:rFonts w:ascii="Segoe UI" w:hAnsi="Segoe UI" w:cs="Segoe UI"/>
+                <w:sz w:val="23"/>
+                <w:szCs w:val="23"/>
+              </w:rPr>
+            </w:pPr>
+            <w:r>
+              <w:rPr>
+                <w:rFonts w:ascii="Segoe UI" w:hAnsi="Segoe UI" w:cs="Segoe UI"/>
+                <w:sz w:val="23"/>
+                <w:szCs w:val="23"/>
+              </w:rPr>
+              <w:t>Ransomware</w:t>
+            </w:r>
+          </w:p>
+        </w:tc>
+        <w:tc>
+          <w:tcPr>
+            <w:tcW w:w="0" w:type="auto"/>
+            <w:tcMar>
+              <w:top w:w="150" w:type="dxa"/>
+              <w:left w:w="240" w:type="dxa"/>
+              <w:bottom w:w="150" w:type="dxa"/>
+              <w:right w:w="0" w:type="dxa"/>
+            </w:tcMar>
+            <w:vAlign w:val="center"/>
+            <w:hideMark/>
+          </w:tcPr>
+          <w:p>
+            <w:pPr>
+              <w:spacing w:line="375" w:lineRule="atLeast"/>
+              <w:rPr>
+                <w:rFonts w:ascii="Segoe UI" w:hAnsi="Segoe UI" w:cs="Segoe UI"/>
+                <w:sz w:val="23"/>
+                <w:szCs w:val="23"/>
+              </w:rPr>
+            </w:pPr>
+            <w:r>
+              <w:rPr>
+                <w:rFonts w:ascii="Segoe UI" w:hAnsi="Segoe UI" w:cs="Segoe UI"/>
+                <w:sz w:val="23"/>
+                <w:szCs w:val="23"/>
+              </w:rPr>
+              <w:t>Backups (data copies) enabled recovery without paying</w:t>
+            </w:r>
+          </w:p>
+        </w:tc>
+      </w:tr>
+      <w:tr>
+        <w:tc>
+          <w:tcPr>
+            <w:tcW w:w="0" w:type="auto"/>
+            <w:tcMar>
+              <w:top w:w="150" w:type="dxa"/>
+              <w:left w:w="0" w:type="dxa"/>
+              <w:bottom w:w="150" w:type="dxa"/>
+              <w:right w:w="240" w:type="dxa"/>
+            </w:tcMar>
+            <w:vAlign w:val="center"/>
+            <w:hideMark/>
+          </w:tcPr>
+          <w:p>
+            <w:pPr>
+              <w:spacing w:line="375" w:lineRule="atLeast"/>
+              <w:rPr>
+                <w:rFonts w:ascii="Segoe UI" w:hAnsi="Segoe UI" w:cs="Segoe UI"/>
+                <w:sz w:val="23"/>
+                <w:szCs w:val="23"/>
+              </w:rPr>
+            </w:pPr>
+            <w:r>
+              <w:rPr>
+                <w:rFonts w:ascii="Segoe UI" w:hAnsi="Segoe UI" w:cs="Segoe UI"/>
+                <w:sz w:val="23"/>
+                <w:szCs w:val="23"/>
+              </w:rPr>
+              <w:t>Supply chain disruption</w:t>
+            </w:r>
+          </w:p>
+        </w:tc>
+        <w:tc>
+          <w:tcPr>
+            <w:tcW w:w="0" w:type="auto"/>
+            <w:tcMar>
+              <w:top w:w="150" w:type="dxa"/>
+              <w:left w:w="240" w:type="dxa"/>
+              <w:bottom w:w="150" w:type="dxa"/>
+              <w:right w:w="0" w:type="dxa"/>
+            </w:tcMar>
+            <w:vAlign w:val="center"/>
+            <w:hideMark/>
+          </w:tcPr>
+          <w:p>
+            <w:pPr>
+              <w:spacing w:line="375" w:lineRule="atLeast"/>
+              <w:rPr>
+                <w:rFonts w:ascii="Segoe UI" w:hAnsi="Segoe UI" w:cs="Segoe UI"/>
+                <w:sz w:val="23"/>
+                <w:szCs w:val="23"/>
+              </w:rPr>
+            </w:pPr>
+            <w:r>
+              <w:rPr>
+                <w:rFonts w:ascii="Segoe UI" w:hAnsi="Segoe UI" w:cs="Segoe UI"/>
+                <w:sz w:val="23"/>
+                <w:szCs w:val="23"/>
+              </w:rPr>
+              <w:t>Alternative supplier data allowed quick switching</w:t>
+            </w:r>
+          </w:p>
+        </w:tc>
+      </w:tr>
+      <w:tr>
+        <w:tc>
+          <w:tcPr>
+            <w:tcW w:w="0" w:type="auto"/>
+            <w:tcMar>
+              <w:top w:w="150" w:type="dxa"/>
+              <w:left w:w="0" w:type="dxa"/>
+              <w:bottom w:w="150" w:type="dxa"/>
+              <w:right w:w="240" w:type="dxa"/>
+            </w:tcMar>
+            <w:vAlign w:val="center"/>
+            <w:hideMark/>
+          </w:tcPr>
+          <w:p>
+            <w:pPr>
+              <w:spacing w:line="375" w:lineRule="atLeast"/>
+              <w:rPr>
+                <w:rFonts w:ascii="Segoe UI" w:hAnsi="Segoe UI" w:cs="Segoe UI"/>
+                <w:sz w:val="23"/>
+                <w:szCs w:val="23"/>
+              </w:rPr>
+            </w:pPr>
+            <w:r>
+              <w:rPr>
+                <w:rFonts w:ascii="Segoe UI" w:hAnsi="Segoe UI" w:cs="Segoe UI"/>
+                <w:sz w:val="23"/>
+                <w:szCs w:val="23"/>
+              </w:rPr>
+              <w:t>Reputation crisis</w:t>
+            </w:r>
+          </w:p>
+        </w:tc>
+        <w:tc>
+          <w:tcPr>
+            <w:tcW w:w="0" w:type="auto"/>
+            <w:tcMar>
+              <w:top w:w="150" w:type="dxa"/>
+              <w:left w:w="240" w:type="dxa"/>
+              <w:bottom w:w="150" w:type="dxa"/>
+              <w:right w:w="0" w:type="dxa"/>
+            </w:tcMar>
+            <w:vAlign w:val="center"/>
+            <w:hideMark/>
+          </w:tcPr>
+          <w:p>
+            <w:pPr>
+              <w:spacing w:line="375" w:lineRule="atLeast"/>
+              <w:rPr>
+                <w:rFonts w:ascii="Segoe UI" w:hAnsi="Segoe UI" w:cs="Segoe UI"/>
+                <w:sz w:val="23"/>
+                <w:szCs w:val="23"/>
+              </w:rPr>
+            </w:pPr>
+            <w:r>
+              <w:rPr>
+                <w:rFonts w:ascii="Segoe UI" w:hAnsi="Segoe UI" w:cs="Segoe UI"/>
+                <w:sz w:val="23"/>
+                <w:szCs w:val="23"/>
+              </w:rPr>
+              <w:t>Sentiment data guided communication strategy</w:t>
+            </w:r>
+          </w:p>
+        </w:tc>
+      </w:tr>
+    </w:tbl>
+    <w:p>
+      <w:pPr>
+        <w:spacing w:before="480" w:after="480" w:line="240" w:lineRule="auto"/>
+        <w:rPr>
+          <w:rFonts w:ascii="Times New Roman" w:hAnsi="Times New Roman" w:cs="Times New Roman"/>
+        </w:rPr>
+      </w:pPr>
+      <w:r>
+        <w:pict w14:anchorId="4EB6CF84">
+          <v:rect id="_x0000_i1034" style="width:0;height:.75pt" o:hralign="center" o:hrstd="t" o:hr="t" fillcolor="#a0a0a0" stroked="f"/>
+        </w:pict>
+      </w:r>
+    </w:p>
+    <w:p>
+      <w:r>
+        <w:t>The Hidden Costs of Ignoring Data</w:t>
+      </w:r>
+    </w:p>
+    <w:p>
+      <w:r>
+        <w:t>Organizations that neglect data face:</w:t>
+      </w:r>
+    </w:p>
+    <w:tbl>
+      <w:tblPr>
+        <w:tblW w:w="11280" w:type="dxa"/>
+        <w:tblCellMar>
+          <w:top w:w="15" w:type="dxa"/>
+          <w:left w:w="15" w:type="dxa"/>
+          <w:bottom w:w="15" w:type="dxa"/>
+          <w:right w:w="15" w:type="dxa"/>
+        </w:tblCellMar>
+        <w:tblLook w:val="04A0" w:firstRow="1" w:lastRow="0" w:firstColumn="1" w:lastColumn="0" w:noHBand="0" w:noVBand="1"/>
+      </w:tblPr>
+      <w:tblGrid>
+        <w:gridCol w:w="3464"/>
+        <w:gridCol w:w="7816"/>
+      </w:tblGrid>
+      <w:tr>
+        <w:tc>
+          <w:tcPr>
+            <w:tcW w:w="0" w:type="auto"/>
+            <w:tcMar>
+              <w:top w:w="150" w:type="dxa"/>
+              <w:left w:w="0" w:type="dxa"/>
+              <w:bottom w:w="150" w:type="dxa"/>
+              <w:right w:w="240" w:type="dxa"/>
+            </w:tcMar>
+            <w:vAlign w:val="center"/>
+            <w:hideMark/>
+          </w:tcPr>
+          <w:p>
+            <w:pPr>
+              <w:spacing w:line="375" w:lineRule="atLeast"/>
+              <w:rPr>
+                <w:rFonts w:ascii="Segoe UI" w:hAnsi="Segoe UI" w:cs="Segoe UI"/>
+                <w:sz w:val="23"/>
+                <w:szCs w:val="23"/>
+              </w:rPr>
+            </w:pPr>
+            <w:r>
+              <w:rPr>
+                <w:rStyle w:val="Strong"/>
+                <w:rFonts w:ascii="Segoe UI" w:hAnsi="Segoe UI" w:cs="Segoe UI"/>
+                <w:sz w:val="23"/>
+                <w:szCs w:val="23"/>
+              </w:rPr>
+              <w:t>Compliance fines</w:t>
+            </w:r>
+          </w:p>
+        </w:tc>
+        <w:tc>
+          <w:tcPr>
+            <w:tcW w:w="0" w:type="auto"/>
+            <w:tcMar>
+              <w:top w:w="150" w:type="dxa"/>
+              <w:left w:w="240" w:type="dxa"/>
+              <w:bottom w:w="150" w:type="dxa"/>
+              <w:right w:w="0" w:type="dxa"/>
+            </w:tcMar>
+            <w:vAlign w:val="center"/>
+            <w:hideMark/>
+          </w:tcPr>
+          <w:p>
+            <w:pPr>
+              <w:spacing w:line="375" w:lineRule="atLeast"/>
+              <w:rPr>
+                <w:rFonts w:ascii="Segoe UI" w:hAnsi="Segoe UI" w:cs="Segoe UI"/>
+                <w:sz w:val="23"/>
+                <w:szCs w:val="23"/>
+              </w:rPr>
+            </w:pPr>
+            <w:r>
+              <w:rPr>
+                <w:rFonts w:ascii="Segoe UI" w:hAnsi="Segoe UI" w:cs="Segoe UI"/>
+                <w:sz w:val="23"/>
+                <w:szCs w:val="23"/>
+              </w:rPr>
+              <w:t>Missing audit trails → millions in penalties</w:t>
+            </w:r>
+          </w:p>
+        </w:tc>
+      </w:tr>
+      <w:tr>
+        <w:tc>
+          <w:tcPr>
+            <w:tcW w:w="0" w:type="auto"/>
+            <w:tcMar>
+              <w:top w:w="150" w:type="dxa"/>
+              <w:left w:w="0" w:type="dxa"/>
+              <w:bottom w:w="150" w:type="dxa"/>
+              <w:right w:w="240" w:type="dxa"/>
+            </w:tcMar>
+            <w:vAlign w:val="center"/>
+            <w:hideMark/>
+          </w:tcPr>
+          <w:p>
+            <w:pPr>
+              <w:spacing w:line="375" w:lineRule="atLeast"/>
+              <w:rPr>
+                <w:rFonts w:ascii="Segoe UI" w:hAnsi="Segoe UI" w:cs="Segoe UI"/>
+                <w:sz w:val="23"/>
+                <w:szCs w:val="23"/>
+              </w:rPr>
+            </w:pPr>
+            <w:r>
+              <w:rPr>
+                <w:rStyle w:val="Strong"/>
+                <w:rFonts w:ascii="Segoe UI" w:hAnsi="Segoe UI" w:cs="Segoe UI"/>
+                <w:sz w:val="23"/>
+                <w:szCs w:val="23"/>
+              </w:rPr>
+              <w:t>Security breaches</w:t>
+            </w:r>
+          </w:p>
+        </w:tc>
+        <w:tc>
+          <w:tcPr>
+            <w:tcW w:w="0" w:type="auto"/>
+            <w:tcMar>
+              <w:top w:w="150" w:type="dxa"/>
+              <w:left w:w="240" w:type="dxa"/>
+              <w:bottom w:w="150" w:type="dxa"/>
+              <w:right w:w="0" w:type="dxa"/>
+            </w:tcMar>
+            <w:vAlign w:val="center"/>
+            <w:hideMark/>
+          </w:tcPr>
+          <w:p>
+            <w:pPr>
+              <w:spacing w:line="375" w:lineRule="atLeast"/>
+              <w:rPr>
+                <w:rFonts w:ascii="Segoe UI" w:hAnsi="Segoe UI" w:cs="Segoe UI"/>
+                <w:sz w:val="23"/>
+                <w:szCs w:val="23"/>
+              </w:rPr>
+            </w:pPr>
+            <w:r>
+              <w:rPr>
+                <w:rFonts w:ascii="Segoe UI" w:hAnsi="Segoe UI" w:cs="Segoe UI"/>
+                <w:sz w:val="23"/>
+                <w:szCs w:val="23"/>
+              </w:rPr>
+              <w:t>No log monitoring → breach undetected for 6+ months</w:t>
+            </w:r>
+          </w:p>
+        </w:tc>
+      </w:tr>
+      <w:tr>
+        <w:tc>
+          <w:tcPr>
+            <w:tcW w:w="0" w:type="auto"/>
+            <w:tcMar>
+              <w:top w:w="150" w:type="dxa"/>
+              <w:left w:w="0" w:type="dxa"/>
+              <w:bottom w:w="150" w:type="dxa"/>
+              <w:right w:w="240" w:type="dxa"/>
+            </w:tcMar>
+            <w:vAlign w:val="center"/>
+            <w:hideMark/>
+          </w:tcPr>
+          <w:p>
+            <w:pPr>
+              <w:spacing w:line="375" w:lineRule="atLeast"/>
+              <w:rPr>
+                <w:rFonts w:ascii="Segoe UI" w:hAnsi="Segoe UI" w:cs="Segoe UI"/>
+                <w:sz w:val="23"/>
+                <w:szCs w:val="23"/>
+              </w:rPr>
+            </w:pPr>
+            <w:r>
+              <w:rPr>
+                <w:rStyle w:val="Strong"/>
+                <w:rFonts w:ascii="Segoe UI" w:hAnsi="Segoe UI" w:cs="Segoe UI"/>
+                <w:sz w:val="23"/>
+                <w:szCs w:val="23"/>
+              </w:rPr>
+              <w:t>Losing to competitors</w:t>
+            </w:r>
+          </w:p>
+        </w:tc>
+        <w:tc>
+          <w:tcPr>
+            <w:tcW w:w="0" w:type="auto"/>
+            <w:tcMar>
+              <w:top w:w="150" w:type="dxa"/>
+              <w:left w:w="240" w:type="dxa"/>
+              <w:bottom w:w="150" w:type="dxa"/>
+              <w:right w:w="0" w:type="dxa"/>
+            </w:tcMar>
+            <w:vAlign w:val="center"/>
+            <w:hideMark/>
+          </w:tcPr>
+          <w:p>
+            <w:pPr>
+              <w:spacing w:line="375" w:lineRule="atLeast"/>
+              <w:rPr>
+                <w:rFonts w:ascii="Segoe UI" w:hAnsi="Segoe UI" w:cs="Segoe UI"/>
+                <w:sz w:val="23"/>
+                <w:szCs w:val="23"/>
+              </w:rPr>
+            </w:pPr>
+            <w:r>
+              <w:rPr>
+                <w:rFonts w:ascii="Segoe UI" w:hAnsi="Segoe UI" w:cs="Segoe UI"/>
+                <w:sz w:val="23"/>
+                <w:szCs w:val="23"/>
+              </w:rPr>
+              <w:t>Data-driven rivals move 5x faster</w:t>
+            </w:r>
+          </w:p>
+        </w:tc>
+      </w:tr>
+    </w:tbl>
+    <w:p/>
+    <w:p>
+      <w:r>
+        <w:t>SECURITY RISK RELATED WITH DATA</w:t>
+      </w:r>
+    </w:p>
+    <w:p>
+      <w:r>
+        <w:t>Data risks</w:t>
+      </w:r>
+    </w:p>
+    <w:p>
+      <w:r>
+        <w:t>Summarized:</w:t>
+      </w:r>
+    </w:p>
+    <w:p>
+      <w:r>
+        <w:t xml:space="preserve"> </w:t>
+      </w:r>
+      <w:r>
+        <w:t>U</w:t>
+      </w:r>
+      <w:r>
+        <w:t xml:space="preserve">nauthorized access (confidentiality), </w:t>
+      </w:r>
+    </w:p>
+    <w:p>
+      <w:r>
+        <w:t>T</w:t>
+      </w:r>
+      <w:r>
+        <w:t xml:space="preserve">ampering (integrity), </w:t>
+      </w:r>
+    </w:p>
+    <w:p>
+      <w:r>
+        <w:lastRenderedPageBreak/>
+        <w:t>I</w:t>
+      </w:r>
+      <w:r>
+        <w:t xml:space="preserve">naccessibility (availability), </w:t>
+      </w:r>
+    </w:p>
+    <w:p>
+      <w:r>
+        <w:t>Data</w:t>
+      </w:r>
+      <w:r>
+        <w:t xml:space="preserve"> leakage, </w:t>
+      </w:r>
+    </w:p>
+    <w:p>
+      <w:r>
+        <w:t xml:space="preserve">Data </w:t>
+      </w:r>
+      <w:r>
+        <w:t xml:space="preserve">theft, </w:t>
+      </w:r>
+    </w:p>
+    <w:p>
+      <w:r>
+        <w:t xml:space="preserve">Data </w:t>
+      </w:r>
+      <w:r>
+        <w:t xml:space="preserve">compliance violations — </w:t>
+      </w:r>
+      <w:r>
+        <w:t xml:space="preserve">which could lead </w:t>
+      </w:r>
+      <w:r>
+        <w:t>to financial</w:t>
+      </w:r>
+      <w:r>
+        <w:t xml:space="preserve"> loss</w:t>
+      </w:r>
+      <w:r>
+        <w:t>, legal, and reputational damage</w:t>
+      </w:r>
+    </w:p>
+    <w:p/>
     <w:p>
       <w:r>
         <w:t>What are data leaks?</w:t>
@@ -216,7 +3993,311 @@
     </w:p>
     <w:p>
       <w:r>
-        <w:t>Data leaks (accidental exposure) and data breaches (malicious theft) involve several key technical terms used by security professionals to describe how sensitive information is exposed</w:t>
+        <w:t xml:space="preserve">Data leaks </w:t>
+      </w:r>
+      <w:r>
+        <w:t xml:space="preserve">is the </w:t>
+      </w:r>
+      <w:r>
+        <w:t xml:space="preserve">accidental exposure </w:t>
+      </w:r>
+      <w:r>
+        <w:t xml:space="preserve">of </w:t>
+      </w:r>
+      <w:r>
+        <w:t xml:space="preserve">sensitive information </w:t>
+      </w:r>
+      <w:r>
+        <w:t>to the public or threat actors.</w:t>
+      </w:r>
+    </w:p>
+    <w:p>
+      <w:r>
+        <w:t>A data leak is the unintentional exposure of sensitive information to unauthorized parties. a data leak typically happens due to human error, system misconfiguration, or technical glitches — not an attacker's deliberate actions.</w:t>
+      </w:r>
+    </w:p>
+    <w:p/>
+    <w:p>
+      <w:r>
+        <w:t>WE CANNOT SPEAK OF DATA LEAKS WITHOUT SPEAKING ABOUT DATA PROTECTION</w:t>
+      </w:r>
+    </w:p>
+    <w:p>
+      <w:pPr>
+        <w:spacing w:after="0" w:line="240" w:lineRule="auto"/>
+        <w:rPr>
+          <w:rFonts w:ascii="Times New Roman" w:eastAsia="Times New Roman" w:hAnsi="Times New Roman" w:cs="Times New Roman"/>
+          <w:kern w:val="0"/>
+          <w14:ligatures w14:val="none"/>
+        </w:rPr>
+      </w:pPr>
+      <w:proofErr w:type="gramStart"/>
+      <w:r>
+        <w:rPr>
+          <w:rFonts w:ascii="Times New Roman" w:eastAsia="Times New Roman" w:hAnsi="Symbol" w:cs="Times New Roman"/>
+          <w:kern w:val="0"/>
+          <w14:ligatures w14:val="none"/>
+        </w:rPr>
+        <w:t></w:t>
+      </w:r>
+      <w:r>
+        <w:rPr>
+          <w:rFonts w:ascii="Times New Roman" w:eastAsia="Times New Roman" w:hAnsi="Times New Roman" w:cs="Times New Roman"/>
+          <w:kern w:val="0"/>
+          <w14:ligatures w14:val="none"/>
+        </w:rPr>
+        <w:t xml:space="preserve">  </w:t>
+      </w:r>
+      <w:r>
+        <w:rPr>
+          <w:rFonts w:ascii="Arial" w:eastAsia="Times New Roman" w:hAnsi="Arial" w:cs="Arial"/>
+          <w:b/>
+          <w:bCs/>
+          <w:kern w:val="0"/>
+          <w14:ligatures w14:val="none"/>
+        </w:rPr>
+        <w:t>Encryption</w:t>
+      </w:r>
+      <w:proofErr w:type="gramEnd"/>
+      <w:r>
+        <w:rPr>
+          <w:rFonts w:ascii="Arial" w:eastAsia="Times New Roman" w:hAnsi="Arial" w:cs="Arial"/>
+          <w:b/>
+          <w:bCs/>
+          <w:kern w:val="0"/>
+          <w14:ligatures w14:val="none"/>
+        </w:rPr>
+        <w:t>:</w:t>
+      </w:r>
+      <w:r>
+        <w:rPr>
+          <w:rFonts w:ascii="Arial" w:eastAsia="Times New Roman" w:hAnsi="Arial" w:cs="Arial"/>
+          <w:kern w:val="0"/>
+          <w14:ligatures w14:val="none"/>
+        </w:rPr>
+        <w:t xml:space="preserve"> Converts data into unreadable code during transit and at rest, ensuring that intercepted information cannot be accessed.</w:t>
+      </w:r>
+    </w:p>
+    <w:p>
+      <w:pPr>
+        <w:spacing w:after="0" w:line="240" w:lineRule="auto"/>
+        <w:rPr>
+          <w:rFonts w:ascii="Times New Roman" w:eastAsia="Times New Roman" w:hAnsi="Times New Roman" w:cs="Times New Roman"/>
+          <w:kern w:val="0"/>
+          <w14:ligatures w14:val="none"/>
+        </w:rPr>
+      </w:pPr>
+      <w:proofErr w:type="gramStart"/>
+      <w:r>
+        <w:rPr>
+          <w:rFonts w:ascii="Times New Roman" w:eastAsia="Times New Roman" w:hAnsi="Symbol" w:cs="Times New Roman"/>
+          <w:kern w:val="0"/>
+          <w14:ligatures w14:val="none"/>
+        </w:rPr>
+        <w:t></w:t>
+      </w:r>
+      <w:r>
+        <w:rPr>
+          <w:rFonts w:ascii="Times New Roman" w:eastAsia="Times New Roman" w:hAnsi="Times New Roman" w:cs="Times New Roman"/>
+          <w:kern w:val="0"/>
+          <w14:ligatures w14:val="none"/>
+        </w:rPr>
+        <w:t xml:space="preserve">  </w:t>
+      </w:r>
+      <w:r>
+        <w:rPr>
+          <w:rFonts w:ascii="Arial" w:eastAsia="Times New Roman" w:hAnsi="Arial" w:cs="Arial"/>
+          <w:b/>
+          <w:bCs/>
+          <w:kern w:val="0"/>
+          <w14:ligatures w14:val="none"/>
+        </w:rPr>
+        <w:t>Access</w:t>
+      </w:r>
+      <w:proofErr w:type="gramEnd"/>
+      <w:r>
+        <w:rPr>
+          <w:rFonts w:ascii="Arial" w:eastAsia="Times New Roman" w:hAnsi="Arial" w:cs="Arial"/>
+          <w:b/>
+          <w:bCs/>
+          <w:kern w:val="0"/>
+          <w14:ligatures w14:val="none"/>
+        </w:rPr>
+        <w:t xml:space="preserve"> Controls:</w:t>
+      </w:r>
+      <w:r>
+        <w:rPr>
+          <w:rFonts w:ascii="Arial" w:eastAsia="Times New Roman" w:hAnsi="Arial" w:cs="Arial"/>
+          <w:kern w:val="0"/>
+          <w14:ligatures w14:val="none"/>
+        </w:rPr>
+        <w:t xml:space="preserve"> Utilizes strong passwords, multi-factor authentication (MFA), and role-based permissions to restrict who can view or modify sensitive files.</w:t>
+      </w:r>
+    </w:p>
+    <w:p>
+      <w:pPr>
+        <w:spacing w:after="0" w:line="240" w:lineRule="auto"/>
+        <w:rPr>
+          <w:rFonts w:ascii="Times New Roman" w:eastAsia="Times New Roman" w:hAnsi="Times New Roman" w:cs="Times New Roman"/>
+          <w:kern w:val="0"/>
+          <w14:ligatures w14:val="none"/>
+        </w:rPr>
+      </w:pPr>
+      <w:proofErr w:type="gramStart"/>
+      <w:r>
+        <w:rPr>
+          <w:rFonts w:ascii="Times New Roman" w:eastAsia="Times New Roman" w:hAnsi="Symbol" w:cs="Times New Roman"/>
+          <w:kern w:val="0"/>
+          <w14:ligatures w14:val="none"/>
+        </w:rPr>
+        <w:t></w:t>
+      </w:r>
+      <w:r>
+        <w:rPr>
+          <w:rFonts w:ascii="Times New Roman" w:eastAsia="Times New Roman" w:hAnsi="Times New Roman" w:cs="Times New Roman"/>
+          <w:kern w:val="0"/>
+          <w14:ligatures w14:val="none"/>
+        </w:rPr>
+        <w:t xml:space="preserve">  </w:t>
+      </w:r>
+      <w:r>
+        <w:rPr>
+          <w:rFonts w:ascii="Arial" w:eastAsia="Times New Roman" w:hAnsi="Arial" w:cs="Arial"/>
+          <w:b/>
+          <w:bCs/>
+          <w:kern w:val="0"/>
+          <w14:ligatures w14:val="none"/>
+        </w:rPr>
+        <w:t>Data</w:t>
+      </w:r>
+      <w:proofErr w:type="gramEnd"/>
+      <w:r>
+        <w:rPr>
+          <w:rFonts w:ascii="Arial" w:eastAsia="Times New Roman" w:hAnsi="Arial" w:cs="Arial"/>
+          <w:b/>
+          <w:bCs/>
+          <w:kern w:val="0"/>
+          <w14:ligatures w14:val="none"/>
+        </w:rPr>
+        <w:t xml:space="preserve"> Backups:</w:t>
+      </w:r>
+      <w:r>
+        <w:rPr>
+          <w:rFonts w:ascii="Arial" w:eastAsia="Times New Roman" w:hAnsi="Arial" w:cs="Arial"/>
+          <w:kern w:val="0"/>
+          <w14:ligatures w14:val="none"/>
+        </w:rPr>
+        <w:t xml:space="preserve"> Maintains regular, offline backups of critical information to recover from accidental deletion or ransomware attacks.</w:t>
+      </w:r>
+    </w:p>
+    <w:p>
+      <w:pPr>
+        <w:spacing w:after="0" w:line="240" w:lineRule="auto"/>
+        <w:rPr>
+          <w:rFonts w:ascii="Times New Roman" w:eastAsia="Times New Roman" w:hAnsi="Times New Roman" w:cs="Times New Roman"/>
+          <w:kern w:val="0"/>
+          <w14:ligatures w14:val="none"/>
+        </w:rPr>
+      </w:pPr>
+      <w:proofErr w:type="gramStart"/>
+      <w:r>
+        <w:rPr>
+          <w:rFonts w:ascii="Times New Roman" w:eastAsia="Times New Roman" w:hAnsi="Symbol" w:cs="Times New Roman"/>
+          <w:kern w:val="0"/>
+          <w14:ligatures w14:val="none"/>
+        </w:rPr>
+        <w:t></w:t>
+      </w:r>
+      <w:r>
+        <w:rPr>
+          <w:rFonts w:ascii="Times New Roman" w:eastAsia="Times New Roman" w:hAnsi="Times New Roman" w:cs="Times New Roman"/>
+          <w:kern w:val="0"/>
+          <w14:ligatures w14:val="none"/>
+        </w:rPr>
+        <w:t xml:space="preserve">  </w:t>
+      </w:r>
+      <w:r>
+        <w:rPr>
+          <w:rFonts w:ascii="Arial" w:eastAsia="Times New Roman" w:hAnsi="Arial" w:cs="Arial"/>
+          <w:b/>
+          <w:bCs/>
+          <w:kern w:val="0"/>
+          <w14:ligatures w14:val="none"/>
+        </w:rPr>
+        <w:t>Data</w:t>
+      </w:r>
+      <w:proofErr w:type="gramEnd"/>
+      <w:r>
+        <w:rPr>
+          <w:rFonts w:ascii="Arial" w:eastAsia="Times New Roman" w:hAnsi="Arial" w:cs="Arial"/>
+          <w:b/>
+          <w:bCs/>
+          <w:kern w:val="0"/>
+          <w14:ligatures w14:val="none"/>
+        </w:rPr>
+        <w:t xml:space="preserve"> Erasure &amp; Minimization:</w:t>
+      </w:r>
+      <w:r>
+        <w:rPr>
+          <w:rFonts w:ascii="Arial" w:eastAsia="Times New Roman" w:hAnsi="Arial" w:cs="Arial"/>
+          <w:kern w:val="0"/>
+          <w14:ligatures w14:val="none"/>
+        </w:rPr>
+        <w:t xml:space="preserve"> Securely deletes both digital and physical copies of data that are no longer needed, reducing the attack surface.</w:t>
+      </w:r>
+    </w:p>
+    <w:p>
+      <w:proofErr w:type="gramStart"/>
+      <w:r>
+        <w:rPr>
+          <w:rFonts w:ascii="Times New Roman" w:eastAsia="Times New Roman" w:hAnsi="Symbol" w:cs="Times New Roman"/>
+          <w:kern w:val="0"/>
+          <w14:ligatures w14:val="none"/>
+        </w:rPr>
+        <w:t></w:t>
+      </w:r>
+      <w:r>
+        <w:rPr>
+          <w:rFonts w:ascii="Times New Roman" w:eastAsia="Times New Roman" w:hAnsi="Times New Roman" w:cs="Times New Roman"/>
+          <w:kern w:val="0"/>
+          <w14:ligatures w14:val="none"/>
+        </w:rPr>
+        <w:t xml:space="preserve">  </w:t>
+      </w:r>
+      <w:r>
+        <w:rPr>
+          <w:rFonts w:ascii="Arial" w:eastAsia="Times New Roman" w:hAnsi="Arial" w:cs="Arial"/>
+          <w:b/>
+          <w:bCs/>
+          <w:kern w:val="0"/>
+          <w14:ligatures w14:val="none"/>
+        </w:rPr>
+        <w:t>Advanced</w:t>
+      </w:r>
+      <w:proofErr w:type="gramEnd"/>
+      <w:r>
+        <w:rPr>
+          <w:rFonts w:ascii="Arial" w:eastAsia="Times New Roman" w:hAnsi="Arial" w:cs="Arial"/>
+          <w:b/>
+          <w:bCs/>
+          <w:kern w:val="0"/>
+          <w14:ligatures w14:val="none"/>
+        </w:rPr>
+        <w:t xml:space="preserve"> Technologies:</w:t>
+      </w:r>
+      <w:r>
+        <w:rPr>
+          <w:rFonts w:ascii="Arial" w:eastAsia="Times New Roman" w:hAnsi="Arial" w:cs="Arial"/>
+          <w:kern w:val="0"/>
+          <w14:ligatures w14:val="none"/>
+        </w:rPr>
+        <w:t xml:space="preserve"> Employs tools like post-quantum cryptography (PQC) and data loss prevention (DLP) software to combat evolving AI and quantum-era threats</w:t>
+      </w:r>
+    </w:p>
+    <w:p/>
+    <w:p>
+      <w:r>
+        <w:t>RESEARCH REVIEW OF DATA LEAKS</w:t>
       </w:r>
     </w:p>
     <w:p/>
@@ -224,10 +4305,10 @@
       <w:r>
         <w:lastRenderedPageBreak/>
         <w:drawing>
-          <wp:inline distT="0" distB="0" distL="0" distR="0" wp14:anchorId="6363C9E9" wp14:editId="49E1AEAB">
-            <wp:extent cx="5943600" cy="5381625"/>
-            <wp:effectExtent l="0" t="0" r="0" b="9525"/>
-            <wp:docPr id="1555441042" name="Picture 1"/>
+          <wp:inline distT="0" distB="0" distL="0" distR="0" wp14:anchorId="77264D9D" wp14:editId="7F211278">
+            <wp:extent cx="5943600" cy="3069590"/>
+            <wp:effectExtent l="0" t="0" r="0" b="0"/>
+            <wp:docPr id="1" name="Picture 1"/>
             <wp:cNvGraphicFramePr>
               <a:graphicFrameLocks xmlns:a="http://schemas.openxmlformats.org/drawingml/2006/main" noChangeAspect="1"/>
             </wp:cNvGraphicFramePr>
@@ -235,7 +4316,7 @@
               <a:graphicData uri="http://schemas.openxmlformats.org/drawingml/2006/picture">
                 <pic:pic xmlns:pic="http://schemas.openxmlformats.org/drawingml/2006/picture">
                   <pic:nvPicPr>
-                    <pic:cNvPr id="1555441042" name=""/>
+                    <pic:cNvPr id="1" name=""/>
                     <pic:cNvPicPr/>
                   </pic:nvPicPr>
                   <pic:blipFill>
@@ -247,7 +4328,7 @@
                   <pic:spPr>
                     <a:xfrm>
                       <a:off x="0" y="0"/>
-                      <a:ext cx="5943600" cy="5381625"/>
+                      <a:ext cx="5943600" cy="3069590"/>
                     </a:xfrm>
                     <a:prstGeom prst="rect">
                       <a:avLst/>
@@ -260,85 +4341,638 @@
         </w:drawing>
       </w:r>
     </w:p>
-    <w:p>
-      <w:r>
-        <w:t>Effects of data leaks</w:t>
-      </w:r>
-    </w:p>
-    <w:p>
-      <w:r>
-        <w:t xml:space="preserve">What can be done with </w:t>
-      </w:r>
-      <w:proofErr w:type="gramStart"/>
-      <w:r>
-        <w:t>stolen-data</w:t>
-      </w:r>
-      <w:proofErr w:type="gramEnd"/>
-      <w:r>
-        <w:t xml:space="preserve"> </w:t>
-      </w:r>
-    </w:p>
-    <w:p>
-      <w:r>
-        <w:t>Laws surrounding Data leaks</w:t>
-      </w:r>
-    </w:p>
-    <w:p>
-      <w:r>
-        <w:t>Standards to prevent data leaks</w:t>
-      </w:r>
-    </w:p>
     <w:p/>
-    <w:p>
-      <w:r>
-        <w:t>Types of Cyberattack that leads to data leaks</w:t>
-      </w:r>
-    </w:p>
     <w:p/>
     <w:p>
       <w:r>
+        <w:t>ROLE OF SOC IN MITIGATING DATA LEAKS</w:t>
+      </w:r>
+    </w:p>
+    <w:p>
+      <w:r>
+        <w:t xml:space="preserve">The Security Operations Center (SOC) plays a critical detective, preventive, and responsive role in mitigating data leak risks. </w:t>
+      </w:r>
+      <w:r>
+        <w:t>The</w:t>
+      </w:r>
+      <w:r>
+        <w:t xml:space="preserve"> SOC provides continuous monitoring and active threat hunting to stop leaks before they become full breaches.</w:t>
+      </w:r>
+    </w:p>
+    <w:p/>
+    <w:p>
+      <w:r>
+        <w:t>Here is the specific role the SOC should play, broken down by data leak cause:</w:t>
+      </w:r>
+    </w:p>
+    <w:p/>
+    <w:p>
+      <w:r>
+        <w:t xml:space="preserve">1. Detecting &amp; Preventing Human Error </w:t>
+      </w:r>
+    </w:p>
+    <w:p>
+      <w:r>
+        <w:t>SOC Activity</w:t>
+      </w:r>
+      <w:r>
+        <w:tab/>
+      </w:r>
+      <w:r>
+        <w:tab/>
+      </w:r>
+      <w:r>
+        <w:tab/>
+      </w:r>
+      <w:r>
+        <w:tab/>
+      </w:r>
+      <w:r>
+        <w:tab/>
+      </w:r>
+      <w:r>
+        <w:t>How It Mitigates Data Leaks</w:t>
+      </w:r>
+    </w:p>
+    <w:p>
+      <w:r>
+        <w:t>DLP (Data Loss Prevention) monitoring</w:t>
+      </w:r>
+      <w:r>
+        <w:tab/>
+        <w:t>Alerts when sensitive data is emailed externally, uploaded to personal cloud drives, or copied to USB</w:t>
+      </w:r>
+    </w:p>
+    <w:p>
+      <w:r>
+        <w:t>User Behavior Analytics (UBA)</w:t>
+      </w:r>
+      <w:r>
+        <w:tab/>
+        <w:t>Flags unusual activity (e.g., an employee downloading 10,000 records at 3 AM)</w:t>
+      </w:r>
+    </w:p>
+    <w:p>
+      <w:r>
+        <w:t>Email gateway inspection</w:t>
+      </w:r>
+      <w:r>
+        <w:tab/>
+        <w:t>Blocks accidental sending of sensitive attachments to wrong recipients</w:t>
+      </w:r>
+    </w:p>
+    <w:p>
+      <w:r>
         <w:lastRenderedPageBreak/>
-        <w:drawing>
-          <wp:inline distT="0" distB="0" distL="0" distR="0" wp14:anchorId="58B718AF" wp14:editId="3CA9A9E7">
-            <wp:extent cx="5943600" cy="3004820"/>
-            <wp:effectExtent l="0" t="0" r="0" b="5080"/>
-            <wp:docPr id="2131624489" name="Picture 1"/>
-            <wp:cNvGraphicFramePr>
-              <a:graphicFrameLocks xmlns:a="http://schemas.openxmlformats.org/drawingml/2006/main" noChangeAspect="1"/>
-            </wp:cNvGraphicFramePr>
-            <a:graphic xmlns:a="http://schemas.openxmlformats.org/drawingml/2006/main">
-              <a:graphicData uri="http://schemas.openxmlformats.org/drawingml/2006/picture">
-                <pic:pic xmlns:pic="http://schemas.openxmlformats.org/drawingml/2006/picture">
-                  <pic:nvPicPr>
-                    <pic:cNvPr id="2131624489" name=""/>
-                    <pic:cNvPicPr/>
-                  </pic:nvPicPr>
-                  <pic:blipFill>
-                    <a:blip r:embed="rId9"/>
-                    <a:stretch>
-                      <a:fillRect/>
-                    </a:stretch>
-                  </pic:blipFill>
-                  <pic:spPr>
-                    <a:xfrm>
-                      <a:off x="0" y="0"/>
-                      <a:ext cx="5943600" cy="3004820"/>
-                    </a:xfrm>
-                    <a:prstGeom prst="rect">
-                      <a:avLst/>
-                    </a:prstGeom>
-                  </pic:spPr>
-                </pic:pic>
-              </a:graphicData>
-            </a:graphic>
-          </wp:inline>
-        </w:drawing>
-      </w:r>
-    </w:p>
+        <w:t>Endpoint monitoring</w:t>
+      </w:r>
+      <w:r>
+        <w:tab/>
+        <w:t>Detects when sensitive files are moved to public folders or unencrypted locations</w:t>
+      </w:r>
+    </w:p>
+    <w:p>
+      <w:pPr>
+        <w:rPr>
+          <w:i/>
+          <w:iCs/>
+        </w:rPr>
+      </w:pPr>
+      <w:r>
+        <w:rPr>
+          <w:i/>
+          <w:iCs/>
+        </w:rPr>
+        <w:t>Example rule: Alert if a user emails a file containing "PII," "SSN," or "confidential" outside the corporate domain.</w:t>
+      </w:r>
+    </w:p>
+    <w:p/>
+    <w:p>
+      <w:r>
+        <w:t>2. Identifying System Misconfigurations (15-20%)</w:t>
+      </w:r>
+    </w:p>
+    <w:p>
+      <w:r>
+        <w:t>SOC Activity</w:t>
+      </w:r>
+      <w:r>
+        <w:tab/>
+      </w:r>
+      <w:r>
+        <w:tab/>
+      </w:r>
+      <w:r>
+        <w:tab/>
+      </w:r>
+      <w:r>
+        <w:tab/>
+      </w:r>
+      <w:r>
+        <w:tab/>
+      </w:r>
+      <w:r>
+        <w:tab/>
+      </w:r>
+      <w:r>
+        <w:t>How It Mitigates Data Leaks</w:t>
+      </w:r>
+    </w:p>
+    <w:p>
+      <w:r>
+        <w:t>Cloud Security Posture Management (CSPM)</w:t>
+      </w:r>
+      <w:r>
+        <w:tab/>
+        <w:t>Scans for publicly exposed S3 buckets, Azure Blobs, or GCP buckets</w:t>
+      </w:r>
+    </w:p>
+    <w:p>
+      <w:r>
+        <w:t>Continuous configuration monitoring</w:t>
+      </w:r>
+      <w:r>
+        <w:tab/>
+      </w:r>
+      <w:r>
+        <w:tab/>
+      </w:r>
+      <w:r>
+        <w:tab/>
+      </w:r>
+      <w:r>
+        <w:t>Detects changes like "bucket set to public" or "database open to 0.0.0.0/0"</w:t>
+      </w:r>
+    </w:p>
+    <w:p>
+      <w:r>
+        <w:t>Vulnerability scanning</w:t>
+      </w:r>
+      <w:r>
+        <w:tab/>
+        <w:t>Identifies default credentials still in use</w:t>
+      </w:r>
+    </w:p>
+    <w:p>
+      <w:r>
+        <w:t>Security misconfiguration playbooks</w:t>
+      </w:r>
+      <w:r>
+        <w:tab/>
+        <w:t>SOC initiates automated remediation (e.g., closing an open port)</w:t>
+      </w:r>
+    </w:p>
+    <w:p>
+      <w:pPr>
+        <w:rPr>
+          <w:i/>
+          <w:iCs/>
+        </w:rPr>
+      </w:pPr>
+      <w:r>
+        <w:rPr>
+          <w:i/>
+          <w:iCs/>
+        </w:rPr>
+        <w:t>Example: SOC tool alerts: *"S3 bucket 'customer-backup' has public read access."* SOC triages, confirms, and initiates fix.</w:t>
+      </w:r>
+    </w:p>
+    <w:p/>
+    <w:p>
+      <w:r>
+        <w:t xml:space="preserve">3. Responding to Phishing Attacks </w:t>
+      </w:r>
+    </w:p>
+    <w:p>
+      <w:r>
+        <w:t>SOC Activity</w:t>
+      </w:r>
+      <w:r>
+        <w:tab/>
+      </w:r>
+      <w:r>
+        <w:tab/>
+      </w:r>
+      <w:r>
+        <w:tab/>
+      </w:r>
+      <w:r>
+        <w:tab/>
+      </w:r>
+      <w:r>
+        <w:t>How It Mitigates Data Leaks</w:t>
+      </w:r>
+    </w:p>
+    <w:p>
+      <w:r>
+        <w:t>Phishing detection &amp; response</w:t>
+      </w:r>
+      <w:r>
+        <w:tab/>
+        <w:t>Rapidly identifies compromised credentials from phishing</w:t>
+      </w:r>
+    </w:p>
+    <w:p>
+      <w:r>
+        <w:t>Email security monitoring</w:t>
+      </w:r>
+      <w:r>
+        <w:tab/>
+        <w:t>Blocks malicious links and attachments before they reach users</w:t>
+      </w:r>
+    </w:p>
+    <w:p>
+      <w:r>
+        <w:t>Credential theft hunting</w:t>
+      </w:r>
+      <w:r>
+        <w:tab/>
+        <w:t>Checks for logins from unusual locations or devices</w:t>
+      </w:r>
+    </w:p>
+    <w:p>
+      <w:r>
+        <w:t>Automated account isolation</w:t>
+      </w:r>
+      <w:r>
+        <w:tab/>
+        <w:t>Temporarily disables an account suspected of being phished</w:t>
+      </w:r>
+    </w:p>
+    <w:p>
+      <w:r>
+        <w:t>SIEM correlation</w:t>
+      </w:r>
+      <w:r>
+        <w:tab/>
+        <w:t>Alerts when a user clicks a phishing link and then accesses sensitive data</w:t>
+      </w:r>
+    </w:p>
+    <w:p>
+      <w:pPr>
+        <w:rPr>
+          <w:i/>
+          <w:iCs/>
+        </w:rPr>
+      </w:pPr>
+      <w:r>
+        <w:rPr>
+          <w:i/>
+          <w:iCs/>
+        </w:rPr>
+        <w:t>Example: SOC sees: User clicked malicious link → 2 minutes later, login from Russia → 1 minute later, downloading HR database. SOC immediately disables account and resets credentials.</w:t>
+      </w:r>
+    </w:p>
+    <w:p/>
+    <w:p>
+      <w:r>
+        <w:t xml:space="preserve">4. Detecting Malicious Insiders </w:t>
+      </w:r>
+    </w:p>
+    <w:p>
+      <w:r>
+        <w:lastRenderedPageBreak/>
+        <w:t>SOC Activity</w:t>
+      </w:r>
+      <w:r>
+        <w:tab/>
+      </w:r>
+      <w:r>
+        <w:tab/>
+      </w:r>
+      <w:r>
+        <w:tab/>
+      </w:r>
+      <w:r>
+        <w:t>How It Mitigates Data Leaks</w:t>
+      </w:r>
+    </w:p>
+    <w:p>
+      <w:r>
+        <w:t>Insider threat detection rules</w:t>
+      </w:r>
+      <w:r>
+        <w:tab/>
+        <w:t>Flags volume anomalies (e.g., exporting entire database)</w:t>
+      </w:r>
+    </w:p>
+    <w:p>
+      <w:r>
+        <w:t>Data staging detection</w:t>
+      </w:r>
+      <w:r>
+        <w:tab/>
+        <w:t>Identifies users moving data to personal drives before leaving</w:t>
+      </w:r>
+    </w:p>
+    <w:p>
+      <w:r>
+        <w:t>Privilege abuse monitoring</w:t>
+      </w:r>
+      <w:r>
+        <w:tab/>
+        <w:t>Alerts when admins query sensitive tables without justification</w:t>
+      </w:r>
+    </w:p>
+    <w:p>
+      <w:r>
+        <w:t>User-to-user unusual sharing</w:t>
+      </w:r>
+      <w:r>
+        <w:tab/>
+        <w:t>Detects data being sent to personal email addresses</w:t>
+      </w:r>
+    </w:p>
+    <w:p>
+      <w:pPr>
+        <w:rPr>
+          <w:i/>
+          <w:iCs/>
+        </w:rPr>
+      </w:pPr>
+      <w:r>
+        <w:rPr>
+          <w:i/>
+          <w:iCs/>
+        </w:rPr>
+        <w:t xml:space="preserve">Example: SOC alerts on: Employee with 2 </w:t>
+      </w:r>
+      <w:proofErr w:type="spellStart"/>
+      <w:r>
+        <w:rPr>
+          <w:i/>
+          <w:iCs/>
+        </w:rPr>
+        <w:t>weeks notice</w:t>
+      </w:r>
+      <w:proofErr w:type="spellEnd"/>
+      <w:r>
+        <w:rPr>
+          <w:i/>
+          <w:iCs/>
+        </w:rPr>
+        <w:t xml:space="preserve"> → copying 5GB of engineering docs to USB → uploading to personal Dropbox.</w:t>
+      </w:r>
+    </w:p>
+    <w:p/>
+    <w:p>
+      <w:r>
+        <w:t xml:space="preserve">5. Preventing Weak/Stolen Credential Abuse </w:t>
+      </w:r>
+    </w:p>
+    <w:p>
+      <w:r>
+        <w:t>SOC Activity</w:t>
+      </w:r>
+      <w:r>
+        <w:tab/>
+      </w:r>
+      <w:r>
+        <w:tab/>
+      </w:r>
+      <w:r>
+        <w:tab/>
+      </w:r>
+      <w:r>
+        <w:t>How It Mitigates Data Leaks</w:t>
+      </w:r>
+    </w:p>
+    <w:p>
+      <w:r>
+        <w:t>Brute force detection</w:t>
+      </w:r>
+      <w:r>
+        <w:tab/>
+      </w:r>
+      <w:r>
+        <w:tab/>
+      </w:r>
+      <w:r>
+        <w:t>Blocks repeated failed login attempts</w:t>
+      </w:r>
+    </w:p>
+    <w:p>
+      <w:r>
+        <w:t>Credential stuffing detection</w:t>
+      </w:r>
+      <w:r>
+        <w:tab/>
+        <w:t>Identifies login attempts using passwords from previous breaches</w:t>
+      </w:r>
+    </w:p>
+    <w:p>
+      <w:r>
+        <w:t>Anomalous login detection</w:t>
+      </w:r>
+      <w:r>
+        <w:tab/>
+        <w:t>Flags impossible travel (e.g., login from Lagos and London within 1 hour)</w:t>
+      </w:r>
+    </w:p>
+    <w:p>
+      <w:r>
+        <w:t>MFA bypass monitoring</w:t>
+      </w:r>
+      <w:r>
+        <w:tab/>
+        <w:t>Detects when MFA is disabled or SMS codes are intercepted</w:t>
+      </w:r>
+    </w:p>
+    <w:p>
+      <w:r>
+        <w:t>Honeytoken deployment</w:t>
+      </w:r>
+      <w:r>
+        <w:tab/>
+        <w:t>SOC plants fake credentials; any use triggers an alert</w:t>
+      </w:r>
+    </w:p>
+    <w:p>
+      <w:pPr>
+        <w:rPr>
+          <w:i/>
+          <w:iCs/>
+        </w:rPr>
+      </w:pPr>
+      <w:r>
+        <w:rPr>
+          <w:i/>
+          <w:iCs/>
+        </w:rPr>
+        <w:t>Example: SOC sees: Admin account used from new device at 2 AM → accessing customer database → unusual data export. SOC blocks session and rotates credentials.</w:t>
+      </w:r>
+    </w:p>
+    <w:p/>
+    <w:p>
+      <w:r>
+        <w:t xml:space="preserve">6. Monitoring Third-Party/Vendor Risks </w:t>
+      </w:r>
+    </w:p>
+    <w:p>
+      <w:r>
+        <w:t>SOC Activity</w:t>
+      </w:r>
+      <w:r>
+        <w:tab/>
+      </w:r>
+      <w:r>
+        <w:tab/>
+      </w:r>
+      <w:r>
+        <w:tab/>
+      </w:r>
+      <w:r>
+        <w:t>How It Mitigates Data Leaks</w:t>
+      </w:r>
+    </w:p>
+    <w:p>
+      <w:r>
+        <w:t>Third-party API monitoring</w:t>
+      </w:r>
+      <w:r>
+        <w:tab/>
+        <w:t>Detects excessive or unusual API calls from vendors</w:t>
+      </w:r>
+    </w:p>
+    <w:p>
+      <w:r>
+        <w:t>Vendor access reviews</w:t>
+      </w:r>
+      <w:r>
+        <w:tab/>
+        <w:t>Flags stale vendor accounts still active</w:t>
+      </w:r>
+    </w:p>
+    <w:p>
+      <w:r>
+        <w:t>Data transfer tracking</w:t>
+      </w:r>
+      <w:r>
+        <w:tab/>
+      </w:r>
+      <w:r>
+        <w:tab/>
+      </w:r>
+      <w:r>
+        <w:t>Monitors what data vendors are pulling from your systems</w:t>
+      </w:r>
+    </w:p>
+    <w:p>
+      <w:r>
+        <w:t>Threat intel on vendors</w:t>
+      </w:r>
+      <w:r>
+        <w:tab/>
+        <w:t>Subscribes to breach reports involving your vendors</w:t>
+      </w:r>
+    </w:p>
+    <w:p>
+      <w:pPr>
+        <w:rPr>
+          <w:i/>
+          <w:iCs/>
+        </w:rPr>
+      </w:pPr>
+      <w:r>
+        <w:rPr>
+          <w:i/>
+          <w:iCs/>
+        </w:rPr>
+        <w:t>Example: SOC intel alert: "Vendor X had a breach." SOC immediately rotates all keys and revokes vendor access pending review.</w:t>
+      </w:r>
+    </w:p>
+    <w:p/>
+    <w:p>
+      <w:r>
+        <w:t xml:space="preserve">7. Detecting Software Vulnerability Exploitation </w:t>
+      </w:r>
+    </w:p>
+    <w:p>
+      <w:r>
+        <w:t>SOC Activity</w:t>
+      </w:r>
+      <w:r>
+        <w:tab/>
+      </w:r>
+      <w:r>
+        <w:tab/>
+      </w:r>
+      <w:r>
+        <w:tab/>
+      </w:r>
+      <w:r>
+        <w:tab/>
+      </w:r>
+      <w:r>
+        <w:t>How It Mitigates Data Leaks</w:t>
+      </w:r>
+    </w:p>
+    <w:p>
+      <w:r>
+        <w:t>Threat intelligence integration</w:t>
+      </w:r>
+      <w:r>
+        <w:tab/>
+        <w:t>SOC receives CVE alerts (e.g., Log4Shell) and scans for vulnerable assets</w:t>
+      </w:r>
+    </w:p>
+    <w:p>
+      <w:r>
+        <w:t>Exploit detection</w:t>
+      </w:r>
+      <w:r>
+        <w:tab/>
+      </w:r>
+      <w:r>
+        <w:tab/>
+      </w:r>
+      <w:r>
+        <w:tab/>
+      </w:r>
+      <w:r>
+        <w:t>Looks for exploit attempts in logs (e.g., SQL injection patterns, remote code execution)</w:t>
+      </w:r>
+    </w:p>
+    <w:p>
+      <w:r>
+        <w:t>Patch compliance monitoring</w:t>
+      </w:r>
+      <w:r>
+        <w:tab/>
+      </w:r>
+      <w:r>
+        <w:tab/>
+      </w:r>
+      <w:r>
+        <w:t>SOC verifies critical patches are applied within SLA</w:t>
+      </w:r>
+    </w:p>
+    <w:p>
+      <w:r>
+        <w:t>Honeypots</w:t>
+      </w:r>
+      <w:r>
+        <w:tab/>
+      </w:r>
+      <w:r>
+        <w:tab/>
+      </w:r>
+      <w:r>
+        <w:tab/>
+      </w:r>
+      <w:r>
+        <w:tab/>
+      </w:r>
+      <w:r>
+        <w:t>Decoy databases that alert SOC when touched</w:t>
+      </w:r>
+    </w:p>
+    <w:p/>
+    <w:p/>
     <w:sectPr>
-      <w:footerReference w:type="even" r:id="rId10"/>
-      <w:footerReference w:type="default" r:id="rId11"/>
-      <w:footerReference w:type="first" r:id="rId12"/>
+      <w:footerReference w:type="even" r:id="rId9"/>
+      <w:footerReference w:type="default" r:id="rId10"/>
+      <w:footerReference w:type="first" r:id="rId11"/>
       <w:pgSz w:w="12240" w:h="15840"/>
       <w:pgMar w:top="1440" w:right="1440" w:bottom="1440" w:left="1440" w:header="720" w:footer="720" w:gutter="0"/>
       <w:cols w:space="720"/>
@@ -349,7 +4983,7 @@
 </file>
 
 <file path=word/endnotes.xml><?xml version="1.0" encoding="utf-8"?>
-<w:endnotes xmlns:wpc="http://schemas.microsoft.com/office/word/2010/wordprocessingCanvas" xmlns:cx="http://schemas.microsoft.com/office/drawing/2014/chartex" xmlns:cx1="http://schemas.microsoft.com/office/drawing/2015/9/8/chartex" xmlns:cx2="http://schemas.microsoft.com/office/drawing/2015/10/21/chartex" xmlns:cx3="http://schemas.microsoft.com/office/drawing/2016/5/9/chartex" xmlns:cx4="http://schemas.microsoft.com/office/drawing/2016/5/10/chartex" xmlns:cx5="http://schemas.microsoft.com/office/drawing/2016/5/11/chartex" xmlns:cx6="http://schemas.microsoft.com/office/drawing/2016/5/12/chartex" xmlns:cx7="http://schemas.microsoft.com/office/drawing/2016/5/13/chartex" xmlns:cx8="http://schemas.microsoft.com/office/drawing/2016/5/14/chartex" xmlns:mc="http://schemas.openxmlformats.org/markup-compatibility/2006" xmlns:aink="http://schemas.microsoft.com/office/drawing/2016/ink" xmlns:am3d="http://schemas.microsoft.com/office/drawing/2017/model3d" xmlns:o="urn:schemas-microsoft-com:office:office" xmlns:oel="http://schemas.microsoft.com/office/2019/extlst" xmlns:r="http://schemas.openxmlformats.org/officeDocument/2006/relationships" xmlns:m="http://schemas.openxmlformats.org/officeDocument/2006/math" xmlns:v="urn:schemas-microsoft-com:vml" xmlns:wp14="http://schemas.microsoft.com/office/word/2010/wordprocessingDrawing" xmlns:wp="http://schemas.openxmlformats.org/drawingml/2006/wordprocessingDrawing" xmlns:w10="urn:schemas-microsoft-com:office:word" xmlns:w="http://schemas.openxmlformats.org/wordprocessingml/2006/main" xmlns:w14="http://schemas.microsoft.com/office/word/2010/wordml" xmlns:w15="http://schemas.microsoft.com/office/word/2012/wordml" xmlns:w16cex="http://schemas.microsoft.com/office/word/2018/wordml/cex" xmlns:w16cid="http://schemas.microsoft.com/office/word/2016/wordml/cid" xmlns:w16="http://schemas.microsoft.com/office/word/2018/wordml" xmlns:w16du="http://schemas.microsoft.com/office/word/2023/wordml/word16du" xmlns:w16sdtdh="http://schemas.microsoft.com/office/word/2020/wordml/sdtdatahash" xmlns:w16sdtfl="http://schemas.microsoft.com/office/word/2024/wordml/sdtformatlock" xmlns:w16se="http://schemas.microsoft.com/office/word/2015/wordml/symex" xmlns:wpg="http://schemas.microsoft.com/office/word/2010/wordprocessingGroup" xmlns:wpi="http://schemas.microsoft.com/office/word/2010/wordprocessingInk" xmlns:wne="http://schemas.microsoft.com/office/word/2006/wordml" xmlns:wps="http://schemas.microsoft.com/office/word/2010/wordprocessingShape" mc:Ignorable="w14 w15 w16se w16cid w16 w16cex w16sdtdh w16sdtfl w16du wp14">
+<w:endnotes xmlns:wpc="http://schemas.microsoft.com/office/word/2010/wordprocessingCanvas" xmlns:cx="http://schemas.microsoft.com/office/drawing/2014/chartex" xmlns:cx1="http://schemas.microsoft.com/office/drawing/2015/9/8/chartex" xmlns:cx2="http://schemas.microsoft.com/office/drawing/2015/10/21/chartex" xmlns:cx3="http://schemas.microsoft.com/office/drawing/2016/5/9/chartex" xmlns:cx4="http://schemas.microsoft.com/office/drawing/2016/5/10/chartex" xmlns:cx5="http://schemas.microsoft.com/office/drawing/2016/5/11/chartex" xmlns:cx6="http://schemas.microsoft.com/office/drawing/2016/5/12/chartex" xmlns:cx7="http://schemas.microsoft.com/office/drawing/2016/5/13/chartex" xmlns:cx8="http://schemas.microsoft.com/office/drawing/2016/5/14/chartex" xmlns:mc="http://schemas.openxmlformats.org/markup-compatibility/2006" xmlns:aink="http://schemas.microsoft.com/office/drawing/2016/ink" xmlns:am3d="http://schemas.microsoft.com/office/drawing/2017/model3d" xmlns:o="urn:schemas-microsoft-com:office:office" xmlns:r="http://schemas.openxmlformats.org/officeDocument/2006/relationships" xmlns:m="http://schemas.openxmlformats.org/officeDocument/2006/math" xmlns:v="urn:schemas-microsoft-com:vml" xmlns:wp14="http://schemas.microsoft.com/office/word/2010/wordprocessingDrawing" xmlns:wp="http://schemas.openxmlformats.org/drawingml/2006/wordprocessingDrawing" xmlns:w10="urn:schemas-microsoft-com:office:word" xmlns:w="http://schemas.openxmlformats.org/wordprocessingml/2006/main" xmlns:w14="http://schemas.microsoft.com/office/word/2010/wordml" xmlns:w15="http://schemas.microsoft.com/office/word/2012/wordml" xmlns:w16cex="http://schemas.microsoft.com/office/word/2018/wordml/cex" xmlns:w16cid="http://schemas.microsoft.com/office/word/2016/wordml/cid" xmlns:w16="http://schemas.microsoft.com/office/word/2018/wordml" xmlns:w16sdtdh="http://schemas.microsoft.com/office/word/2020/wordml/sdtdatahash" xmlns:w16se="http://schemas.microsoft.com/office/word/2015/wordml/symex" xmlns:wpg="http://schemas.microsoft.com/office/word/2010/wordprocessingGroup" xmlns:wpi="http://schemas.microsoft.com/office/word/2010/wordprocessingInk" xmlns:wne="http://schemas.microsoft.com/office/word/2006/wordml" xmlns:wps="http://schemas.microsoft.com/office/word/2010/wordprocessingShape" mc:Ignorable="w14 w15 w16se w16cid w16 w16cex w16sdtdh wp14">
   <w:endnote w:type="separator" w:id="-1">
     <w:p>
       <w:pPr>
@@ -368,7 +5002,7 @@
 </file>
 
 <file path=word/footer1.xml><?xml version="1.0" encoding="utf-8"?>
-<w:ftr xmlns:wpc="http://schemas.microsoft.com/office/word/2010/wordprocessingCanvas" xmlns:cx="http://schemas.microsoft.com/office/drawing/2014/chartex" xmlns:cx1="http://schemas.microsoft.com/office/drawing/2015/9/8/chartex" xmlns:cx2="http://schemas.microsoft.com/office/drawing/2015/10/21/chartex" xmlns:cx3="http://schemas.microsoft.com/office/drawing/2016/5/9/chartex" xmlns:cx4="http://schemas.microsoft.com/office/drawing/2016/5/10/chartex" xmlns:cx5="http://schemas.microsoft.com/office/drawing/2016/5/11/chartex" xmlns:cx6="http://schemas.microsoft.com/office/drawing/2016/5/12/chartex" xmlns:cx7="http://schemas.microsoft.com/office/drawing/2016/5/13/chartex" xmlns:cx8="http://schemas.microsoft.com/office/drawing/2016/5/14/chartex" xmlns:mc="http://schemas.openxmlformats.org/markup-compatibility/2006" xmlns:aink="http://schemas.microsoft.com/office/drawing/2016/ink" xmlns:am3d="http://schemas.microsoft.com/office/drawing/2017/model3d" xmlns:o="urn:schemas-microsoft-com:office:office" xmlns:oel="http://schemas.microsoft.com/office/2019/extlst" xmlns:r="http://schemas.openxmlformats.org/officeDocument/2006/relationships" xmlns:m="http://schemas.openxmlformats.org/officeDocument/2006/math" xmlns:v="urn:schemas-microsoft-com:vml" xmlns:wp14="http://schemas.microsoft.com/office/word/2010/wordprocessingDrawing" xmlns:wp="http://schemas.openxmlformats.org/drawingml/2006/wordprocessingDrawing" xmlns:w10="urn:schemas-microsoft-com:office:word" xmlns:w="http://schemas.openxmlformats.org/wordprocessingml/2006/main" xmlns:w14="http://schemas.microsoft.com/office/word/2010/wordml" xmlns:w15="http://schemas.microsoft.com/office/word/2012/wordml" xmlns:w16cex="http://schemas.microsoft.com/office/word/2018/wordml/cex" xmlns:w16cid="http://schemas.microsoft.com/office/word/2016/wordml/cid" xmlns:w16="http://schemas.microsoft.com/office/word/2018/wordml" xmlns:w16du="http://schemas.microsoft.com/office/word/2023/wordml/word16du" xmlns:w16sdtdh="http://schemas.microsoft.com/office/word/2020/wordml/sdtdatahash" xmlns:w16sdtfl="http://schemas.microsoft.com/office/word/2024/wordml/sdtformatlock" xmlns:w16se="http://schemas.microsoft.com/office/word/2015/wordml/symex" xmlns:wpg="http://schemas.microsoft.com/office/word/2010/wordprocessingGroup" xmlns:wpi="http://schemas.microsoft.com/office/word/2010/wordprocessingInk" xmlns:wne="http://schemas.microsoft.com/office/word/2006/wordml" xmlns:wps="http://schemas.microsoft.com/office/word/2010/wordprocessingShape" mc:Ignorable="w14 w15 w16se w16cid w16 w16cex w16sdtdh w16sdtfl w16du wp14">
+<w:ftr xmlns:wpc="http://schemas.microsoft.com/office/word/2010/wordprocessingCanvas" xmlns:cx="http://schemas.microsoft.com/office/drawing/2014/chartex" xmlns:cx1="http://schemas.microsoft.com/office/drawing/2015/9/8/chartex" xmlns:cx2="http://schemas.microsoft.com/office/drawing/2015/10/21/chartex" xmlns:cx3="http://schemas.microsoft.com/office/drawing/2016/5/9/chartex" xmlns:cx4="http://schemas.microsoft.com/office/drawing/2016/5/10/chartex" xmlns:cx5="http://schemas.microsoft.com/office/drawing/2016/5/11/chartex" xmlns:cx6="http://schemas.microsoft.com/office/drawing/2016/5/12/chartex" xmlns:cx7="http://schemas.microsoft.com/office/drawing/2016/5/13/chartex" xmlns:cx8="http://schemas.microsoft.com/office/drawing/2016/5/14/chartex" xmlns:mc="http://schemas.openxmlformats.org/markup-compatibility/2006" xmlns:aink="http://schemas.microsoft.com/office/drawing/2016/ink" xmlns:am3d="http://schemas.microsoft.com/office/drawing/2017/model3d" xmlns:o="urn:schemas-microsoft-com:office:office" xmlns:r="http://schemas.openxmlformats.org/officeDocument/2006/relationships" xmlns:m="http://schemas.openxmlformats.org/officeDocument/2006/math" xmlns:v="urn:schemas-microsoft-com:vml" xmlns:wp14="http://schemas.microsoft.com/office/word/2010/wordprocessingDrawing" xmlns:wp="http://schemas.openxmlformats.org/drawingml/2006/wordprocessingDrawing" xmlns:w10="urn:schemas-microsoft-com:office:word" xmlns:w="http://schemas.openxmlformats.org/wordprocessingml/2006/main" xmlns:w14="http://schemas.microsoft.com/office/word/2010/wordml" xmlns:w15="http://schemas.microsoft.com/office/word/2012/wordml" xmlns:w16cex="http://schemas.microsoft.com/office/word/2018/wordml/cex" xmlns:w16cid="http://schemas.microsoft.com/office/word/2016/wordml/cid" xmlns:w16="http://schemas.microsoft.com/office/word/2018/wordml" xmlns:w16sdtdh="http://schemas.microsoft.com/office/word/2020/wordml/sdtdatahash" xmlns:w16se="http://schemas.microsoft.com/office/word/2015/wordml/symex" xmlns:wpg="http://schemas.microsoft.com/office/word/2010/wordprocessingGroup" xmlns:wpi="http://schemas.microsoft.com/office/word/2010/wordprocessingInk" xmlns:wne="http://schemas.microsoft.com/office/word/2006/wordml" xmlns:wps="http://schemas.microsoft.com/office/word/2010/wordprocessingShape" mc:Ignorable="w14 w15 w16se w16cid w16 w16cex w16sdtdh wp14">
   <w:p>
     <w:pPr>
       <w:pStyle w:val="Footer"/>
@@ -378,7 +5012,7 @@
 </file>
 
 <file path=word/footer2.xml><?xml version="1.0" encoding="utf-8"?>
-<w:ftr xmlns:wpc="http://schemas.microsoft.com/office/word/2010/wordprocessingCanvas" xmlns:cx="http://schemas.microsoft.com/office/drawing/2014/chartex" xmlns:cx1="http://schemas.microsoft.com/office/drawing/2015/9/8/chartex" xmlns:cx2="http://schemas.microsoft.com/office/drawing/2015/10/21/chartex" xmlns:cx3="http://schemas.microsoft.com/office/drawing/2016/5/9/chartex" xmlns:cx4="http://schemas.microsoft.com/office/drawing/2016/5/10/chartex" xmlns:cx5="http://schemas.microsoft.com/office/drawing/2016/5/11/chartex" xmlns:cx6="http://schemas.microsoft.com/office/drawing/2016/5/12/chartex" xmlns:cx7="http://schemas.microsoft.com/office/drawing/2016/5/13/chartex" xmlns:cx8="http://schemas.microsoft.com/office/drawing/2016/5/14/chartex" xmlns:mc="http://schemas.openxmlformats.org/markup-compatibility/2006" xmlns:aink="http://schemas.microsoft.com/office/drawing/2016/ink" xmlns:am3d="http://schemas.microsoft.com/office/drawing/2017/model3d" xmlns:o="urn:schemas-microsoft-com:office:office" xmlns:oel="http://schemas.microsoft.com/office/2019/extlst" xmlns:r="http://schemas.openxmlformats.org/officeDocument/2006/relationships" xmlns:m="http://schemas.openxmlformats.org/officeDocument/2006/math" xmlns:v="urn:schemas-microsoft-com:vml" xmlns:wp14="http://schemas.microsoft.com/office/word/2010/wordprocessingDrawing" xmlns:wp="http://schemas.openxmlformats.org/drawingml/2006/wordprocessingDrawing" xmlns:w10="urn:schemas-microsoft-com:office:word" xmlns:w="http://schemas.openxmlformats.org/wordprocessingml/2006/main" xmlns:w14="http://schemas.microsoft.com/office/word/2010/wordml" xmlns:w15="http://schemas.microsoft.com/office/word/2012/wordml" xmlns:w16cex="http://schemas.microsoft.com/office/word/2018/wordml/cex" xmlns:w16cid="http://schemas.microsoft.com/office/word/2016/wordml/cid" xmlns:w16="http://schemas.microsoft.com/office/word/2018/wordml" xmlns:w16du="http://schemas.microsoft.com/office/word/2023/wordml/word16du" xmlns:w16sdtdh="http://schemas.microsoft.com/office/word/2020/wordml/sdtdatahash" xmlns:w16sdtfl="http://schemas.microsoft.com/office/word/2024/wordml/sdtformatlock" xmlns:w16se="http://schemas.microsoft.com/office/word/2015/wordml/symex" xmlns:wpg="http://schemas.microsoft.com/office/word/2010/wordprocessingGroup" xmlns:wpi="http://schemas.microsoft.com/office/word/2010/wordprocessingInk" xmlns:wne="http://schemas.microsoft.com/office/word/2006/wordml" xmlns:wps="http://schemas.microsoft.com/office/word/2010/wordprocessingShape" mc:Ignorable="w14 w15 w16se w16cid w16 w16cex w16sdtdh w16sdtfl w16du wp14">
+<w:ftr xmlns:wpc="http://schemas.microsoft.com/office/word/2010/wordprocessingCanvas" xmlns:cx="http://schemas.microsoft.com/office/drawing/2014/chartex" xmlns:cx1="http://schemas.microsoft.com/office/drawing/2015/9/8/chartex" xmlns:cx2="http://schemas.microsoft.com/office/drawing/2015/10/21/chartex" xmlns:cx3="http://schemas.microsoft.com/office/drawing/2016/5/9/chartex" xmlns:cx4="http://schemas.microsoft.com/office/drawing/2016/5/10/chartex" xmlns:cx5="http://schemas.microsoft.com/office/drawing/2016/5/11/chartex" xmlns:cx6="http://schemas.microsoft.com/office/drawing/2016/5/12/chartex" xmlns:cx7="http://schemas.microsoft.com/office/drawing/2016/5/13/chartex" xmlns:cx8="http://schemas.microsoft.com/office/drawing/2016/5/14/chartex" xmlns:mc="http://schemas.openxmlformats.org/markup-compatibility/2006" xmlns:aink="http://schemas.microsoft.com/office/drawing/2016/ink" xmlns:am3d="http://schemas.microsoft.com/office/drawing/2017/model3d" xmlns:o="urn:schemas-microsoft-com:office:office" xmlns:r="http://schemas.openxmlformats.org/officeDocument/2006/relationships" xmlns:m="http://schemas.openxmlformats.org/officeDocument/2006/math" xmlns:v="urn:schemas-microsoft-com:vml" xmlns:wp14="http://schemas.microsoft.com/office/word/2010/wordprocessingDrawing" xmlns:wp="http://schemas.openxmlformats.org/drawingml/2006/wordprocessingDrawing" xmlns:w10="urn:schemas-microsoft-com:office:word" xmlns:w="http://schemas.openxmlformats.org/wordprocessingml/2006/main" xmlns:w14="http://schemas.microsoft.com/office/word/2010/wordml" xmlns:w15="http://schemas.microsoft.com/office/word/2012/wordml" xmlns:w16cex="http://schemas.microsoft.com/office/word/2018/wordml/cex" xmlns:w16cid="http://schemas.microsoft.com/office/word/2016/wordml/cid" xmlns:w16="http://schemas.microsoft.com/office/word/2018/wordml" xmlns:w16sdtdh="http://schemas.microsoft.com/office/word/2020/wordml/sdtdatahash" xmlns:w16se="http://schemas.microsoft.com/office/word/2015/wordml/symex" xmlns:wpg="http://schemas.microsoft.com/office/word/2010/wordprocessingGroup" xmlns:wpi="http://schemas.microsoft.com/office/word/2010/wordprocessingInk" xmlns:wne="http://schemas.microsoft.com/office/word/2006/wordml" xmlns:wps="http://schemas.microsoft.com/office/word/2010/wordprocessingShape" mc:Ignorable="w14 w15 w16se w16cid w16 w16cex w16sdtdh wp14">
   <w:p>
     <w:pPr>
       <w:pStyle w:val="Footer"/>
@@ -388,7 +5022,7 @@
 </file>
 
 <file path=word/footer3.xml><?xml version="1.0" encoding="utf-8"?>
-<w:ftr xmlns:wpc="http://schemas.microsoft.com/office/word/2010/wordprocessingCanvas" xmlns:cx="http://schemas.microsoft.com/office/drawing/2014/chartex" xmlns:cx1="http://schemas.microsoft.com/office/drawing/2015/9/8/chartex" xmlns:cx2="http://schemas.microsoft.com/office/drawing/2015/10/21/chartex" xmlns:cx3="http://schemas.microsoft.com/office/drawing/2016/5/9/chartex" xmlns:cx4="http://schemas.microsoft.com/office/drawing/2016/5/10/chartex" xmlns:cx5="http://schemas.microsoft.com/office/drawing/2016/5/11/chartex" xmlns:cx6="http://schemas.microsoft.com/office/drawing/2016/5/12/chartex" xmlns:cx7="http://schemas.microsoft.com/office/drawing/2016/5/13/chartex" xmlns:cx8="http://schemas.microsoft.com/office/drawing/2016/5/14/chartex" xmlns:mc="http://schemas.openxmlformats.org/markup-compatibility/2006" xmlns:aink="http://schemas.microsoft.com/office/drawing/2016/ink" xmlns:am3d="http://schemas.microsoft.com/office/drawing/2017/model3d" xmlns:o="urn:schemas-microsoft-com:office:office" xmlns:oel="http://schemas.microsoft.com/office/2019/extlst" xmlns:r="http://schemas.openxmlformats.org/officeDocument/2006/relationships" xmlns:m="http://schemas.openxmlformats.org/officeDocument/2006/math" xmlns:v="urn:schemas-microsoft-com:vml" xmlns:wp14="http://schemas.microsoft.com/office/word/2010/wordprocessingDrawing" xmlns:wp="http://schemas.openxmlformats.org/drawingml/2006/wordprocessingDrawing" xmlns:w10="urn:schemas-microsoft-com:office:word" xmlns:w="http://schemas.openxmlformats.org/wordprocessingml/2006/main" xmlns:w14="http://schemas.microsoft.com/office/word/2010/wordml" xmlns:w15="http://schemas.microsoft.com/office/word/2012/wordml" xmlns:w16cex="http://schemas.microsoft.com/office/word/2018/wordml/cex" xmlns:w16cid="http://schemas.microsoft.com/office/word/2016/wordml/cid" xmlns:w16="http://schemas.microsoft.com/office/word/2018/wordml" xmlns:w16du="http://schemas.microsoft.com/office/word/2023/wordml/word16du" xmlns:w16sdtdh="http://schemas.microsoft.com/office/word/2020/wordml/sdtdatahash" xmlns:w16sdtfl="http://schemas.microsoft.com/office/word/2024/wordml/sdtformatlock" xmlns:w16se="http://schemas.microsoft.com/office/word/2015/wordml/symex" xmlns:wpg="http://schemas.microsoft.com/office/word/2010/wordprocessingGroup" xmlns:wpi="http://schemas.microsoft.com/office/word/2010/wordprocessingInk" xmlns:wne="http://schemas.microsoft.com/office/word/2006/wordml" xmlns:wps="http://schemas.microsoft.com/office/word/2010/wordprocessingShape" mc:Ignorable="w14 w15 w16se w16cid w16 w16cex w16sdtdh w16sdtfl w16du wp14">
+<w:ftr xmlns:wpc="http://schemas.microsoft.com/office/word/2010/wordprocessingCanvas" xmlns:cx="http://schemas.microsoft.com/office/drawing/2014/chartex" xmlns:cx1="http://schemas.microsoft.com/office/drawing/2015/9/8/chartex" xmlns:cx2="http://schemas.microsoft.com/office/drawing/2015/10/21/chartex" xmlns:cx3="http://schemas.microsoft.com/office/drawing/2016/5/9/chartex" xmlns:cx4="http://schemas.microsoft.com/office/drawing/2016/5/10/chartex" xmlns:cx5="http://schemas.microsoft.com/office/drawing/2016/5/11/chartex" xmlns:cx6="http://schemas.microsoft.com/office/drawing/2016/5/12/chartex" xmlns:cx7="http://schemas.microsoft.com/office/drawing/2016/5/13/chartex" xmlns:cx8="http://schemas.microsoft.com/office/drawing/2016/5/14/chartex" xmlns:mc="http://schemas.openxmlformats.org/markup-compatibility/2006" xmlns:aink="http://schemas.microsoft.com/office/drawing/2016/ink" xmlns:am3d="http://schemas.microsoft.com/office/drawing/2017/model3d" xmlns:o="urn:schemas-microsoft-com:office:office" xmlns:r="http://schemas.openxmlformats.org/officeDocument/2006/relationships" xmlns:m="http://schemas.openxmlformats.org/officeDocument/2006/math" xmlns:v="urn:schemas-microsoft-com:vml" xmlns:wp14="http://schemas.microsoft.com/office/word/2010/wordprocessingDrawing" xmlns:wp="http://schemas.openxmlformats.org/drawingml/2006/wordprocessingDrawing" xmlns:w10="urn:schemas-microsoft-com:office:word" xmlns:w="http://schemas.openxmlformats.org/wordprocessingml/2006/main" xmlns:w14="http://schemas.microsoft.com/office/word/2010/wordml" xmlns:w15="http://schemas.microsoft.com/office/word/2012/wordml" xmlns:w16cex="http://schemas.microsoft.com/office/word/2018/wordml/cex" xmlns:w16cid="http://schemas.microsoft.com/office/word/2016/wordml/cid" xmlns:w16="http://schemas.microsoft.com/office/word/2018/wordml" xmlns:w16sdtdh="http://schemas.microsoft.com/office/word/2020/wordml/sdtdatahash" xmlns:w16se="http://schemas.microsoft.com/office/word/2015/wordml/symex" xmlns:wpg="http://schemas.microsoft.com/office/word/2010/wordprocessingGroup" xmlns:wpi="http://schemas.microsoft.com/office/word/2010/wordprocessingInk" xmlns:wne="http://schemas.microsoft.com/office/word/2006/wordml" xmlns:wps="http://schemas.microsoft.com/office/word/2010/wordprocessingShape" mc:Ignorable="w14 w15 w16se w16cid w16 w16cex w16sdtdh wp14">
   <w:p>
     <w:pPr>
       <w:pStyle w:val="Footer"/>
@@ -398,7 +5032,7 @@
 </file>
 
 <file path=word/footnotes.xml><?xml version="1.0" encoding="utf-8"?>
-<w:footnotes xmlns:wpc="http://schemas.microsoft.com/office/word/2010/wordprocessingCanvas" xmlns:cx="http://schemas.microsoft.com/office/drawing/2014/chartex" xmlns:cx1="http://schemas.microsoft.com/office/drawing/2015/9/8/chartex" xmlns:cx2="http://schemas.microsoft.com/office/drawing/2015/10/21/chartex" xmlns:cx3="http://schemas.microsoft.com/office/drawing/2016/5/9/chartex" xmlns:cx4="http://schemas.microsoft.com/office/drawing/2016/5/10/chartex" xmlns:cx5="http://schemas.microsoft.com/office/drawing/2016/5/11/chartex" xmlns:cx6="http://schemas.microsoft.com/office/drawing/2016/5/12/chartex" xmlns:cx7="http://schemas.microsoft.com/office/drawing/2016/5/13/chartex" xmlns:cx8="http://schemas.microsoft.com/office/drawing/2016/5/14/chartex" xmlns:mc="http://schemas.openxmlformats.org/markup-compatibility/2006" xmlns:aink="http://schemas.microsoft.com/office/drawing/2016/ink" xmlns:am3d="http://schemas.microsoft.com/office/drawing/2017/model3d" xmlns:o="urn:schemas-microsoft-com:office:office" xmlns:oel="http://schemas.microsoft.com/office/2019/extlst" xmlns:r="http://schemas.openxmlformats.org/officeDocument/2006/relationships" xmlns:m="http://schemas.openxmlformats.org/officeDocument/2006/math" xmlns:v="urn:schemas-microsoft-com:vml" xmlns:wp14="http://schemas.microsoft.com/office/word/2010/wordprocessingDrawing" xmlns:wp="http://schemas.openxmlformats.org/drawingml/2006/wordprocessingDrawing" xmlns:w10="urn:schemas-microsoft-com:office:word" xmlns:w="http://schemas.openxmlformats.org/wordprocessingml/2006/main" xmlns:w14="http://schemas.microsoft.com/office/word/2010/wordml" xmlns:w15="http://schemas.microsoft.com/office/word/2012/wordml" xmlns:w16cex="http://schemas.microsoft.com/office/word/2018/wordml/cex" xmlns:w16cid="http://schemas.microsoft.com/office/word/2016/wordml/cid" xmlns:w16="http://schemas.microsoft.com/office/word/2018/wordml" xmlns:w16du="http://schemas.microsoft.com/office/word/2023/wordml/word16du" xmlns:w16sdtdh="http://schemas.microsoft.com/office/word/2020/wordml/sdtdatahash" xmlns:w16sdtfl="http://schemas.microsoft.com/office/word/2024/wordml/sdtformatlock" xmlns:w16se="http://schemas.microsoft.com/office/word/2015/wordml/symex" xmlns:wpg="http://schemas.microsoft.com/office/word/2010/wordprocessingGroup" xmlns:wpi="http://schemas.microsoft.com/office/word/2010/wordprocessingInk" xmlns:wne="http://schemas.microsoft.com/office/word/2006/wordml" xmlns:wps="http://schemas.microsoft.com/office/word/2010/wordprocessingShape" mc:Ignorable="w14 w15 w16se w16cid w16 w16cex w16sdtdh w16sdtfl w16du wp14">
+<w:footnotes xmlns:wpc="http://schemas.microsoft.com/office/word/2010/wordprocessingCanvas" xmlns:cx="http://schemas.microsoft.com/office/drawing/2014/chartex" xmlns:cx1="http://schemas.microsoft.com/office/drawing/2015/9/8/chartex" xmlns:cx2="http://schemas.microsoft.com/office/drawing/2015/10/21/chartex" xmlns:cx3="http://schemas.microsoft.com/office/drawing/2016/5/9/chartex" xmlns:cx4="http://schemas.microsoft.com/office/drawing/2016/5/10/chartex" xmlns:cx5="http://schemas.microsoft.com/office/drawing/2016/5/11/chartex" xmlns:cx6="http://schemas.microsoft.com/office/drawing/2016/5/12/chartex" xmlns:cx7="http://schemas.microsoft.com/office/drawing/2016/5/13/chartex" xmlns:cx8="http://schemas.microsoft.com/office/drawing/2016/5/14/chartex" xmlns:mc="http://schemas.openxmlformats.org/markup-compatibility/2006" xmlns:aink="http://schemas.microsoft.com/office/drawing/2016/ink" xmlns:am3d="http://schemas.microsoft.com/office/drawing/2017/model3d" xmlns:o="urn:schemas-microsoft-com:office:office" xmlns:r="http://schemas.openxmlformats.org/officeDocument/2006/relationships" xmlns:m="http://schemas.openxmlformats.org/officeDocument/2006/math" xmlns:v="urn:schemas-microsoft-com:vml" xmlns:wp14="http://schemas.microsoft.com/office/word/2010/wordprocessingDrawing" xmlns:wp="http://schemas.openxmlformats.org/drawingml/2006/wordprocessingDrawing" xmlns:w10="urn:schemas-microsoft-com:office:word" xmlns:w="http://schemas.openxmlformats.org/wordprocessingml/2006/main" xmlns:w14="http://schemas.microsoft.com/office/word/2010/wordml" xmlns:w15="http://schemas.microsoft.com/office/word/2012/wordml" xmlns:w16cex="http://schemas.microsoft.com/office/word/2018/wordml/cex" xmlns:w16cid="http://schemas.microsoft.com/office/word/2016/wordml/cid" xmlns:w16="http://schemas.microsoft.com/office/word/2018/wordml" xmlns:w16sdtdh="http://schemas.microsoft.com/office/word/2020/wordml/sdtdatahash" xmlns:w16se="http://schemas.microsoft.com/office/word/2015/wordml/symex" xmlns:wpg="http://schemas.microsoft.com/office/word/2010/wordprocessingGroup" xmlns:wpi="http://schemas.microsoft.com/office/word/2010/wordprocessingInk" xmlns:wne="http://schemas.microsoft.com/office/word/2006/wordml" xmlns:wps="http://schemas.microsoft.com/office/word/2010/wordprocessingShape" mc:Ignorable="w14 w15 w16se w16cid w16 w16cex w16sdtdh wp14">
   <w:footnote w:type="separator" w:id="-1">
     <w:p>
       <w:pPr>
@@ -417,8 +5051,1051 @@
 </file>
 
 <file path=word/numbering.xml><?xml version="1.0" encoding="utf-8"?>
-<w:numbering xmlns:wpc="http://schemas.microsoft.com/office/word/2010/wordprocessingCanvas" xmlns:cx="http://schemas.microsoft.com/office/drawing/2014/chartex" xmlns:cx1="http://schemas.microsoft.com/office/drawing/2015/9/8/chartex" xmlns:cx2="http://schemas.microsoft.com/office/drawing/2015/10/21/chartex" xmlns:cx3="http://schemas.microsoft.com/office/drawing/2016/5/9/chartex" xmlns:cx4="http://schemas.microsoft.com/office/drawing/2016/5/10/chartex" xmlns:cx5="http://schemas.microsoft.com/office/drawing/2016/5/11/chartex" xmlns:cx6="http://schemas.microsoft.com/office/drawing/2016/5/12/chartex" xmlns:cx7="http://schemas.microsoft.com/office/drawing/2016/5/13/chartex" xmlns:cx8="http://schemas.microsoft.com/office/drawing/2016/5/14/chartex" xmlns:mc="http://schemas.openxmlformats.org/markup-compatibility/2006" xmlns:aink="http://schemas.microsoft.com/office/drawing/2016/ink" xmlns:am3d="http://schemas.microsoft.com/office/drawing/2017/model3d" xmlns:o="urn:schemas-microsoft-com:office:office" xmlns:oel="http://schemas.microsoft.com/office/2019/extlst" xmlns:r="http://schemas.openxmlformats.org/officeDocument/2006/relationships" xmlns:m="http://schemas.openxmlformats.org/officeDocument/2006/math" xmlns:v="urn:schemas-microsoft-com:vml" xmlns:wp14="http://schemas.microsoft.com/office/word/2010/wordprocessingDrawing" xmlns:wp="http://schemas.openxmlformats.org/drawingml/2006/wordprocessingDrawing" xmlns:w10="urn:schemas-microsoft-com:office:word" xmlns:w="http://schemas.openxmlformats.org/wordprocessingml/2006/main" xmlns:w14="http://schemas.microsoft.com/office/word/2010/wordml" xmlns:w15="http://schemas.microsoft.com/office/word/2012/wordml" xmlns:w16cex="http://schemas.microsoft.com/office/word/2018/wordml/cex" xmlns:w16cid="http://schemas.microsoft.com/office/word/2016/wordml/cid" xmlns:w16="http://schemas.microsoft.com/office/word/2018/wordml" xmlns:w16du="http://schemas.microsoft.com/office/word/2023/wordml/word16du" xmlns:w16sdtdh="http://schemas.microsoft.com/office/word/2020/wordml/sdtdatahash" xmlns:w16sdtfl="http://schemas.microsoft.com/office/word/2024/wordml/sdtformatlock" xmlns:w16se="http://schemas.microsoft.com/office/word/2015/wordml/symex" xmlns:wpg="http://schemas.microsoft.com/office/word/2010/wordprocessingGroup" xmlns:wpi="http://schemas.microsoft.com/office/word/2010/wordprocessingInk" xmlns:wne="http://schemas.microsoft.com/office/word/2006/wordml" xmlns:wps="http://schemas.microsoft.com/office/word/2010/wordprocessingShape" mc:Ignorable="w14 w15 w16se w16cid w16 w16cex w16sdtdh w16sdtfl w16du wp14">
+<w:numbering xmlns:wpc="http://schemas.microsoft.com/office/word/2010/wordprocessingCanvas" xmlns:cx="http://schemas.microsoft.com/office/drawing/2014/chartex" xmlns:cx1="http://schemas.microsoft.com/office/drawing/2015/9/8/chartex" xmlns:cx2="http://schemas.microsoft.com/office/drawing/2015/10/21/chartex" xmlns:cx3="http://schemas.microsoft.com/office/drawing/2016/5/9/chartex" xmlns:cx4="http://schemas.microsoft.com/office/drawing/2016/5/10/chartex" xmlns:cx5="http://schemas.microsoft.com/office/drawing/2016/5/11/chartex" xmlns:cx6="http://schemas.microsoft.com/office/drawing/2016/5/12/chartex" xmlns:cx7="http://schemas.microsoft.com/office/drawing/2016/5/13/chartex" xmlns:cx8="http://schemas.microsoft.com/office/drawing/2016/5/14/chartex" xmlns:mc="http://schemas.openxmlformats.org/markup-compatibility/2006" xmlns:aink="http://schemas.microsoft.com/office/drawing/2016/ink" xmlns:am3d="http://schemas.microsoft.com/office/drawing/2017/model3d" xmlns:o="urn:schemas-microsoft-com:office:office" xmlns:r="http://schemas.openxmlformats.org/officeDocument/2006/relationships" xmlns:m="http://schemas.openxmlformats.org/officeDocument/2006/math" xmlns:v="urn:schemas-microsoft-com:vml" xmlns:wp14="http://schemas.microsoft.com/office/word/2010/wordprocessingDrawing" xmlns:wp="http://schemas.openxmlformats.org/drawingml/2006/wordprocessingDrawing" xmlns:w10="urn:schemas-microsoft-com:office:word" xmlns:w="http://schemas.openxmlformats.org/wordprocessingml/2006/main" xmlns:w14="http://schemas.microsoft.com/office/word/2010/wordml" xmlns:w15="http://schemas.microsoft.com/office/word/2012/wordml" xmlns:w16cex="http://schemas.microsoft.com/office/word/2018/wordml/cex" xmlns:w16cid="http://schemas.microsoft.com/office/word/2016/wordml/cid" xmlns:w16="http://schemas.microsoft.com/office/word/2018/wordml" xmlns:w16sdtdh="http://schemas.microsoft.com/office/word/2020/wordml/sdtdatahash" xmlns:w16se="http://schemas.microsoft.com/office/word/2015/wordml/symex" xmlns:wpg="http://schemas.microsoft.com/office/word/2010/wordprocessingGroup" xmlns:wpi="http://schemas.microsoft.com/office/word/2010/wordprocessingInk" xmlns:wne="http://schemas.microsoft.com/office/word/2006/wordml" xmlns:wps="http://schemas.microsoft.com/office/word/2010/wordprocessingShape" mc:Ignorable="w14 w15 w16se w16cid w16 w16cex w16sdtdh wp14">
   <w:abstractNum w:abstractNumId="0" w15:restartNumberingAfterBreak="0">
+    <w:nsid w:val="09872DC0"/>
+    <w:multiLevelType w:val="multilevel"/>
+    <w:tmpl w:val="BEECF51C"/>
+    <w:lvl w:ilvl="0">
+      <w:start w:val="1"/>
+      <w:numFmt w:val="bullet"/>
+      <w:lvlText w:val=""/>
+      <w:lvlJc w:val="left"/>
+      <w:pPr>
+        <w:tabs>
+          <w:tab w:val="num" w:pos="720"/>
+        </w:tabs>
+        <w:ind w:left="720" w:hanging="360"/>
+      </w:pPr>
+      <w:rPr>
+        <w:rFonts w:ascii="Symbol" w:hAnsi="Symbol" w:hint="default"/>
+        <w:sz w:val="20"/>
+      </w:rPr>
+    </w:lvl>
+    <w:lvl w:ilvl="1" w:tentative="1">
+      <w:start w:val="1"/>
+      <w:numFmt w:val="bullet"/>
+      <w:lvlText w:val="o"/>
+      <w:lvlJc w:val="left"/>
+      <w:pPr>
+        <w:tabs>
+          <w:tab w:val="num" w:pos="1440"/>
+        </w:tabs>
+        <w:ind w:left="1440" w:hanging="360"/>
+      </w:pPr>
+      <w:rPr>
+        <w:rFonts w:ascii="Courier New" w:hAnsi="Courier New" w:hint="default"/>
+        <w:sz w:val="20"/>
+      </w:rPr>
+    </w:lvl>
+    <w:lvl w:ilvl="2" w:tentative="1">
+      <w:start w:val="1"/>
+      <w:numFmt w:val="bullet"/>
+      <w:lvlText w:val=""/>
+      <w:lvlJc w:val="left"/>
+      <w:pPr>
+        <w:tabs>
+          <w:tab w:val="num" w:pos="2160"/>
+        </w:tabs>
+        <w:ind w:left="2160" w:hanging="360"/>
+      </w:pPr>
+      <w:rPr>
+        <w:rFonts w:ascii="Wingdings" w:hAnsi="Wingdings" w:hint="default"/>
+        <w:sz w:val="20"/>
+      </w:rPr>
+    </w:lvl>
+    <w:lvl w:ilvl="3" w:tentative="1">
+      <w:start w:val="1"/>
+      <w:numFmt w:val="bullet"/>
+      <w:lvlText w:val=""/>
+      <w:lvlJc w:val="left"/>
+      <w:pPr>
+        <w:tabs>
+          <w:tab w:val="num" w:pos="2880"/>
+        </w:tabs>
+        <w:ind w:left="2880" w:hanging="360"/>
+      </w:pPr>
+      <w:rPr>
+        <w:rFonts w:ascii="Wingdings" w:hAnsi="Wingdings" w:hint="default"/>
+        <w:sz w:val="20"/>
+      </w:rPr>
+    </w:lvl>
+    <w:lvl w:ilvl="4" w:tentative="1">
+      <w:start w:val="1"/>
+      <w:numFmt w:val="bullet"/>
+      <w:lvlText w:val=""/>
+      <w:lvlJc w:val="left"/>
+      <w:pPr>
+        <w:tabs>
+          <w:tab w:val="num" w:pos="3600"/>
+        </w:tabs>
+        <w:ind w:left="3600" w:hanging="360"/>
+      </w:pPr>
+      <w:rPr>
+        <w:rFonts w:ascii="Wingdings" w:hAnsi="Wingdings" w:hint="default"/>
+        <w:sz w:val="20"/>
+      </w:rPr>
+    </w:lvl>
+    <w:lvl w:ilvl="5" w:tentative="1">
+      <w:start w:val="1"/>
+      <w:numFmt w:val="bullet"/>
+      <w:lvlText w:val=""/>
+      <w:lvlJc w:val="left"/>
+      <w:pPr>
+        <w:tabs>
+          <w:tab w:val="num" w:pos="4320"/>
+        </w:tabs>
+        <w:ind w:left="4320" w:hanging="360"/>
+      </w:pPr>
+      <w:rPr>
+        <w:rFonts w:ascii="Wingdings" w:hAnsi="Wingdings" w:hint="default"/>
+        <w:sz w:val="20"/>
+      </w:rPr>
+    </w:lvl>
+    <w:lvl w:ilvl="6" w:tentative="1">
+      <w:start w:val="1"/>
+      <w:numFmt w:val="bullet"/>
+      <w:lvlText w:val=""/>
+      <w:lvlJc w:val="left"/>
+      <w:pPr>
+        <w:tabs>
+          <w:tab w:val="num" w:pos="5040"/>
+        </w:tabs>
+        <w:ind w:left="5040" w:hanging="360"/>
+      </w:pPr>
+      <w:rPr>
+        <w:rFonts w:ascii="Wingdings" w:hAnsi="Wingdings" w:hint="default"/>
+        <w:sz w:val="20"/>
+      </w:rPr>
+    </w:lvl>
+    <w:lvl w:ilvl="7" w:tentative="1">
+      <w:start w:val="1"/>
+      <w:numFmt w:val="bullet"/>
+      <w:lvlText w:val=""/>
+      <w:lvlJc w:val="left"/>
+      <w:pPr>
+        <w:tabs>
+          <w:tab w:val="num" w:pos="5760"/>
+        </w:tabs>
+        <w:ind w:left="5760" w:hanging="360"/>
+      </w:pPr>
+      <w:rPr>
+        <w:rFonts w:ascii="Wingdings" w:hAnsi="Wingdings" w:hint="default"/>
+        <w:sz w:val="20"/>
+      </w:rPr>
+    </w:lvl>
+    <w:lvl w:ilvl="8" w:tentative="1">
+      <w:start w:val="1"/>
+      <w:numFmt w:val="bullet"/>
+      <w:lvlText w:val=""/>
+      <w:lvlJc w:val="left"/>
+      <w:pPr>
+        <w:tabs>
+          <w:tab w:val="num" w:pos="6480"/>
+        </w:tabs>
+        <w:ind w:left="6480" w:hanging="360"/>
+      </w:pPr>
+      <w:rPr>
+        <w:rFonts w:ascii="Wingdings" w:hAnsi="Wingdings" w:hint="default"/>
+        <w:sz w:val="20"/>
+      </w:rPr>
+    </w:lvl>
+  </w:abstractNum>
+  <w:abstractNum w:abstractNumId="1" w15:restartNumberingAfterBreak="0">
+    <w:nsid w:val="19A8057C"/>
+    <w:multiLevelType w:val="multilevel"/>
+    <w:tmpl w:val="3D540DA2"/>
+    <w:lvl w:ilvl="0">
+      <w:start w:val="1"/>
+      <w:numFmt w:val="bullet"/>
+      <w:lvlText w:val=""/>
+      <w:lvlJc w:val="left"/>
+      <w:pPr>
+        <w:tabs>
+          <w:tab w:val="num" w:pos="720"/>
+        </w:tabs>
+        <w:ind w:left="720" w:hanging="360"/>
+      </w:pPr>
+      <w:rPr>
+        <w:rFonts w:ascii="Symbol" w:hAnsi="Symbol" w:hint="default"/>
+        <w:sz w:val="20"/>
+      </w:rPr>
+    </w:lvl>
+    <w:lvl w:ilvl="1" w:tentative="1">
+      <w:start w:val="1"/>
+      <w:numFmt w:val="bullet"/>
+      <w:lvlText w:val="o"/>
+      <w:lvlJc w:val="left"/>
+      <w:pPr>
+        <w:tabs>
+          <w:tab w:val="num" w:pos="1440"/>
+        </w:tabs>
+        <w:ind w:left="1440" w:hanging="360"/>
+      </w:pPr>
+      <w:rPr>
+        <w:rFonts w:ascii="Courier New" w:hAnsi="Courier New" w:hint="default"/>
+        <w:sz w:val="20"/>
+      </w:rPr>
+    </w:lvl>
+    <w:lvl w:ilvl="2" w:tentative="1">
+      <w:start w:val="1"/>
+      <w:numFmt w:val="bullet"/>
+      <w:lvlText w:val=""/>
+      <w:lvlJc w:val="left"/>
+      <w:pPr>
+        <w:tabs>
+          <w:tab w:val="num" w:pos="2160"/>
+        </w:tabs>
+        <w:ind w:left="2160" w:hanging="360"/>
+      </w:pPr>
+      <w:rPr>
+        <w:rFonts w:ascii="Wingdings" w:hAnsi="Wingdings" w:hint="default"/>
+        <w:sz w:val="20"/>
+      </w:rPr>
+    </w:lvl>
+    <w:lvl w:ilvl="3" w:tentative="1">
+      <w:start w:val="1"/>
+      <w:numFmt w:val="bullet"/>
+      <w:lvlText w:val=""/>
+      <w:lvlJc w:val="left"/>
+      <w:pPr>
+        <w:tabs>
+          <w:tab w:val="num" w:pos="2880"/>
+        </w:tabs>
+        <w:ind w:left="2880" w:hanging="360"/>
+      </w:pPr>
+      <w:rPr>
+        <w:rFonts w:ascii="Wingdings" w:hAnsi="Wingdings" w:hint="default"/>
+        <w:sz w:val="20"/>
+      </w:rPr>
+    </w:lvl>
+    <w:lvl w:ilvl="4" w:tentative="1">
+      <w:start w:val="1"/>
+      <w:numFmt w:val="bullet"/>
+      <w:lvlText w:val=""/>
+      <w:lvlJc w:val="left"/>
+      <w:pPr>
+        <w:tabs>
+          <w:tab w:val="num" w:pos="3600"/>
+        </w:tabs>
+        <w:ind w:left="3600" w:hanging="360"/>
+      </w:pPr>
+      <w:rPr>
+        <w:rFonts w:ascii="Wingdings" w:hAnsi="Wingdings" w:hint="default"/>
+        <w:sz w:val="20"/>
+      </w:rPr>
+    </w:lvl>
+    <w:lvl w:ilvl="5" w:tentative="1">
+      <w:start w:val="1"/>
+      <w:numFmt w:val="bullet"/>
+      <w:lvlText w:val=""/>
+      <w:lvlJc w:val="left"/>
+      <w:pPr>
+        <w:tabs>
+          <w:tab w:val="num" w:pos="4320"/>
+        </w:tabs>
+        <w:ind w:left="4320" w:hanging="360"/>
+      </w:pPr>
+      <w:rPr>
+        <w:rFonts w:ascii="Wingdings" w:hAnsi="Wingdings" w:hint="default"/>
+        <w:sz w:val="20"/>
+      </w:rPr>
+    </w:lvl>
+    <w:lvl w:ilvl="6" w:tentative="1">
+      <w:start w:val="1"/>
+      <w:numFmt w:val="bullet"/>
+      <w:lvlText w:val=""/>
+      <w:lvlJc w:val="left"/>
+      <w:pPr>
+        <w:tabs>
+          <w:tab w:val="num" w:pos="5040"/>
+        </w:tabs>
+        <w:ind w:left="5040" w:hanging="360"/>
+      </w:pPr>
+      <w:rPr>
+        <w:rFonts w:ascii="Wingdings" w:hAnsi="Wingdings" w:hint="default"/>
+        <w:sz w:val="20"/>
+      </w:rPr>
+    </w:lvl>
+    <w:lvl w:ilvl="7" w:tentative="1">
+      <w:start w:val="1"/>
+      <w:numFmt w:val="bullet"/>
+      <w:lvlText w:val=""/>
+      <w:lvlJc w:val="left"/>
+      <w:pPr>
+        <w:tabs>
+          <w:tab w:val="num" w:pos="5760"/>
+        </w:tabs>
+        <w:ind w:left="5760" w:hanging="360"/>
+      </w:pPr>
+      <w:rPr>
+        <w:rFonts w:ascii="Wingdings" w:hAnsi="Wingdings" w:hint="default"/>
+        <w:sz w:val="20"/>
+      </w:rPr>
+    </w:lvl>
+    <w:lvl w:ilvl="8" w:tentative="1">
+      <w:start w:val="1"/>
+      <w:numFmt w:val="bullet"/>
+      <w:lvlText w:val=""/>
+      <w:lvlJc w:val="left"/>
+      <w:pPr>
+        <w:tabs>
+          <w:tab w:val="num" w:pos="6480"/>
+        </w:tabs>
+        <w:ind w:left="6480" w:hanging="360"/>
+      </w:pPr>
+      <w:rPr>
+        <w:rFonts w:ascii="Wingdings" w:hAnsi="Wingdings" w:hint="default"/>
+        <w:sz w:val="20"/>
+      </w:rPr>
+    </w:lvl>
+  </w:abstractNum>
+  <w:abstractNum w:abstractNumId="2" w15:restartNumberingAfterBreak="0">
+    <w:nsid w:val="337D7292"/>
+    <w:multiLevelType w:val="multilevel"/>
+    <w:tmpl w:val="38EC0998"/>
+    <w:lvl w:ilvl="0">
+      <w:start w:val="1"/>
+      <w:numFmt w:val="bullet"/>
+      <w:lvlText w:val=""/>
+      <w:lvlJc w:val="left"/>
+      <w:pPr>
+        <w:tabs>
+          <w:tab w:val="num" w:pos="720"/>
+        </w:tabs>
+        <w:ind w:left="720" w:hanging="360"/>
+      </w:pPr>
+      <w:rPr>
+        <w:rFonts w:ascii="Symbol" w:hAnsi="Symbol" w:hint="default"/>
+        <w:sz w:val="20"/>
+      </w:rPr>
+    </w:lvl>
+    <w:lvl w:ilvl="1" w:tentative="1">
+      <w:start w:val="1"/>
+      <w:numFmt w:val="bullet"/>
+      <w:lvlText w:val="o"/>
+      <w:lvlJc w:val="left"/>
+      <w:pPr>
+        <w:tabs>
+          <w:tab w:val="num" w:pos="1440"/>
+        </w:tabs>
+        <w:ind w:left="1440" w:hanging="360"/>
+      </w:pPr>
+      <w:rPr>
+        <w:rFonts w:ascii="Courier New" w:hAnsi="Courier New" w:hint="default"/>
+        <w:sz w:val="20"/>
+      </w:rPr>
+    </w:lvl>
+    <w:lvl w:ilvl="2" w:tentative="1">
+      <w:start w:val="1"/>
+      <w:numFmt w:val="bullet"/>
+      <w:lvlText w:val=""/>
+      <w:lvlJc w:val="left"/>
+      <w:pPr>
+        <w:tabs>
+          <w:tab w:val="num" w:pos="2160"/>
+        </w:tabs>
+        <w:ind w:left="2160" w:hanging="360"/>
+      </w:pPr>
+      <w:rPr>
+        <w:rFonts w:ascii="Wingdings" w:hAnsi="Wingdings" w:hint="default"/>
+        <w:sz w:val="20"/>
+      </w:rPr>
+    </w:lvl>
+    <w:lvl w:ilvl="3" w:tentative="1">
+      <w:start w:val="1"/>
+      <w:numFmt w:val="bullet"/>
+      <w:lvlText w:val=""/>
+      <w:lvlJc w:val="left"/>
+      <w:pPr>
+        <w:tabs>
+          <w:tab w:val="num" w:pos="2880"/>
+        </w:tabs>
+        <w:ind w:left="2880" w:hanging="360"/>
+      </w:pPr>
+      <w:rPr>
+        <w:rFonts w:ascii="Wingdings" w:hAnsi="Wingdings" w:hint="default"/>
+        <w:sz w:val="20"/>
+      </w:rPr>
+    </w:lvl>
+    <w:lvl w:ilvl="4" w:tentative="1">
+      <w:start w:val="1"/>
+      <w:numFmt w:val="bullet"/>
+      <w:lvlText w:val=""/>
+      <w:lvlJc w:val="left"/>
+      <w:pPr>
+        <w:tabs>
+          <w:tab w:val="num" w:pos="3600"/>
+        </w:tabs>
+        <w:ind w:left="3600" w:hanging="360"/>
+      </w:pPr>
+      <w:rPr>
+        <w:rFonts w:ascii="Wingdings" w:hAnsi="Wingdings" w:hint="default"/>
+        <w:sz w:val="20"/>
+      </w:rPr>
+    </w:lvl>
+    <w:lvl w:ilvl="5" w:tentative="1">
+      <w:start w:val="1"/>
+      <w:numFmt w:val="bullet"/>
+      <w:lvlText w:val=""/>
+      <w:lvlJc w:val="left"/>
+      <w:pPr>
+        <w:tabs>
+          <w:tab w:val="num" w:pos="4320"/>
+        </w:tabs>
+        <w:ind w:left="4320" w:hanging="360"/>
+      </w:pPr>
+      <w:rPr>
+        <w:rFonts w:ascii="Wingdings" w:hAnsi="Wingdings" w:hint="default"/>
+        <w:sz w:val="20"/>
+      </w:rPr>
+    </w:lvl>
+    <w:lvl w:ilvl="6" w:tentative="1">
+      <w:start w:val="1"/>
+      <w:numFmt w:val="bullet"/>
+      <w:lvlText w:val=""/>
+      <w:lvlJc w:val="left"/>
+      <w:pPr>
+        <w:tabs>
+          <w:tab w:val="num" w:pos="5040"/>
+        </w:tabs>
+        <w:ind w:left="5040" w:hanging="360"/>
+      </w:pPr>
+      <w:rPr>
+        <w:rFonts w:ascii="Wingdings" w:hAnsi="Wingdings" w:hint="default"/>
+        <w:sz w:val="20"/>
+      </w:rPr>
+    </w:lvl>
+    <w:lvl w:ilvl="7" w:tentative="1">
+      <w:start w:val="1"/>
+      <w:numFmt w:val="bullet"/>
+      <w:lvlText w:val=""/>
+      <w:lvlJc w:val="left"/>
+      <w:pPr>
+        <w:tabs>
+          <w:tab w:val="num" w:pos="5760"/>
+        </w:tabs>
+        <w:ind w:left="5760" w:hanging="360"/>
+      </w:pPr>
+      <w:rPr>
+        <w:rFonts w:ascii="Wingdings" w:hAnsi="Wingdings" w:hint="default"/>
+        <w:sz w:val="20"/>
+      </w:rPr>
+    </w:lvl>
+    <w:lvl w:ilvl="8" w:tentative="1">
+      <w:start w:val="1"/>
+      <w:numFmt w:val="bullet"/>
+      <w:lvlText w:val=""/>
+      <w:lvlJc w:val="left"/>
+      <w:pPr>
+        <w:tabs>
+          <w:tab w:val="num" w:pos="6480"/>
+        </w:tabs>
+        <w:ind w:left="6480" w:hanging="360"/>
+      </w:pPr>
+      <w:rPr>
+        <w:rFonts w:ascii="Wingdings" w:hAnsi="Wingdings" w:hint="default"/>
+        <w:sz w:val="20"/>
+      </w:rPr>
+    </w:lvl>
+  </w:abstractNum>
+  <w:abstractNum w:abstractNumId="3" w15:restartNumberingAfterBreak="0">
+    <w:nsid w:val="425C7BD5"/>
+    <w:multiLevelType w:val="multilevel"/>
+    <w:tmpl w:val="C96239C6"/>
+    <w:lvl w:ilvl="0">
+      <w:start w:val="1"/>
+      <w:numFmt w:val="bullet"/>
+      <w:lvlText w:val=""/>
+      <w:lvlJc w:val="left"/>
+      <w:pPr>
+        <w:tabs>
+          <w:tab w:val="num" w:pos="720"/>
+        </w:tabs>
+        <w:ind w:left="720" w:hanging="360"/>
+      </w:pPr>
+      <w:rPr>
+        <w:rFonts w:ascii="Symbol" w:hAnsi="Symbol" w:hint="default"/>
+        <w:sz w:val="20"/>
+      </w:rPr>
+    </w:lvl>
+    <w:lvl w:ilvl="1" w:tentative="1">
+      <w:start w:val="1"/>
+      <w:numFmt w:val="bullet"/>
+      <w:lvlText w:val="o"/>
+      <w:lvlJc w:val="left"/>
+      <w:pPr>
+        <w:tabs>
+          <w:tab w:val="num" w:pos="1440"/>
+        </w:tabs>
+        <w:ind w:left="1440" w:hanging="360"/>
+      </w:pPr>
+      <w:rPr>
+        <w:rFonts w:ascii="Courier New" w:hAnsi="Courier New" w:hint="default"/>
+        <w:sz w:val="20"/>
+      </w:rPr>
+    </w:lvl>
+    <w:lvl w:ilvl="2" w:tentative="1">
+      <w:start w:val="1"/>
+      <w:numFmt w:val="bullet"/>
+      <w:lvlText w:val=""/>
+      <w:lvlJc w:val="left"/>
+      <w:pPr>
+        <w:tabs>
+          <w:tab w:val="num" w:pos="2160"/>
+        </w:tabs>
+        <w:ind w:left="2160" w:hanging="360"/>
+      </w:pPr>
+      <w:rPr>
+        <w:rFonts w:ascii="Wingdings" w:hAnsi="Wingdings" w:hint="default"/>
+        <w:sz w:val="20"/>
+      </w:rPr>
+    </w:lvl>
+    <w:lvl w:ilvl="3" w:tentative="1">
+      <w:start w:val="1"/>
+      <w:numFmt w:val="bullet"/>
+      <w:lvlText w:val=""/>
+      <w:lvlJc w:val="left"/>
+      <w:pPr>
+        <w:tabs>
+          <w:tab w:val="num" w:pos="2880"/>
+        </w:tabs>
+        <w:ind w:left="2880" w:hanging="360"/>
+      </w:pPr>
+      <w:rPr>
+        <w:rFonts w:ascii="Wingdings" w:hAnsi="Wingdings" w:hint="default"/>
+        <w:sz w:val="20"/>
+      </w:rPr>
+    </w:lvl>
+    <w:lvl w:ilvl="4" w:tentative="1">
+      <w:start w:val="1"/>
+      <w:numFmt w:val="bullet"/>
+      <w:lvlText w:val=""/>
+      <w:lvlJc w:val="left"/>
+      <w:pPr>
+        <w:tabs>
+          <w:tab w:val="num" w:pos="3600"/>
+        </w:tabs>
+        <w:ind w:left="3600" w:hanging="360"/>
+      </w:pPr>
+      <w:rPr>
+        <w:rFonts w:ascii="Wingdings" w:hAnsi="Wingdings" w:hint="default"/>
+        <w:sz w:val="20"/>
+      </w:rPr>
+    </w:lvl>
+    <w:lvl w:ilvl="5" w:tentative="1">
+      <w:start w:val="1"/>
+      <w:numFmt w:val="bullet"/>
+      <w:lvlText w:val=""/>
+      <w:lvlJc w:val="left"/>
+      <w:pPr>
+        <w:tabs>
+          <w:tab w:val="num" w:pos="4320"/>
+        </w:tabs>
+        <w:ind w:left="4320" w:hanging="360"/>
+      </w:pPr>
+      <w:rPr>
+        <w:rFonts w:ascii="Wingdings" w:hAnsi="Wingdings" w:hint="default"/>
+        <w:sz w:val="20"/>
+      </w:rPr>
+    </w:lvl>
+    <w:lvl w:ilvl="6" w:tentative="1">
+      <w:start w:val="1"/>
+      <w:numFmt w:val="bullet"/>
+      <w:lvlText w:val=""/>
+      <w:lvlJc w:val="left"/>
+      <w:pPr>
+        <w:tabs>
+          <w:tab w:val="num" w:pos="5040"/>
+        </w:tabs>
+        <w:ind w:left="5040" w:hanging="360"/>
+      </w:pPr>
+      <w:rPr>
+        <w:rFonts w:ascii="Wingdings" w:hAnsi="Wingdings" w:hint="default"/>
+        <w:sz w:val="20"/>
+      </w:rPr>
+    </w:lvl>
+    <w:lvl w:ilvl="7" w:tentative="1">
+      <w:start w:val="1"/>
+      <w:numFmt w:val="bullet"/>
+      <w:lvlText w:val=""/>
+      <w:lvlJc w:val="left"/>
+      <w:pPr>
+        <w:tabs>
+          <w:tab w:val="num" w:pos="5760"/>
+        </w:tabs>
+        <w:ind w:left="5760" w:hanging="360"/>
+      </w:pPr>
+      <w:rPr>
+        <w:rFonts w:ascii="Wingdings" w:hAnsi="Wingdings" w:hint="default"/>
+        <w:sz w:val="20"/>
+      </w:rPr>
+    </w:lvl>
+    <w:lvl w:ilvl="8" w:tentative="1">
+      <w:start w:val="1"/>
+      <w:numFmt w:val="bullet"/>
+      <w:lvlText w:val=""/>
+      <w:lvlJc w:val="left"/>
+      <w:pPr>
+        <w:tabs>
+          <w:tab w:val="num" w:pos="6480"/>
+        </w:tabs>
+        <w:ind w:left="6480" w:hanging="360"/>
+      </w:pPr>
+      <w:rPr>
+        <w:rFonts w:ascii="Wingdings" w:hAnsi="Wingdings" w:hint="default"/>
+        <w:sz w:val="20"/>
+      </w:rPr>
+    </w:lvl>
+  </w:abstractNum>
+  <w:abstractNum w:abstractNumId="4" w15:restartNumberingAfterBreak="0">
+    <w:nsid w:val="4539509E"/>
+    <w:multiLevelType w:val="multilevel"/>
+    <w:tmpl w:val="E57E9C8C"/>
+    <w:lvl w:ilvl="0">
+      <w:start w:val="1"/>
+      <w:numFmt w:val="bullet"/>
+      <w:lvlText w:val=""/>
+      <w:lvlJc w:val="left"/>
+      <w:pPr>
+        <w:tabs>
+          <w:tab w:val="num" w:pos="720"/>
+        </w:tabs>
+        <w:ind w:left="720" w:hanging="360"/>
+      </w:pPr>
+      <w:rPr>
+        <w:rFonts w:ascii="Symbol" w:hAnsi="Symbol" w:hint="default"/>
+        <w:sz w:val="20"/>
+      </w:rPr>
+    </w:lvl>
+    <w:lvl w:ilvl="1" w:tentative="1">
+      <w:start w:val="1"/>
+      <w:numFmt w:val="bullet"/>
+      <w:lvlText w:val="o"/>
+      <w:lvlJc w:val="left"/>
+      <w:pPr>
+        <w:tabs>
+          <w:tab w:val="num" w:pos="1440"/>
+        </w:tabs>
+        <w:ind w:left="1440" w:hanging="360"/>
+      </w:pPr>
+      <w:rPr>
+        <w:rFonts w:ascii="Courier New" w:hAnsi="Courier New" w:hint="default"/>
+        <w:sz w:val="20"/>
+      </w:rPr>
+    </w:lvl>
+    <w:lvl w:ilvl="2" w:tentative="1">
+      <w:start w:val="1"/>
+      <w:numFmt w:val="bullet"/>
+      <w:lvlText w:val=""/>
+      <w:lvlJc w:val="left"/>
+      <w:pPr>
+        <w:tabs>
+          <w:tab w:val="num" w:pos="2160"/>
+        </w:tabs>
+        <w:ind w:left="2160" w:hanging="360"/>
+      </w:pPr>
+      <w:rPr>
+        <w:rFonts w:ascii="Wingdings" w:hAnsi="Wingdings" w:hint="default"/>
+        <w:sz w:val="20"/>
+      </w:rPr>
+    </w:lvl>
+    <w:lvl w:ilvl="3" w:tentative="1">
+      <w:start w:val="1"/>
+      <w:numFmt w:val="bullet"/>
+      <w:lvlText w:val=""/>
+      <w:lvlJc w:val="left"/>
+      <w:pPr>
+        <w:tabs>
+          <w:tab w:val="num" w:pos="2880"/>
+        </w:tabs>
+        <w:ind w:left="2880" w:hanging="360"/>
+      </w:pPr>
+      <w:rPr>
+        <w:rFonts w:ascii="Wingdings" w:hAnsi="Wingdings" w:hint="default"/>
+        <w:sz w:val="20"/>
+      </w:rPr>
+    </w:lvl>
+    <w:lvl w:ilvl="4" w:tentative="1">
+      <w:start w:val="1"/>
+      <w:numFmt w:val="bullet"/>
+      <w:lvlText w:val=""/>
+      <w:lvlJc w:val="left"/>
+      <w:pPr>
+        <w:tabs>
+          <w:tab w:val="num" w:pos="3600"/>
+        </w:tabs>
+        <w:ind w:left="3600" w:hanging="360"/>
+      </w:pPr>
+      <w:rPr>
+        <w:rFonts w:ascii="Wingdings" w:hAnsi="Wingdings" w:hint="default"/>
+        <w:sz w:val="20"/>
+      </w:rPr>
+    </w:lvl>
+    <w:lvl w:ilvl="5" w:tentative="1">
+      <w:start w:val="1"/>
+      <w:numFmt w:val="bullet"/>
+      <w:lvlText w:val=""/>
+      <w:lvlJc w:val="left"/>
+      <w:pPr>
+        <w:tabs>
+          <w:tab w:val="num" w:pos="4320"/>
+        </w:tabs>
+        <w:ind w:left="4320" w:hanging="360"/>
+      </w:pPr>
+      <w:rPr>
+        <w:rFonts w:ascii="Wingdings" w:hAnsi="Wingdings" w:hint="default"/>
+        <w:sz w:val="20"/>
+      </w:rPr>
+    </w:lvl>
+    <w:lvl w:ilvl="6" w:tentative="1">
+      <w:start w:val="1"/>
+      <w:numFmt w:val="bullet"/>
+      <w:lvlText w:val=""/>
+      <w:lvlJc w:val="left"/>
+      <w:pPr>
+        <w:tabs>
+          <w:tab w:val="num" w:pos="5040"/>
+        </w:tabs>
+        <w:ind w:left="5040" w:hanging="360"/>
+      </w:pPr>
+      <w:rPr>
+        <w:rFonts w:ascii="Wingdings" w:hAnsi="Wingdings" w:hint="default"/>
+        <w:sz w:val="20"/>
+      </w:rPr>
+    </w:lvl>
+    <w:lvl w:ilvl="7" w:tentative="1">
+      <w:start w:val="1"/>
+      <w:numFmt w:val="bullet"/>
+      <w:lvlText w:val=""/>
+      <w:lvlJc w:val="left"/>
+      <w:pPr>
+        <w:tabs>
+          <w:tab w:val="num" w:pos="5760"/>
+        </w:tabs>
+        <w:ind w:left="5760" w:hanging="360"/>
+      </w:pPr>
+      <w:rPr>
+        <w:rFonts w:ascii="Wingdings" w:hAnsi="Wingdings" w:hint="default"/>
+        <w:sz w:val="20"/>
+      </w:rPr>
+    </w:lvl>
+    <w:lvl w:ilvl="8" w:tentative="1">
+      <w:start w:val="1"/>
+      <w:numFmt w:val="bullet"/>
+      <w:lvlText w:val=""/>
+      <w:lvlJc w:val="left"/>
+      <w:pPr>
+        <w:tabs>
+          <w:tab w:val="num" w:pos="6480"/>
+        </w:tabs>
+        <w:ind w:left="6480" w:hanging="360"/>
+      </w:pPr>
+      <w:rPr>
+        <w:rFonts w:ascii="Wingdings" w:hAnsi="Wingdings" w:hint="default"/>
+        <w:sz w:val="20"/>
+      </w:rPr>
+    </w:lvl>
+  </w:abstractNum>
+  <w:abstractNum w:abstractNumId="5" w15:restartNumberingAfterBreak="0">
+    <w:nsid w:val="55C238DA"/>
+    <w:multiLevelType w:val="multilevel"/>
+    <w:tmpl w:val="64AEEDD2"/>
+    <w:lvl w:ilvl="0">
+      <w:start w:val="1"/>
+      <w:numFmt w:val="bullet"/>
+      <w:lvlText w:val=""/>
+      <w:lvlJc w:val="left"/>
+      <w:pPr>
+        <w:tabs>
+          <w:tab w:val="num" w:pos="720"/>
+        </w:tabs>
+        <w:ind w:left="720" w:hanging="360"/>
+      </w:pPr>
+      <w:rPr>
+        <w:rFonts w:ascii="Symbol" w:hAnsi="Symbol" w:hint="default"/>
+        <w:sz w:val="20"/>
+      </w:rPr>
+    </w:lvl>
+    <w:lvl w:ilvl="1" w:tentative="1">
+      <w:start w:val="1"/>
+      <w:numFmt w:val="bullet"/>
+      <w:lvlText w:val="o"/>
+      <w:lvlJc w:val="left"/>
+      <w:pPr>
+        <w:tabs>
+          <w:tab w:val="num" w:pos="1440"/>
+        </w:tabs>
+        <w:ind w:left="1440" w:hanging="360"/>
+      </w:pPr>
+      <w:rPr>
+        <w:rFonts w:ascii="Courier New" w:hAnsi="Courier New" w:hint="default"/>
+        <w:sz w:val="20"/>
+      </w:rPr>
+    </w:lvl>
+    <w:lvl w:ilvl="2" w:tentative="1">
+      <w:start w:val="1"/>
+      <w:numFmt w:val="bullet"/>
+      <w:lvlText w:val=""/>
+      <w:lvlJc w:val="left"/>
+      <w:pPr>
+        <w:tabs>
+          <w:tab w:val="num" w:pos="2160"/>
+        </w:tabs>
+        <w:ind w:left="2160" w:hanging="360"/>
+      </w:pPr>
+      <w:rPr>
+        <w:rFonts w:ascii="Wingdings" w:hAnsi="Wingdings" w:hint="default"/>
+        <w:sz w:val="20"/>
+      </w:rPr>
+    </w:lvl>
+    <w:lvl w:ilvl="3" w:tentative="1">
+      <w:start w:val="1"/>
+      <w:numFmt w:val="bullet"/>
+      <w:lvlText w:val=""/>
+      <w:lvlJc w:val="left"/>
+      <w:pPr>
+        <w:tabs>
+          <w:tab w:val="num" w:pos="2880"/>
+        </w:tabs>
+        <w:ind w:left="2880" w:hanging="360"/>
+      </w:pPr>
+      <w:rPr>
+        <w:rFonts w:ascii="Wingdings" w:hAnsi="Wingdings" w:hint="default"/>
+        <w:sz w:val="20"/>
+      </w:rPr>
+    </w:lvl>
+    <w:lvl w:ilvl="4" w:tentative="1">
+      <w:start w:val="1"/>
+      <w:numFmt w:val="bullet"/>
+      <w:lvlText w:val=""/>
+      <w:lvlJc w:val="left"/>
+      <w:pPr>
+        <w:tabs>
+          <w:tab w:val="num" w:pos="3600"/>
+        </w:tabs>
+        <w:ind w:left="3600" w:hanging="360"/>
+      </w:pPr>
+      <w:rPr>
+        <w:rFonts w:ascii="Wingdings" w:hAnsi="Wingdings" w:hint="default"/>
+        <w:sz w:val="20"/>
+      </w:rPr>
+    </w:lvl>
+    <w:lvl w:ilvl="5" w:tentative="1">
+      <w:start w:val="1"/>
+      <w:numFmt w:val="bullet"/>
+      <w:lvlText w:val=""/>
+      <w:lvlJc w:val="left"/>
+      <w:pPr>
+        <w:tabs>
+          <w:tab w:val="num" w:pos="4320"/>
+        </w:tabs>
+        <w:ind w:left="4320" w:hanging="360"/>
+      </w:pPr>
+      <w:rPr>
+        <w:rFonts w:ascii="Wingdings" w:hAnsi="Wingdings" w:hint="default"/>
+        <w:sz w:val="20"/>
+      </w:rPr>
+    </w:lvl>
+    <w:lvl w:ilvl="6" w:tentative="1">
+      <w:start w:val="1"/>
+      <w:numFmt w:val="bullet"/>
+      <w:lvlText w:val=""/>
+      <w:lvlJc w:val="left"/>
+      <w:pPr>
+        <w:tabs>
+          <w:tab w:val="num" w:pos="5040"/>
+        </w:tabs>
+        <w:ind w:left="5040" w:hanging="360"/>
+      </w:pPr>
+      <w:rPr>
+        <w:rFonts w:ascii="Wingdings" w:hAnsi="Wingdings" w:hint="default"/>
+        <w:sz w:val="20"/>
+      </w:rPr>
+    </w:lvl>
+    <w:lvl w:ilvl="7" w:tentative="1">
+      <w:start w:val="1"/>
+      <w:numFmt w:val="bullet"/>
+      <w:lvlText w:val=""/>
+      <w:lvlJc w:val="left"/>
+      <w:pPr>
+        <w:tabs>
+          <w:tab w:val="num" w:pos="5760"/>
+        </w:tabs>
+        <w:ind w:left="5760" w:hanging="360"/>
+      </w:pPr>
+      <w:rPr>
+        <w:rFonts w:ascii="Wingdings" w:hAnsi="Wingdings" w:hint="default"/>
+        <w:sz w:val="20"/>
+      </w:rPr>
+    </w:lvl>
+    <w:lvl w:ilvl="8" w:tentative="1">
+      <w:start w:val="1"/>
+      <w:numFmt w:val="bullet"/>
+      <w:lvlText w:val=""/>
+      <w:lvlJc w:val="left"/>
+      <w:pPr>
+        <w:tabs>
+          <w:tab w:val="num" w:pos="6480"/>
+        </w:tabs>
+        <w:ind w:left="6480" w:hanging="360"/>
+      </w:pPr>
+      <w:rPr>
+        <w:rFonts w:ascii="Wingdings" w:hAnsi="Wingdings" w:hint="default"/>
+        <w:sz w:val="20"/>
+      </w:rPr>
+    </w:lvl>
+  </w:abstractNum>
+  <w:abstractNum w:abstractNumId="6" w15:restartNumberingAfterBreak="0">
+    <w:nsid w:val="5A8F73B4"/>
+    <w:multiLevelType w:val="multilevel"/>
+    <w:tmpl w:val="319694F4"/>
+    <w:lvl w:ilvl="0">
+      <w:start w:val="1"/>
+      <w:numFmt w:val="bullet"/>
+      <w:lvlText w:val=""/>
+      <w:lvlJc w:val="left"/>
+      <w:pPr>
+        <w:tabs>
+          <w:tab w:val="num" w:pos="720"/>
+        </w:tabs>
+        <w:ind w:left="720" w:hanging="360"/>
+      </w:pPr>
+      <w:rPr>
+        <w:rFonts w:ascii="Symbol" w:hAnsi="Symbol" w:hint="default"/>
+        <w:sz w:val="20"/>
+      </w:rPr>
+    </w:lvl>
+    <w:lvl w:ilvl="1" w:tentative="1">
+      <w:start w:val="1"/>
+      <w:numFmt w:val="bullet"/>
+      <w:lvlText w:val="o"/>
+      <w:lvlJc w:val="left"/>
+      <w:pPr>
+        <w:tabs>
+          <w:tab w:val="num" w:pos="1440"/>
+        </w:tabs>
+        <w:ind w:left="1440" w:hanging="360"/>
+      </w:pPr>
+      <w:rPr>
+        <w:rFonts w:ascii="Courier New" w:hAnsi="Courier New" w:hint="default"/>
+        <w:sz w:val="20"/>
+      </w:rPr>
+    </w:lvl>
+    <w:lvl w:ilvl="2" w:tentative="1">
+      <w:start w:val="1"/>
+      <w:numFmt w:val="bullet"/>
+      <w:lvlText w:val=""/>
+      <w:lvlJc w:val="left"/>
+      <w:pPr>
+        <w:tabs>
+          <w:tab w:val="num" w:pos="2160"/>
+        </w:tabs>
+        <w:ind w:left="2160" w:hanging="360"/>
+      </w:pPr>
+      <w:rPr>
+        <w:rFonts w:ascii="Wingdings" w:hAnsi="Wingdings" w:hint="default"/>
+        <w:sz w:val="20"/>
+      </w:rPr>
+    </w:lvl>
+    <w:lvl w:ilvl="3" w:tentative="1">
+      <w:start w:val="1"/>
+      <w:numFmt w:val="bullet"/>
+      <w:lvlText w:val=""/>
+      <w:lvlJc w:val="left"/>
+      <w:pPr>
+        <w:tabs>
+          <w:tab w:val="num" w:pos="2880"/>
+        </w:tabs>
+        <w:ind w:left="2880" w:hanging="360"/>
+      </w:pPr>
+      <w:rPr>
+        <w:rFonts w:ascii="Wingdings" w:hAnsi="Wingdings" w:hint="default"/>
+        <w:sz w:val="20"/>
+      </w:rPr>
+    </w:lvl>
+    <w:lvl w:ilvl="4" w:tentative="1">
+      <w:start w:val="1"/>
+      <w:numFmt w:val="bullet"/>
+      <w:lvlText w:val=""/>
+      <w:lvlJc w:val="left"/>
+      <w:pPr>
+        <w:tabs>
+          <w:tab w:val="num" w:pos="3600"/>
+        </w:tabs>
+        <w:ind w:left="3600" w:hanging="360"/>
+      </w:pPr>
+      <w:rPr>
+        <w:rFonts w:ascii="Wingdings" w:hAnsi="Wingdings" w:hint="default"/>
+        <w:sz w:val="20"/>
+      </w:rPr>
+    </w:lvl>
+    <w:lvl w:ilvl="5" w:tentative="1">
+      <w:start w:val="1"/>
+      <w:numFmt w:val="bullet"/>
+      <w:lvlText w:val=""/>
+      <w:lvlJc w:val="left"/>
+      <w:pPr>
+        <w:tabs>
+          <w:tab w:val="num" w:pos="4320"/>
+        </w:tabs>
+        <w:ind w:left="4320" w:hanging="360"/>
+      </w:pPr>
+      <w:rPr>
+        <w:rFonts w:ascii="Wingdings" w:hAnsi="Wingdings" w:hint="default"/>
+        <w:sz w:val="20"/>
+      </w:rPr>
+    </w:lvl>
+    <w:lvl w:ilvl="6" w:tentative="1">
+      <w:start w:val="1"/>
+      <w:numFmt w:val="bullet"/>
+      <w:lvlText w:val=""/>
+      <w:lvlJc w:val="left"/>
+      <w:pPr>
+        <w:tabs>
+          <w:tab w:val="num" w:pos="5040"/>
+        </w:tabs>
+        <w:ind w:left="5040" w:hanging="360"/>
+      </w:pPr>
+      <w:rPr>
+        <w:rFonts w:ascii="Wingdings" w:hAnsi="Wingdings" w:hint="default"/>
+        <w:sz w:val="20"/>
+      </w:rPr>
+    </w:lvl>
+    <w:lvl w:ilvl="7" w:tentative="1">
+      <w:start w:val="1"/>
+      <w:numFmt w:val="bullet"/>
+      <w:lvlText w:val=""/>
+      <w:lvlJc w:val="left"/>
+      <w:pPr>
+        <w:tabs>
+          <w:tab w:val="num" w:pos="5760"/>
+        </w:tabs>
+        <w:ind w:left="5760" w:hanging="360"/>
+      </w:pPr>
+      <w:rPr>
+        <w:rFonts w:ascii="Wingdings" w:hAnsi="Wingdings" w:hint="default"/>
+        <w:sz w:val="20"/>
+      </w:rPr>
+    </w:lvl>
+    <w:lvl w:ilvl="8" w:tentative="1">
+      <w:start w:val="1"/>
+      <w:numFmt w:val="bullet"/>
+      <w:lvlText w:val=""/>
+      <w:lvlJc w:val="left"/>
+      <w:pPr>
+        <w:tabs>
+          <w:tab w:val="num" w:pos="6480"/>
+        </w:tabs>
+        <w:ind w:left="6480" w:hanging="360"/>
+      </w:pPr>
+      <w:rPr>
+        <w:rFonts w:ascii="Wingdings" w:hAnsi="Wingdings" w:hint="default"/>
+        <w:sz w:val="20"/>
+      </w:rPr>
+    </w:lvl>
+  </w:abstractNum>
+  <w:abstractNum w:abstractNumId="7" w15:restartNumberingAfterBreak="0">
     <w:nsid w:val="6A15670E"/>
     <w:multiLevelType w:val="multilevel"/>
     <w:tmpl w:val="A964E2F8"/>
@@ -531,14 +6208,35 @@
       </w:pPr>
     </w:lvl>
   </w:abstractNum>
-  <w:num w:numId="1" w16cid:durableId="2097625682">
+  <w:num w:numId="1">
+    <w:abstractNumId w:val="7"/>
+  </w:num>
+  <w:num w:numId="2">
+    <w:abstractNumId w:val="3"/>
+  </w:num>
+  <w:num w:numId="3">
+    <w:abstractNumId w:val="5"/>
+  </w:num>
+  <w:num w:numId="4">
+    <w:abstractNumId w:val="1"/>
+  </w:num>
+  <w:num w:numId="5">
+    <w:abstractNumId w:val="2"/>
+  </w:num>
+  <w:num w:numId="6">
+    <w:abstractNumId w:val="4"/>
+  </w:num>
+  <w:num w:numId="7">
     <w:abstractNumId w:val="0"/>
+  </w:num>
+  <w:num w:numId="8">
+    <w:abstractNumId w:val="6"/>
   </w:num>
 </w:numbering>
 </file>
 
 <file path=word/styles.xml><?xml version="1.0" encoding="utf-8"?>
-<w:styles xmlns:mc="http://schemas.openxmlformats.org/markup-compatibility/2006" xmlns:r="http://schemas.openxmlformats.org/officeDocument/2006/relationships" xmlns:w="http://schemas.openxmlformats.org/wordprocessingml/2006/main" xmlns:w14="http://schemas.microsoft.com/office/word/2010/wordml" xmlns:w15="http://schemas.microsoft.com/office/word/2012/wordml" xmlns:w16cex="http://schemas.microsoft.com/office/word/2018/wordml/cex" xmlns:w16cid="http://schemas.microsoft.com/office/word/2016/wordml/cid" xmlns:w16="http://schemas.microsoft.com/office/word/2018/wordml" xmlns:w16du="http://schemas.microsoft.com/office/word/2023/wordml/word16du" xmlns:w16sdtdh="http://schemas.microsoft.com/office/word/2020/wordml/sdtdatahash" xmlns:w16sdtfl="http://schemas.microsoft.com/office/word/2024/wordml/sdtformatlock" xmlns:w16se="http://schemas.microsoft.com/office/word/2015/wordml/symex" mc:Ignorable="w14 w15 w16se w16cid w16 w16cex w16sdtdh w16sdtfl w16du">
+<w:styles xmlns:mc="http://schemas.openxmlformats.org/markup-compatibility/2006" xmlns:r="http://schemas.openxmlformats.org/officeDocument/2006/relationships" xmlns:w="http://schemas.openxmlformats.org/wordprocessingml/2006/main" xmlns:w14="http://schemas.microsoft.com/office/word/2010/wordml" xmlns:w15="http://schemas.microsoft.com/office/word/2012/wordml" xmlns:w16cex="http://schemas.microsoft.com/office/word/2018/wordml/cex" xmlns:w16cid="http://schemas.microsoft.com/office/word/2016/wordml/cid" xmlns:w16="http://schemas.microsoft.com/office/word/2018/wordml" xmlns:w16sdtdh="http://schemas.microsoft.com/office/word/2020/wordml/sdtdatahash" xmlns:w16se="http://schemas.microsoft.com/office/word/2015/wordml/symex" mc:Ignorable="w14 w15 w16se w16cid w16 w16cex w16sdtdh">
   <w:docDefaults>
     <w:rPrDefault>
       <w:rPr>
@@ -1140,6 +6838,7 @@
   <w:style w:type="character" w:default="1" w:styleId="DefaultParagraphFont">
     <w:name w:val="Default Paragraph Font"/>
     <w:uiPriority w:val="1"/>
+    <w:semiHidden/>
     <w:unhideWhenUsed/>
   </w:style>
   <w:style w:type="table" w:default="1" w:styleId="TableNormal">
@@ -1498,6 +7197,51 @@
     <w:uiPriority w:val="99"/>
     <w:rsid w:val="00304FD4"/>
   </w:style>
+  <w:style w:type="character" w:customStyle="1" w:styleId="t286pc">
+    <w:name w:val="t286pc"/>
+    <w:basedOn w:val="DefaultParagraphFont"/>
+    <w:rsid w:val="009C6892"/>
+  </w:style>
+  <w:style w:type="character" w:styleId="Strong">
+    <w:name w:val="Strong"/>
+    <w:basedOn w:val="DefaultParagraphFont"/>
+    <w:uiPriority w:val="22"/>
+    <w:qFormat/>
+    <w:rsid w:val="009C6892"/>
+    <w:rPr>
+      <w:b/>
+      <w:bCs/>
+    </w:rPr>
+  </w:style>
+  <w:style w:type="paragraph" w:customStyle="1" w:styleId="ds-markdown-paragraph">
+    <w:name w:val="ds-markdown-paragraph"/>
+    <w:basedOn w:val="Normal"/>
+    <w:rsid w:val="00EB1EB7"/>
+    <w:pPr>
+      <w:spacing w:before="100" w:beforeAutospacing="1" w:after="100" w:afterAutospacing="1" w:line="240" w:lineRule="auto"/>
+    </w:pPr>
+    <w:rPr>
+      <w:rFonts w:ascii="Times New Roman" w:eastAsia="Times New Roman" w:hAnsi="Times New Roman" w:cs="Times New Roman"/>
+      <w:kern w:val="0"/>
+      <w14:ligatures w14:val="none"/>
+    </w:rPr>
+  </w:style>
+  <w:style w:type="paragraph" w:styleId="NormalWeb">
+    <w:name w:val="Normal (Web)"/>
+    <w:basedOn w:val="Normal"/>
+    <w:uiPriority w:val="99"/>
+    <w:semiHidden/>
+    <w:unhideWhenUsed/>
+    <w:rsid w:val="004A3125"/>
+    <w:pPr>
+      <w:spacing w:before="100" w:beforeAutospacing="1" w:after="100" w:afterAutospacing="1" w:line="240" w:lineRule="auto"/>
+    </w:pPr>
+    <w:rPr>
+      <w:rFonts w:ascii="Times New Roman" w:eastAsia="Times New Roman" w:hAnsi="Times New Roman" w:cs="Times New Roman"/>
+      <w:kern w:val="0"/>
+      <w14:ligatures w14:val="none"/>
+    </w:rPr>
+  </w:style>
 </w:styles>
 </file>
 
@@ -1814,10 +7558,4 @@
     </a:ext>
   </a:extLst>
 </a:theme>
-</file>
-
-<file path=docMetadata/LabelInfo.xml><?xml version="1.0" encoding="utf-8"?>
-<clbl:labelList xmlns:clbl="http://schemas.microsoft.com/office/2020/mipLabelMetadata">
-  <clbl:label id="{19ed6838-8934-4c4c-9c0f-f3f7d20a03aa}" enabled="1" method="Privileged" siteId="{ffcea58c-766b-4eea-9684-92cc7cb3c5e9}" contentBits="2" removed="0"/>
-</clbl:labelList>
 </file>